--- a/GSK/public/Esercizi/07_Risoluzione conflitti/Istruzioni - Gestione e risoluzione di un conflitto.docx
+++ b/GSK/public/Esercizi/07_Risoluzione conflitti/Istruzioni - Gestione e risoluzione di un conflitto.docx
@@ -18,6 +18,21 @@
           <w:szCs w:val="46"/>
           <w:rtl w:val="0"/>
         </w:rPr>
+        <w:t xml:space="preserve">Istruzioni</w:t>
+      </w:r>
+    </w:p>
+    <w:p>
+      <w:pPr>
+        <w:pStyle w:val="Subtitle"/>
+        <w:spacing w:after="240" w:before="240" w:lineRule="auto"/>
+        <w:rPr/>
+      </w:pPr>
+      <w:bookmarkStart w:colFirst="0" w:colLast="0" w:name="_heading=h.yled1r75bsnn" w:id="0"/>
+      <w:bookmarkEnd w:id="0"/>
+      <w:r>
+        <w:rPr>
+          <w:rtl w:val="0"/>
+        </w:rPr>
         <w:t xml:space="preserve">Gestione e risoluzione di un conflitto interno (HR vs. Reparto scientifico)</w:t>
       </w:r>
     </w:p>
@@ -35,18 +50,14 @@
     </w:p>
     <w:p>
       <w:pPr>
+        <w:pStyle w:val="Heading2"/>
         <w:spacing w:after="240" w:before="240" w:lineRule="auto"/>
-        <w:rPr>
-          <w:b w:val="1"/>
-          <w:sz w:val="26"/>
-          <w:szCs w:val="26"/>
-        </w:rPr>
-      </w:pPr>
-      <w:r>
-        <w:rPr>
-          <w:b w:val="1"/>
-          <w:sz w:val="26"/>
-          <w:szCs w:val="26"/>
+        <w:rPr/>
+      </w:pPr>
+      <w:bookmarkStart w:colFirst="0" w:colLast="0" w:name="_heading=h.dqbrlw5022vq" w:id="1"/>
+      <w:bookmarkEnd w:id="1"/>
+      <w:r>
+        <w:rPr>
           <w:rtl w:val="0"/>
         </w:rPr>
         <w:t xml:space="preserve">Contesto dell’esercizio</w:t>
@@ -66,18 +77,14 @@
     </w:p>
     <w:p>
       <w:pPr>
+        <w:pStyle w:val="Heading2"/>
         <w:spacing w:after="240" w:before="240" w:lineRule="auto"/>
-        <w:rPr>
-          <w:b w:val="1"/>
-          <w:sz w:val="26"/>
-          <w:szCs w:val="26"/>
-        </w:rPr>
-      </w:pPr>
-      <w:r>
-        <w:rPr>
-          <w:b w:val="1"/>
-          <w:sz w:val="26"/>
-          <w:szCs w:val="26"/>
+        <w:rPr/>
+      </w:pPr>
+      <w:bookmarkStart w:colFirst="0" w:colLast="0" w:name="_heading=h.sh6jua0gjs3" w:id="2"/>
+      <w:bookmarkEnd w:id="2"/>
+      <w:r>
+        <w:rPr>
           <w:rtl w:val="0"/>
         </w:rPr>
         <w:t xml:space="preserve">Obiettivo</w:t>
@@ -89,8 +96,9 @@
           <w:ilvl w:val="0"/>
           <w:numId w:val="2"/>
         </w:numPr>
-        <w:spacing w:after="0" w:afterAutospacing="0" w:lineRule="auto"/>
-        <w:ind w:left="720" w:hanging="360"/>
+        <w:spacing w:after="0" w:lineRule="auto"/>
+        <w:ind w:left="720" w:hanging="360"/>
+        <w:rPr/>
       </w:pPr>
       <w:r>
         <w:rPr>
@@ -112,8 +120,9 @@
           <w:ilvl w:val="0"/>
           <w:numId w:val="2"/>
         </w:numPr>
-        <w:spacing w:after="0" w:afterAutospacing="0" w:lineRule="auto"/>
-        <w:ind w:left="720" w:hanging="360"/>
+        <w:spacing w:after="0" w:lineRule="auto"/>
+        <w:ind w:left="720" w:hanging="360"/>
+        <w:rPr/>
       </w:pPr>
       <w:r>
         <w:rPr>
@@ -150,6 +159,7 @@
         </w:numPr>
         <w:spacing w:after="240" w:lineRule="auto"/>
         <w:ind w:left="720" w:hanging="360"/>
+        <w:rPr/>
       </w:pPr>
       <w:r>
         <w:rPr>
@@ -167,18 +177,14 @@
     </w:p>
     <w:p>
       <w:pPr>
+        <w:pStyle w:val="Heading2"/>
         <w:spacing w:after="240" w:before="240" w:lineRule="auto"/>
-        <w:rPr>
-          <w:b w:val="1"/>
-          <w:sz w:val="26"/>
-          <w:szCs w:val="26"/>
-        </w:rPr>
-      </w:pPr>
-      <w:r>
-        <w:rPr>
-          <w:b w:val="1"/>
-          <w:sz w:val="26"/>
-          <w:szCs w:val="26"/>
+        <w:rPr/>
+      </w:pPr>
+      <w:bookmarkStart w:colFirst="0" w:colLast="0" w:name="_heading=h.wzcx4488bzj6" w:id="3"/>
+      <w:bookmarkEnd w:id="3"/>
+      <w:r>
+        <w:rPr>
           <w:rtl w:val="0"/>
         </w:rPr>
         <w:t xml:space="preserve">Materiali Forniti</w:t>
@@ -190,8 +196,9 @@
           <w:ilvl w:val="0"/>
           <w:numId w:val="6"/>
         </w:numPr>
-        <w:spacing w:after="0" w:afterAutospacing="0" w:lineRule="auto"/>
-        <w:ind w:left="720" w:hanging="360"/>
+        <w:spacing w:after="0" w:lineRule="auto"/>
+        <w:ind w:left="720" w:hanging="360"/>
+        <w:rPr/>
       </w:pPr>
       <w:r>
         <w:rPr>
@@ -213,8 +220,9 @@
           <w:ilvl w:val="0"/>
           <w:numId w:val="6"/>
         </w:numPr>
-        <w:spacing w:after="0" w:afterAutospacing="0" w:lineRule="auto"/>
-        <w:ind w:left="720" w:hanging="360"/>
+        <w:spacing w:after="0" w:lineRule="auto"/>
+        <w:ind w:left="720" w:hanging="360"/>
+        <w:rPr/>
       </w:pPr>
       <w:r>
         <w:rPr>
@@ -236,8 +244,9 @@
           <w:ilvl w:val="0"/>
           <w:numId w:val="6"/>
         </w:numPr>
-        <w:spacing w:after="0" w:afterAutospacing="0" w:lineRule="auto"/>
-        <w:ind w:left="720" w:hanging="360"/>
+        <w:spacing w:after="0" w:lineRule="auto"/>
+        <w:ind w:left="720" w:hanging="360"/>
+        <w:rPr/>
       </w:pPr>
       <w:r>
         <w:rPr>
@@ -261,6 +270,7 @@
         </w:numPr>
         <w:spacing w:after="240" w:lineRule="auto"/>
         <w:ind w:left="720" w:hanging="360"/>
+        <w:rPr/>
       </w:pPr>
       <w:r>
         <w:rPr>
@@ -278,21 +288,22 @@
     </w:p>
     <w:p>
       <w:pPr>
+        <w:pStyle w:val="Heading2"/>
         <w:spacing w:after="240" w:before="240" w:lineRule="auto"/>
-        <w:rPr>
-          <w:b w:val="1"/>
-          <w:sz w:val="26"/>
-          <w:szCs w:val="26"/>
-        </w:rPr>
-      </w:pPr>
-      <w:r>
-        <w:rPr>
-          <w:b w:val="1"/>
-          <w:sz w:val="26"/>
-          <w:szCs w:val="26"/>
-          <w:rtl w:val="0"/>
-        </w:rPr>
-        <w:t xml:space="preserve">Modalità di lavoro</w:t>
+        <w:rPr/>
+      </w:pPr>
+      <w:bookmarkStart w:colFirst="0" w:colLast="0" w:name="_heading=h.tcv8p5bue5r5" w:id="4"/>
+      <w:bookmarkEnd w:id="4"/>
+      <w:r>
+        <w:rPr>
+          <w:rtl w:val="0"/>
+        </w:rPr>
+        <w:t xml:space="preserve">Suggerimenti</w:t>
+      </w:r>
+      <w:r>
+        <w:rPr>
+          <w:rtl w:val="0"/>
+        </w:rPr>
       </w:r>
     </w:p>
     <w:p>
@@ -301,8 +312,9 @@
           <w:ilvl w:val="0"/>
           <w:numId w:val="1"/>
         </w:numPr>
-        <w:spacing w:after="0" w:afterAutospacing="0" w:lineRule="auto"/>
-        <w:ind w:left="720" w:hanging="360"/>
+        <w:spacing w:after="0" w:lineRule="auto"/>
+        <w:ind w:left="720" w:hanging="360"/>
+        <w:rPr/>
       </w:pPr>
       <w:r>
         <w:rPr>
@@ -317,8 +329,9 @@
           <w:ilvl w:val="0"/>
           <w:numId w:val="1"/>
         </w:numPr>
-        <w:spacing w:after="0" w:afterAutospacing="0" w:lineRule="auto"/>
-        <w:ind w:left="720" w:hanging="360"/>
+        <w:spacing w:after="0" w:lineRule="auto"/>
+        <w:ind w:left="720" w:hanging="360"/>
+        <w:rPr/>
       </w:pPr>
       <w:r>
         <w:rPr>
@@ -335,6 +348,7 @@
         </w:numPr>
         <w:spacing w:after="240" w:lineRule="auto"/>
         <w:ind w:left="720" w:hanging="360"/>
+        <w:rPr/>
       </w:pPr>
       <w:r>
         <w:rPr>
@@ -391,40 +405,29 @@
     </w:p>
     <w:p>
       <w:pPr>
+        <w:pStyle w:val="Heading1"/>
         <w:spacing w:after="240" w:before="240" w:lineRule="auto"/>
-        <w:rPr>
-          <w:b w:val="1"/>
-        </w:rPr>
-      </w:pPr>
-      <w:r>
-        <w:rPr>
-          <w:b w:val="1"/>
-          <w:sz w:val="30"/>
-          <w:szCs w:val="30"/>
+        <w:rPr/>
+      </w:pPr>
+      <w:bookmarkStart w:colFirst="0" w:colLast="0" w:name="_heading=h.z2jmvu75r49s" w:id="5"/>
+      <w:bookmarkEnd w:id="5"/>
+      <w:r>
+        <w:rPr>
           <w:rtl w:val="0"/>
         </w:rPr>
         <w:t xml:space="preserve">Attività da svolgere</w:t>
       </w:r>
-      <w:r>
-        <w:rPr>
-          <w:rtl w:val="0"/>
-        </w:rPr>
-      </w:r>
-    </w:p>
-    <w:p>
-      <w:pPr>
+    </w:p>
+    <w:p>
+      <w:pPr>
+        <w:pStyle w:val="Heading2"/>
         <w:spacing w:after="240" w:before="240" w:lineRule="auto"/>
-        <w:rPr>
-          <w:b w:val="1"/>
-          <w:sz w:val="24"/>
-          <w:szCs w:val="24"/>
-        </w:rPr>
-      </w:pPr>
-      <w:r>
-        <w:rPr>
-          <w:b w:val="1"/>
-          <w:sz w:val="24"/>
-          <w:szCs w:val="24"/>
+        <w:rPr/>
+      </w:pPr>
+      <w:bookmarkStart w:colFirst="0" w:colLast="0" w:name="_heading=h.4ehtclkz08w4" w:id="6"/>
+      <w:bookmarkEnd w:id="6"/>
+      <w:r>
+        <w:rPr>
           <w:rtl w:val="0"/>
         </w:rPr>
         <w:t xml:space="preserve">Fase 1 (5 minuti): Lettura e Comprensione</w:t>
@@ -480,8 +483,9 @@
           <w:ilvl w:val="1"/>
           <w:numId w:val="4"/>
         </w:numPr>
-        <w:spacing w:after="0" w:afterAutospacing="0" w:lineRule="auto"/>
+        <w:spacing w:after="0" w:lineRule="auto"/>
         <w:ind w:left="1440" w:hanging="360"/>
+        <w:rPr/>
       </w:pPr>
       <w:r>
         <w:rPr>
@@ -498,17 +502,13 @@
         </w:numPr>
         <w:spacing w:after="240" w:lineRule="auto"/>
         <w:ind w:left="1440" w:hanging="360"/>
+        <w:rPr/>
       </w:pPr>
       <w:r>
         <w:rPr>
           <w:rtl w:val="0"/>
         </w:rPr>
         <w:t xml:space="preserve">Identificare le aree di disaccordo (turni notturni, orari massimi, stress del personale, scadenze sperimentali).</w:t>
-      </w:r>
-      <w:r>
-        <w:rPr>
-          <w:rtl w:val="0"/>
-        </w:rPr>
       </w:r>
     </w:p>
     <w:p>
@@ -532,17 +532,13 @@
         </w:numPr>
         <w:spacing w:after="240" w:lineRule="auto"/>
         <w:ind w:left="1440" w:hanging="360"/>
+        <w:rPr/>
       </w:pPr>
       <w:r>
         <w:rPr>
           <w:rtl w:val="0"/>
         </w:rPr>
         <w:t xml:space="preserve">Annotare eventuali contraddizioni (date discordanti, regole HR vs. esigenze scientifiche).</w:t>
-      </w:r>
-      <w:r>
-        <w:rPr>
-          <w:rtl w:val="0"/>
-        </w:rPr>
       </w:r>
     </w:p>
     <w:p>
@@ -568,17 +564,13 @@
         </w:numPr>
         <w:spacing w:after="240" w:lineRule="auto"/>
         <w:ind w:left="720" w:hanging="360"/>
+        <w:rPr/>
       </w:pPr>
       <w:r>
         <w:rPr>
           <w:rtl w:val="0"/>
         </w:rPr>
         <w:t xml:space="preserve">Mappa del conflitto e contraddizioni.</w:t>
-      </w:r>
-      <w:r>
-        <w:rPr>
-          <w:rtl w:val="0"/>
-        </w:rPr>
       </w:r>
     </w:p>
     <w:p>
@@ -595,6 +587,191 @@
     </w:p>
     <w:p>
       <w:pPr>
+        <w:pStyle w:val="Heading2"/>
+        <w:spacing w:after="240" w:before="240" w:lineRule="auto"/>
+        <w:rPr/>
+      </w:pPr>
+      <w:bookmarkStart w:colFirst="0" w:colLast="0" w:name="_heading=h.rug872l0b7yf" w:id="7"/>
+      <w:bookmarkEnd w:id="7"/>
+      <w:r>
+        <w:rPr>
+          <w:rtl w:val="0"/>
+        </w:rPr>
+        <w:t xml:space="preserve">Fase 2 (5 minuti): Creazione Outline / Template</w:t>
+      </w:r>
+    </w:p>
+    <w:p>
+      <w:pPr>
+        <w:numPr>
+          <w:ilvl w:val="0"/>
+          <w:numId w:val="9"/>
+        </w:numPr>
+        <w:spacing w:after="0" w:lineRule="auto"/>
+        <w:ind w:left="720" w:hanging="360"/>
+        <w:rPr/>
+      </w:pPr>
+      <w:r>
+        <w:rPr>
+          <w:b w:val="1"/>
+          <w:rtl w:val="0"/>
+        </w:rPr>
+        <w:t xml:space="preserve">Obiettivo</w:t>
+      </w:r>
+      <w:r>
+        <w:rPr>
+          <w:rtl w:val="0"/>
+        </w:rPr>
+        <w:t xml:space="preserve">: definire la </w:t>
+      </w:r>
+      <w:r>
+        <w:rPr>
+          <w:b w:val="1"/>
+          <w:rtl w:val="0"/>
+        </w:rPr>
+        <w:t xml:space="preserve">struttura</w:t>
+      </w:r>
+      <w:r>
+        <w:rPr>
+          <w:rtl w:val="0"/>
+        </w:rPr>
+        <w:t xml:space="preserve"> del documento di mediazione.</w:t>
+      </w:r>
+    </w:p>
+    <w:p>
+      <w:pPr>
+        <w:numPr>
+          <w:ilvl w:val="0"/>
+          <w:numId w:val="9"/>
+        </w:numPr>
+        <w:spacing w:after="0" w:lineRule="auto"/>
+        <w:ind w:left="720" w:hanging="360"/>
+        <w:rPr/>
+      </w:pPr>
+      <w:r>
+        <w:rPr>
+          <w:b w:val="1"/>
+          <w:rtl w:val="0"/>
+        </w:rPr>
+        <w:t xml:space="preserve">Attività</w:t>
+      </w:r>
+      <w:r>
+        <w:rPr>
+          <w:rtl w:val="0"/>
+        </w:rPr>
+        <w:t xml:space="preserve">:</w:t>
+      </w:r>
+    </w:p>
+    <w:p>
+      <w:pPr>
+        <w:numPr>
+          <w:ilvl w:val="1"/>
+          <w:numId w:val="9"/>
+        </w:numPr>
+        <w:spacing w:after="0" w:lineRule="auto"/>
+        <w:ind w:left="1440" w:hanging="360"/>
+        <w:rPr/>
+      </w:pPr>
+      <w:r>
+        <w:rPr>
+          <w:rtl w:val="0"/>
+        </w:rPr>
+        <w:t xml:space="preserve">Visionare i </w:t>
+      </w:r>
+      <w:r>
+        <w:rPr>
+          <w:b w:val="1"/>
+          <w:rtl w:val="0"/>
+        </w:rPr>
+        <w:t xml:space="preserve">template</w:t>
+      </w:r>
+      <w:r>
+        <w:rPr>
+          <w:rtl w:val="0"/>
+        </w:rPr>
+        <w:t xml:space="preserve"> suggeriti (Memo di Mediazione, Documento di Sintesi, Protocollo di Conciliazione).</w:t>
+      </w:r>
+    </w:p>
+    <w:p>
+      <w:pPr>
+        <w:numPr>
+          <w:ilvl w:val="1"/>
+          <w:numId w:val="9"/>
+        </w:numPr>
+        <w:spacing w:after="0" w:lineRule="auto"/>
+        <w:ind w:left="1440" w:hanging="360"/>
+        <w:rPr/>
+      </w:pPr>
+      <w:r>
+        <w:rPr>
+          <w:rtl w:val="0"/>
+        </w:rPr>
+        <w:t xml:space="preserve">Decidere quale struttura (o fusione di più strutture) si intende utilizzare.</w:t>
+      </w:r>
+    </w:p>
+    <w:p>
+      <w:pPr>
+        <w:numPr>
+          <w:ilvl w:val="1"/>
+          <w:numId w:val="9"/>
+        </w:numPr>
+        <w:spacing w:after="240" w:lineRule="auto"/>
+        <w:ind w:left="1440" w:hanging="360"/>
+        <w:rPr/>
+      </w:pPr>
+      <w:r>
+        <w:rPr>
+          <w:rtl w:val="0"/>
+        </w:rPr>
+        <w:t xml:space="preserve">Generare un breve </w:t>
+      </w:r>
+      <w:r>
+        <w:rPr>
+          <w:b w:val="1"/>
+          <w:rtl w:val="0"/>
+        </w:rPr>
+        <w:t xml:space="preserve">outline</w:t>
+      </w:r>
+      <w:r>
+        <w:rPr>
+          <w:rtl w:val="0"/>
+        </w:rPr>
+        <w:t xml:space="preserve"> (es. paragrafi principali, titoli).</w:t>
+      </w:r>
+    </w:p>
+    <w:p>
+      <w:pPr>
+        <w:spacing w:after="240" w:before="240" w:lineRule="auto"/>
+        <w:rPr>
+          <w:b w:val="1"/>
+        </w:rPr>
+      </w:pPr>
+      <w:r>
+        <w:rPr>
+          <w:b w:val="1"/>
+          <w:rtl w:val="0"/>
+        </w:rPr>
+        <w:t xml:space="preserve">Output atteso:</w:t>
+      </w:r>
+    </w:p>
+    <w:p>
+      <w:pPr>
+        <w:numPr>
+          <w:ilvl w:val="0"/>
+          <w:numId w:val="5"/>
+        </w:numPr>
+        <w:spacing w:after="240" w:lineRule="auto"/>
+        <w:ind w:left="720" w:hanging="360"/>
+        <w:rPr/>
+      </w:pPr>
+      <w:r>
+        <w:rPr>
+          <w:rtl w:val="0"/>
+        </w:rPr>
+        <w:t xml:space="preserve">Indice del documento e scelta template.</w:t>
+      </w:r>
+    </w:p>
+    <w:p>
+      <w:pPr>
         <w:spacing w:after="240" w:before="240" w:lineRule="auto"/>
         <w:rPr>
           <w:b w:val="1"/>
@@ -604,674 +781,490 @@
       </w:pPr>
       <w:r>
         <w:rPr>
+          <w:rtl w:val="0"/>
+        </w:rPr>
+      </w:r>
+    </w:p>
+    <w:p>
+      <w:pPr>
+        <w:pStyle w:val="Heading2"/>
+        <w:spacing w:after="240" w:before="240" w:lineRule="auto"/>
+        <w:rPr/>
+      </w:pPr>
+      <w:bookmarkStart w:colFirst="0" w:colLast="0" w:name="_heading=h.2kdovqwsflev" w:id="8"/>
+      <w:bookmarkEnd w:id="8"/>
+      <w:r>
+        <w:rPr>
+          <w:rtl w:val="0"/>
+        </w:rPr>
+        <w:t xml:space="preserve">Fase 3 (15 minuti): Elaborazione della Proposta di Mediazione</w:t>
+      </w:r>
+    </w:p>
+    <w:p>
+      <w:pPr>
+        <w:numPr>
+          <w:ilvl w:val="0"/>
+          <w:numId w:val="7"/>
+        </w:numPr>
+        <w:spacing w:after="0" w:lineRule="auto"/>
+        <w:ind w:left="720" w:hanging="360"/>
+        <w:rPr/>
+      </w:pPr>
+      <w:r>
+        <w:rPr>
+          <w:b w:val="1"/>
+          <w:rtl w:val="0"/>
+        </w:rPr>
+        <w:t xml:space="preserve">Obiettivo</w:t>
+      </w:r>
+      <w:r>
+        <w:rPr>
+          <w:rtl w:val="0"/>
+        </w:rPr>
+        <w:t xml:space="preserve">: redigere, con l’assistenza di GiGi, un testo formale che illustri la soluzione al conflitto.</w:t>
+      </w:r>
+    </w:p>
+    <w:p>
+      <w:pPr>
+        <w:numPr>
+          <w:ilvl w:val="0"/>
+          <w:numId w:val="7"/>
+        </w:numPr>
+        <w:spacing w:after="0" w:lineRule="auto"/>
+        <w:ind w:left="720" w:hanging="360"/>
+        <w:rPr/>
+      </w:pPr>
+      <w:r>
+        <w:rPr>
+          <w:b w:val="1"/>
+          <w:rtl w:val="0"/>
+        </w:rPr>
+        <w:t xml:space="preserve">Attività</w:t>
+      </w:r>
+      <w:r>
+        <w:rPr>
+          <w:rtl w:val="0"/>
+        </w:rPr>
+        <w:t xml:space="preserve">:</w:t>
+      </w:r>
+    </w:p>
+    <w:p>
+      <w:pPr>
+        <w:numPr>
+          <w:ilvl w:val="1"/>
+          <w:numId w:val="7"/>
+        </w:numPr>
+        <w:spacing w:after="0" w:lineRule="auto"/>
+        <w:ind w:left="1440" w:hanging="360"/>
+        <w:rPr/>
+      </w:pPr>
+      <w:r>
+        <w:rPr>
+          <w:b w:val="1"/>
+          <w:rtl w:val="0"/>
+        </w:rPr>
+        <w:t xml:space="preserve">Fornire a GiGi</w:t>
+      </w:r>
+      <w:r>
+        <w:rPr>
+          <w:rtl w:val="0"/>
+        </w:rPr>
+        <w:t xml:space="preserve"> gli estratti rilevanti (puoi copiare/incollare) o chiedere un riassunto delle parti salienti (HR, Lab, policy).</w:t>
+      </w:r>
+    </w:p>
+    <w:p>
+      <w:pPr>
+        <w:numPr>
+          <w:ilvl w:val="1"/>
+          <w:numId w:val="7"/>
+        </w:numPr>
+        <w:spacing w:after="0" w:lineRule="auto"/>
+        <w:ind w:left="1440" w:hanging="360"/>
+        <w:rPr/>
+      </w:pPr>
+      <w:r>
+        <w:rPr>
+          <w:b w:val="1"/>
+          <w:rtl w:val="0"/>
+        </w:rPr>
+        <w:t xml:space="preserve">Sintetizzare</w:t>
+      </w:r>
+      <w:r>
+        <w:rPr>
+          <w:rtl w:val="0"/>
+        </w:rPr>
+        <w:t xml:space="preserve"> i punti di vista di HR e Reparto Scientifico, tenendo conto della policy.</w:t>
+      </w:r>
+    </w:p>
+    <w:p>
+      <w:pPr>
+        <w:numPr>
+          <w:ilvl w:val="1"/>
+          <w:numId w:val="7"/>
+        </w:numPr>
+        <w:spacing w:after="0" w:lineRule="auto"/>
+        <w:ind w:left="1440" w:hanging="360"/>
+        <w:rPr/>
+      </w:pPr>
+      <w:r>
+        <w:rPr>
+          <w:b w:val="1"/>
+          <w:rtl w:val="0"/>
+        </w:rPr>
+        <w:t xml:space="preserve">Formalizzare</w:t>
+      </w:r>
+      <w:r>
+        <w:rPr>
+          <w:rtl w:val="0"/>
+        </w:rPr>
+        <w:t xml:space="preserve"> la proposta: definire orari massimi, eccezioni, modalità di turnazione, recuperi, e responsabilità di verifica.</w:t>
+      </w:r>
+    </w:p>
+    <w:p>
+      <w:pPr>
+        <w:numPr>
+          <w:ilvl w:val="1"/>
+          <w:numId w:val="7"/>
+        </w:numPr>
+        <w:spacing w:after="240" w:lineRule="auto"/>
+        <w:ind w:left="1440" w:hanging="360"/>
+        <w:rPr/>
+      </w:pPr>
+      <w:r>
+        <w:rPr>
+          <w:b w:val="1"/>
+          <w:rtl w:val="0"/>
+        </w:rPr>
+        <w:t xml:space="preserve">Risolvere contraddizioni</w:t>
+      </w:r>
+      <w:r>
+        <w:rPr>
+          <w:rtl w:val="0"/>
+        </w:rPr>
+        <w:t xml:space="preserve"> (date, orari) definendo un compromesso chiaro.</w:t>
+      </w:r>
+    </w:p>
+    <w:p>
+      <w:pPr>
+        <w:spacing w:after="240" w:before="240" w:lineRule="auto"/>
+        <w:rPr>
+          <w:b w:val="1"/>
+        </w:rPr>
+      </w:pPr>
+      <w:r>
+        <w:rPr>
+          <w:b w:val="1"/>
+          <w:rtl w:val="0"/>
+        </w:rPr>
+        <w:t xml:space="preserve">Output atteso:</w:t>
+      </w:r>
+    </w:p>
+    <w:p>
+      <w:pPr>
+        <w:numPr>
+          <w:ilvl w:val="0"/>
+          <w:numId w:val="5"/>
+        </w:numPr>
+        <w:spacing w:after="240" w:lineRule="auto"/>
+        <w:ind w:left="720" w:hanging="360"/>
+        <w:rPr/>
+      </w:pPr>
+      <w:r>
+        <w:rPr>
+          <w:rtl w:val="0"/>
+        </w:rPr>
+        <w:t xml:space="preserve">Bozza di mediazione (testo + piano operativo).</w:t>
+      </w:r>
+    </w:p>
+    <w:p>
+      <w:pPr>
+        <w:spacing w:after="240" w:lineRule="auto"/>
+        <w:ind w:left="0" w:firstLine="0"/>
+        <w:rPr/>
+      </w:pPr>
+      <w:r>
+        <w:rPr>
+          <w:rtl w:val="0"/>
+        </w:rPr>
+      </w:r>
+    </w:p>
+    <w:p>
+      <w:pPr>
+        <w:pStyle w:val="Heading2"/>
+        <w:spacing w:after="240" w:before="240" w:lineRule="auto"/>
+        <w:rPr/>
+      </w:pPr>
+      <w:bookmarkStart w:colFirst="0" w:colLast="0" w:name="_heading=h.5s99qohmf5ak" w:id="9"/>
+      <w:bookmarkEnd w:id="9"/>
+      <w:r>
+        <w:rPr>
+          <w:rtl w:val="0"/>
+        </w:rPr>
+        <w:t xml:space="preserve">Fase 4 (5 minuti): Revisione e Conclusione</w:t>
+      </w:r>
+    </w:p>
+    <w:p>
+      <w:pPr>
+        <w:numPr>
+          <w:ilvl w:val="0"/>
+          <w:numId w:val="8"/>
+        </w:numPr>
+        <w:spacing w:after="0" w:lineRule="auto"/>
+        <w:ind w:left="720" w:hanging="360"/>
+        <w:rPr/>
+      </w:pPr>
+      <w:r>
+        <w:rPr>
+          <w:b w:val="1"/>
+          <w:rtl w:val="0"/>
+        </w:rPr>
+        <w:t xml:space="preserve">Obiettivo</w:t>
+      </w:r>
+      <w:r>
+        <w:rPr>
+          <w:rtl w:val="0"/>
+        </w:rPr>
+        <w:t xml:space="preserve">: rifinire il documento e condividerlo con il formatore.</w:t>
+      </w:r>
+    </w:p>
+    <w:p>
+      <w:pPr>
+        <w:numPr>
+          <w:ilvl w:val="0"/>
+          <w:numId w:val="8"/>
+        </w:numPr>
+        <w:spacing w:after="0" w:lineRule="auto"/>
+        <w:ind w:left="720" w:hanging="360"/>
+        <w:rPr/>
+      </w:pPr>
+      <w:r>
+        <w:rPr>
+          <w:b w:val="1"/>
+          <w:rtl w:val="0"/>
+        </w:rPr>
+        <w:t xml:space="preserve">Attività</w:t>
+      </w:r>
+      <w:r>
+        <w:rPr>
+          <w:rtl w:val="0"/>
+        </w:rPr>
+        <w:t xml:space="preserve">:</w:t>
+      </w:r>
+    </w:p>
+    <w:p>
+      <w:pPr>
+        <w:numPr>
+          <w:ilvl w:val="1"/>
+          <w:numId w:val="8"/>
+        </w:numPr>
+        <w:spacing w:after="0" w:lineRule="auto"/>
+        <w:ind w:left="1440" w:hanging="360"/>
+        <w:rPr/>
+      </w:pPr>
+      <w:r>
+        <w:rPr>
+          <w:b w:val="1"/>
+          <w:rtl w:val="0"/>
+        </w:rPr>
+        <w:t xml:space="preserve">Leggere criticamente</w:t>
+      </w:r>
+      <w:r>
+        <w:rPr>
+          <w:rtl w:val="0"/>
+        </w:rPr>
+        <w:t xml:space="preserve"> la bozza prodotta con GiGi, correggere eventuali errori di coerenza, stile o tono.</w:t>
+      </w:r>
+    </w:p>
+    <w:p>
+      <w:pPr>
+        <w:numPr>
+          <w:ilvl w:val="1"/>
+          <w:numId w:val="8"/>
+        </w:numPr>
+        <w:spacing w:after="0" w:lineRule="auto"/>
+        <w:ind w:left="1440" w:hanging="360"/>
+        <w:rPr/>
+      </w:pPr>
+      <w:r>
+        <w:rPr>
+          <w:b w:val="1"/>
+          <w:rtl w:val="0"/>
+        </w:rPr>
+        <w:t xml:space="preserve">Verificare</w:t>
+      </w:r>
+      <w:r>
+        <w:rPr>
+          <w:rtl w:val="0"/>
+        </w:rPr>
+        <w:t xml:space="preserve"> che tutte le parti abbiano voce (HR, Lab, Manager) e che la policy aziendale sia rispettata.</w:t>
+      </w:r>
+    </w:p>
+    <w:p>
+      <w:pPr>
+        <w:numPr>
+          <w:ilvl w:val="1"/>
+          <w:numId w:val="8"/>
+        </w:numPr>
+        <w:spacing w:after="240" w:lineRule="auto"/>
+        <w:ind w:left="1440" w:hanging="360"/>
+        <w:rPr/>
+      </w:pPr>
+      <w:r>
+        <w:rPr>
+          <w:b w:val="1"/>
+          <w:rtl w:val="0"/>
+        </w:rPr>
+        <w:t xml:space="preserve">Salvare</w:t>
+      </w:r>
+      <w:r>
+        <w:rPr>
+          <w:rtl w:val="0"/>
+        </w:rPr>
+        <w:t xml:space="preserve"> il documento finale e prepararsi a un breve </w:t>
+      </w:r>
+      <w:r>
+        <w:rPr>
+          <w:b w:val="1"/>
+          <w:rtl w:val="0"/>
+        </w:rPr>
+        <w:t xml:space="preserve">debriefing</w:t>
+      </w:r>
+      <w:r>
+        <w:rPr>
+          <w:rtl w:val="0"/>
+        </w:rPr>
+        <w:t xml:space="preserve"> in plenaria (o con il formatore).</w:t>
+      </w:r>
+    </w:p>
+    <w:p>
+      <w:pPr>
+        <w:spacing w:after="240" w:before="240" w:lineRule="auto"/>
+        <w:rPr>
+          <w:b w:val="1"/>
+        </w:rPr>
+      </w:pPr>
+      <w:r>
+        <w:rPr>
+          <w:b w:val="1"/>
+          <w:rtl w:val="0"/>
+        </w:rPr>
+        <w:t xml:space="preserve">Output atteso:</w:t>
+      </w:r>
+    </w:p>
+    <w:p>
+      <w:pPr>
+        <w:numPr>
+          <w:ilvl w:val="0"/>
+          <w:numId w:val="5"/>
+        </w:numPr>
+        <w:spacing w:after="240" w:lineRule="auto"/>
+        <w:ind w:left="720" w:hanging="360"/>
+        <w:rPr/>
+      </w:pPr>
+      <w:r>
+        <w:rPr>
+          <w:rtl w:val="0"/>
+        </w:rPr>
+        <w:t xml:space="preserve">Documento finale + eventuale sommario e checklist.</w:t>
+      </w:r>
+    </w:p>
+    <w:p>
+      <w:pPr>
+        <w:spacing w:after="240" w:lineRule="auto"/>
+        <w:rPr/>
+      </w:pPr>
+      <w:r>
+        <w:rPr>
+          <w:rtl w:val="0"/>
+        </w:rPr>
+      </w:r>
+    </w:p>
+    <w:p>
+      <w:pPr>
+        <w:spacing w:after="240" w:before="240" w:lineRule="auto"/>
+        <w:rPr>
           <w:b w:val="1"/>
           <w:sz w:val="24"/>
           <w:szCs w:val="24"/>
-          <w:rtl w:val="0"/>
-        </w:rPr>
-        <w:t xml:space="preserve">Fase 2 (5 minuti): Creazione Outline / Template</w:t>
+        </w:rPr>
+      </w:pPr>
+      <w:r>
+        <w:rPr>
+          <w:b w:val="1"/>
+          <w:sz w:val="24"/>
+          <w:szCs w:val="24"/>
+          <w:rtl w:val="0"/>
+        </w:rPr>
+        <w:t xml:space="preserve">Deliverable Finale</w:t>
       </w:r>
     </w:p>
     <w:p>
       <w:pPr>
         <w:numPr>
           <w:ilvl w:val="0"/>
-          <w:numId w:val="9"/>
-        </w:numPr>
-        <w:spacing w:after="0" w:afterAutospacing="0" w:lineRule="auto"/>
-        <w:ind w:left="720" w:hanging="360"/>
-      </w:pPr>
-      <w:r>
-        <w:rPr>
-          <w:b w:val="1"/>
-          <w:rtl w:val="0"/>
-        </w:rPr>
-        <w:t xml:space="preserve">Obiettivo</w:t>
-      </w:r>
-      <w:r>
-        <w:rPr>
-          <w:rtl w:val="0"/>
-        </w:rPr>
-        <w:t xml:space="preserve">: definire la </w:t>
-      </w:r>
-      <w:r>
-        <w:rPr>
-          <w:b w:val="1"/>
-          <w:rtl w:val="0"/>
-        </w:rPr>
-        <w:t xml:space="preserve">struttura</w:t>
-      </w:r>
-      <w:r>
-        <w:rPr>
-          <w:rtl w:val="0"/>
-        </w:rPr>
-        <w:t xml:space="preserve"> del documento di mediazione.</w:t>
-      </w:r>
-    </w:p>
-    <w:p>
-      <w:pPr>
-        <w:numPr>
-          <w:ilvl w:val="0"/>
-          <w:numId w:val="9"/>
-        </w:numPr>
-        <w:spacing w:after="0" w:afterAutospacing="0" w:lineRule="auto"/>
-        <w:ind w:left="720" w:hanging="360"/>
-      </w:pPr>
-      <w:r>
-        <w:rPr>
-          <w:b w:val="1"/>
-          <w:rtl w:val="0"/>
-        </w:rPr>
-        <w:t xml:space="preserve">Attività</w:t>
-      </w:r>
-      <w:r>
-        <w:rPr>
-          <w:rtl w:val="0"/>
-        </w:rPr>
-        <w:t xml:space="preserve">:</w:t>
+          <w:numId w:val="3"/>
+        </w:numPr>
+        <w:spacing w:after="0" w:lineRule="auto"/>
+        <w:ind w:left="720" w:hanging="360"/>
+        <w:rPr/>
+      </w:pPr>
+      <w:r>
+        <w:rPr>
+          <w:b w:val="1"/>
+          <w:rtl w:val="0"/>
+        </w:rPr>
+        <w:t xml:space="preserve">Un Documento di Mediazione</w:t>
+      </w:r>
+      <w:r>
+        <w:rPr>
+          <w:rtl w:val="0"/>
+        </w:rPr>
+        <w:t xml:space="preserve">, firmato idealmente dal “Manager Mediatore”, che:</w:t>
       </w:r>
     </w:p>
     <w:p>
       <w:pPr>
         <w:numPr>
           <w:ilvl w:val="1"/>
-          <w:numId w:val="9"/>
-        </w:numPr>
-        <w:spacing w:after="0" w:afterAutospacing="0" w:lineRule="auto"/>
+          <w:numId w:val="3"/>
+        </w:numPr>
+        <w:spacing w:after="0" w:lineRule="auto"/>
         <w:ind w:left="1440" w:hanging="360"/>
-      </w:pPr>
-      <w:r>
-        <w:rPr>
-          <w:rtl w:val="0"/>
-        </w:rPr>
-        <w:t xml:space="preserve">Visionare i </w:t>
-      </w:r>
-      <w:r>
-        <w:rPr>
-          <w:b w:val="1"/>
-          <w:rtl w:val="0"/>
-        </w:rPr>
-        <w:t xml:space="preserve">template</w:t>
-      </w:r>
-      <w:r>
-        <w:rPr>
-          <w:rtl w:val="0"/>
-        </w:rPr>
-        <w:t xml:space="preserve"> suggeriti (Memo di Mediazione, Documento di Sintesi, Protocollo di Conciliazione).</w:t>
+        <w:rPr/>
+      </w:pPr>
+      <w:r>
+        <w:rPr>
+          <w:rtl w:val="0"/>
+        </w:rPr>
+        <w:t xml:space="preserve">Descriva brevemente il contesto (sintesi del conflitto).</w:t>
       </w:r>
     </w:p>
     <w:p>
       <w:pPr>
         <w:numPr>
           <w:ilvl w:val="1"/>
-          <w:numId w:val="9"/>
-        </w:numPr>
-        <w:spacing w:after="0" w:afterAutospacing="0" w:lineRule="auto"/>
+          <w:numId w:val="3"/>
+        </w:numPr>
+        <w:spacing w:after="0" w:lineRule="auto"/>
         <w:ind w:left="1440" w:hanging="360"/>
-      </w:pPr>
-      <w:r>
-        <w:rPr>
-          <w:rtl w:val="0"/>
-        </w:rPr>
-        <w:t xml:space="preserve">Decidere quale struttura (o fusione di più strutture) si intende utilizzare.</w:t>
+        <w:rPr/>
+      </w:pPr>
+      <w:r>
+        <w:rPr>
+          <w:rtl w:val="0"/>
+        </w:rPr>
+        <w:t xml:space="preserve">Evidenzi le soluzioni su orari, turni, tempi di riposo, eccezioni emergenziali.</w:t>
       </w:r>
     </w:p>
     <w:p>
       <w:pPr>
         <w:numPr>
           <w:ilvl w:val="1"/>
-          <w:numId w:val="9"/>
+          <w:numId w:val="3"/>
         </w:numPr>
         <w:spacing w:after="240" w:lineRule="auto"/>
         <w:ind w:left="1440" w:hanging="360"/>
-      </w:pPr>
-      <w:r>
-        <w:rPr>
-          <w:rtl w:val="0"/>
-        </w:rPr>
-        <w:t xml:space="preserve">Generare un breve </w:t>
-      </w:r>
-      <w:r>
-        <w:rPr>
-          <w:b w:val="1"/>
-          <w:rtl w:val="0"/>
-        </w:rPr>
-        <w:t xml:space="preserve">outline</w:t>
-      </w:r>
-      <w:r>
-        <w:rPr>
-          <w:rtl w:val="0"/>
-        </w:rPr>
-        <w:t xml:space="preserve"> (es. paragrafi principali, titoli).</w:t>
-      </w:r>
-    </w:p>
-    <w:p>
-      <w:pPr>
-        <w:spacing w:after="240" w:before="240" w:lineRule="auto"/>
-        <w:rPr>
-          <w:b w:val="1"/>
-        </w:rPr>
-      </w:pPr>
-      <w:r>
-        <w:rPr>
-          <w:b w:val="1"/>
-          <w:rtl w:val="0"/>
-        </w:rPr>
-        <w:t xml:space="preserve">Output atteso:</w:t>
-      </w:r>
-    </w:p>
-    <w:p>
-      <w:pPr>
-        <w:numPr>
-          <w:ilvl w:val="0"/>
-          <w:numId w:val="5"/>
-        </w:numPr>
-        <w:spacing w:after="240" w:lineRule="auto"/>
-        <w:ind w:left="720" w:hanging="360"/>
-      </w:pPr>
-      <w:r>
-        <w:rPr>
-          <w:rtl w:val="0"/>
-        </w:rPr>
-        <w:t xml:space="preserve">Indice del documento e scelta template.</w:t>
-      </w:r>
-      <w:r>
-        <w:rPr>
-          <w:rtl w:val="0"/>
-        </w:rPr>
-      </w:r>
-    </w:p>
-    <w:p>
-      <w:pPr>
-        <w:spacing w:after="240" w:before="240" w:lineRule="auto"/>
-        <w:rPr>
-          <w:b w:val="1"/>
-          <w:sz w:val="24"/>
-          <w:szCs w:val="24"/>
-        </w:rPr>
-      </w:pPr>
-      <w:r>
-        <w:rPr>
-          <w:rtl w:val="0"/>
-        </w:rPr>
-      </w:r>
-    </w:p>
-    <w:p>
-      <w:pPr>
-        <w:spacing w:after="240" w:before="240" w:lineRule="auto"/>
-        <w:rPr>
-          <w:b w:val="1"/>
-          <w:sz w:val="24"/>
-          <w:szCs w:val="24"/>
-        </w:rPr>
-      </w:pPr>
-      <w:r>
-        <w:rPr>
-          <w:b w:val="1"/>
-          <w:sz w:val="24"/>
-          <w:szCs w:val="24"/>
-          <w:rtl w:val="0"/>
-        </w:rPr>
-        <w:t xml:space="preserve">Fase 3 (15 minuti): Elaborazione della Proposta di Mediazione</w:t>
-      </w:r>
-    </w:p>
-    <w:p>
-      <w:pPr>
-        <w:numPr>
-          <w:ilvl w:val="0"/>
-          <w:numId w:val="7"/>
-        </w:numPr>
-        <w:spacing w:after="0" w:afterAutospacing="0" w:lineRule="auto"/>
-        <w:ind w:left="720" w:hanging="360"/>
-      </w:pPr>
-      <w:r>
-        <w:rPr>
-          <w:b w:val="1"/>
-          <w:rtl w:val="0"/>
-        </w:rPr>
-        <w:t xml:space="preserve">Obiettivo</w:t>
-      </w:r>
-      <w:r>
-        <w:rPr>
-          <w:rtl w:val="0"/>
-        </w:rPr>
-        <w:t xml:space="preserve">: redigere, con l’assistenza di GiGi, un testo formale che illustri la soluzione al conflitto.</w:t>
-      </w:r>
-    </w:p>
-    <w:p>
-      <w:pPr>
-        <w:numPr>
-          <w:ilvl w:val="0"/>
-          <w:numId w:val="7"/>
-        </w:numPr>
-        <w:spacing w:after="0" w:afterAutospacing="0" w:lineRule="auto"/>
-        <w:ind w:left="720" w:hanging="360"/>
-      </w:pPr>
-      <w:r>
-        <w:rPr>
-          <w:b w:val="1"/>
-          <w:rtl w:val="0"/>
-        </w:rPr>
-        <w:t xml:space="preserve">Attività</w:t>
-      </w:r>
-      <w:r>
-        <w:rPr>
-          <w:rtl w:val="0"/>
-        </w:rPr>
-        <w:t xml:space="preserve">:</w:t>
-      </w:r>
-    </w:p>
-    <w:p>
-      <w:pPr>
-        <w:numPr>
-          <w:ilvl w:val="1"/>
-          <w:numId w:val="7"/>
-        </w:numPr>
-        <w:spacing w:after="0" w:afterAutospacing="0" w:lineRule="auto"/>
-        <w:ind w:left="1440" w:hanging="360"/>
-      </w:pPr>
-      <w:r>
-        <w:rPr>
-          <w:b w:val="1"/>
-          <w:rtl w:val="0"/>
-        </w:rPr>
-        <w:t xml:space="preserve">Fornire a GiGi</w:t>
-      </w:r>
-      <w:r>
-        <w:rPr>
-          <w:rtl w:val="0"/>
-        </w:rPr>
-        <w:t xml:space="preserve"> gli estratti rilevanti (puoi copiare/incollare) o chiedere un riassunto delle parti salienti (HR, Lab, policy).</w:t>
-      </w:r>
-    </w:p>
-    <w:p>
-      <w:pPr>
-        <w:numPr>
-          <w:ilvl w:val="1"/>
-          <w:numId w:val="7"/>
-        </w:numPr>
-        <w:spacing w:after="0" w:afterAutospacing="0" w:lineRule="auto"/>
-        <w:ind w:left="1440" w:hanging="360"/>
-      </w:pPr>
-      <w:r>
-        <w:rPr>
-          <w:b w:val="1"/>
-          <w:rtl w:val="0"/>
-        </w:rPr>
-        <w:t xml:space="preserve">Sintetizzare</w:t>
-      </w:r>
-      <w:r>
-        <w:rPr>
-          <w:rtl w:val="0"/>
-        </w:rPr>
-        <w:t xml:space="preserve"> i punti di vista di HR e Reparto Scientifico, tenendo conto della policy.</w:t>
-      </w:r>
-    </w:p>
-    <w:p>
-      <w:pPr>
-        <w:numPr>
-          <w:ilvl w:val="1"/>
-          <w:numId w:val="7"/>
-        </w:numPr>
-        <w:spacing w:after="0" w:afterAutospacing="0" w:lineRule="auto"/>
-        <w:ind w:left="1440" w:hanging="360"/>
-      </w:pPr>
-      <w:r>
-        <w:rPr>
-          <w:b w:val="1"/>
-          <w:rtl w:val="0"/>
-        </w:rPr>
-        <w:t xml:space="preserve">Formalizzare</w:t>
-      </w:r>
-      <w:r>
-        <w:rPr>
-          <w:rtl w:val="0"/>
-        </w:rPr>
-        <w:t xml:space="preserve"> la proposta: definire orari massimi, eccezioni, modalità di turnazione, recuperi, e responsabilità di verifica.</w:t>
-      </w:r>
-    </w:p>
-    <w:p>
-      <w:pPr>
-        <w:numPr>
-          <w:ilvl w:val="1"/>
-          <w:numId w:val="7"/>
-        </w:numPr>
-        <w:spacing w:after="240" w:lineRule="auto"/>
-        <w:ind w:left="1440" w:hanging="360"/>
-      </w:pPr>
-      <w:r>
-        <w:rPr>
-          <w:b w:val="1"/>
-          <w:rtl w:val="0"/>
-        </w:rPr>
-        <w:t xml:space="preserve">Risolvere contraddizioni</w:t>
-      </w:r>
-      <w:r>
-        <w:rPr>
-          <w:rtl w:val="0"/>
-        </w:rPr>
-        <w:t xml:space="preserve"> (date, orari) definendo un compromesso chiaro.</w:t>
-      </w:r>
-    </w:p>
-    <w:p>
-      <w:pPr>
-        <w:spacing w:after="240" w:before="240" w:lineRule="auto"/>
-        <w:rPr>
-          <w:b w:val="1"/>
-        </w:rPr>
-      </w:pPr>
-      <w:r>
-        <w:rPr>
-          <w:b w:val="1"/>
-          <w:rtl w:val="0"/>
-        </w:rPr>
-        <w:t xml:space="preserve">Output atteso:</w:t>
-      </w:r>
-    </w:p>
-    <w:p>
-      <w:pPr>
-        <w:numPr>
-          <w:ilvl w:val="0"/>
-          <w:numId w:val="5"/>
-        </w:numPr>
-        <w:spacing w:after="240" w:lineRule="auto"/>
-        <w:ind w:left="720" w:hanging="360"/>
-      </w:pPr>
-      <w:r>
-        <w:rPr>
-          <w:rtl w:val="0"/>
-        </w:rPr>
-        <w:t xml:space="preserve">Bozza di mediazione (testo + piano operativo).</w:t>
-      </w:r>
-    </w:p>
-    <w:p>
-      <w:pPr>
-        <w:spacing w:after="240" w:lineRule="auto"/>
-        <w:ind w:left="0" w:firstLine="0"/>
-        <w:rPr/>
-      </w:pPr>
-      <w:r>
-        <w:rPr>
-          <w:rtl w:val="0"/>
-        </w:rPr>
-      </w:r>
-    </w:p>
-    <w:p>
-      <w:pPr>
-        <w:spacing w:after="240" w:before="240" w:lineRule="auto"/>
-        <w:rPr>
-          <w:b w:val="1"/>
-          <w:sz w:val="24"/>
-          <w:szCs w:val="24"/>
-        </w:rPr>
-      </w:pPr>
-      <w:r>
-        <w:rPr>
-          <w:b w:val="1"/>
-          <w:sz w:val="24"/>
-          <w:szCs w:val="24"/>
-          <w:rtl w:val="0"/>
-        </w:rPr>
-        <w:t xml:space="preserve">Fase 4 (5 minuti): Revisione e Conclusione</w:t>
-      </w:r>
-    </w:p>
-    <w:p>
-      <w:pPr>
-        <w:numPr>
-          <w:ilvl w:val="0"/>
-          <w:numId w:val="8"/>
-        </w:numPr>
-        <w:spacing w:after="0" w:afterAutospacing="0" w:lineRule="auto"/>
-        <w:ind w:left="720" w:hanging="360"/>
-      </w:pPr>
-      <w:r>
-        <w:rPr>
-          <w:b w:val="1"/>
-          <w:rtl w:val="0"/>
-        </w:rPr>
-        <w:t xml:space="preserve">Obiettivo</w:t>
-      </w:r>
-      <w:r>
-        <w:rPr>
-          <w:rtl w:val="0"/>
-        </w:rPr>
-        <w:t xml:space="preserve">: rifinire il documento e condividerlo con il formatore.</w:t>
-      </w:r>
-    </w:p>
-    <w:p>
-      <w:pPr>
-        <w:numPr>
-          <w:ilvl w:val="0"/>
-          <w:numId w:val="8"/>
-        </w:numPr>
-        <w:spacing w:after="0" w:afterAutospacing="0" w:lineRule="auto"/>
-        <w:ind w:left="720" w:hanging="360"/>
-      </w:pPr>
-      <w:r>
-        <w:rPr>
-          <w:b w:val="1"/>
-          <w:rtl w:val="0"/>
-        </w:rPr>
-        <w:t xml:space="preserve">Attività</w:t>
-      </w:r>
-      <w:r>
-        <w:rPr>
-          <w:rtl w:val="0"/>
-        </w:rPr>
-        <w:t xml:space="preserve">:</w:t>
-      </w:r>
-    </w:p>
-    <w:p>
-      <w:pPr>
-        <w:numPr>
-          <w:ilvl w:val="1"/>
-          <w:numId w:val="8"/>
-        </w:numPr>
-        <w:spacing w:after="0" w:afterAutospacing="0" w:lineRule="auto"/>
-        <w:ind w:left="1440" w:hanging="360"/>
-      </w:pPr>
-      <w:r>
-        <w:rPr>
-          <w:b w:val="1"/>
-          <w:rtl w:val="0"/>
-        </w:rPr>
-        <w:t xml:space="preserve">Leggere criticamente</w:t>
-      </w:r>
-      <w:r>
-        <w:rPr>
-          <w:rtl w:val="0"/>
-        </w:rPr>
-        <w:t xml:space="preserve"> la bozza prodotta con GiGi, correggere eventuali errori di coerenza, stile o tono.</w:t>
-      </w:r>
-    </w:p>
-    <w:p>
-      <w:pPr>
-        <w:numPr>
-          <w:ilvl w:val="1"/>
-          <w:numId w:val="8"/>
-        </w:numPr>
-        <w:spacing w:after="0" w:afterAutospacing="0" w:lineRule="auto"/>
-        <w:ind w:left="1440" w:hanging="360"/>
-      </w:pPr>
-      <w:r>
-        <w:rPr>
-          <w:b w:val="1"/>
-          <w:rtl w:val="0"/>
-        </w:rPr>
-        <w:t xml:space="preserve">Verificare</w:t>
-      </w:r>
-      <w:r>
-        <w:rPr>
-          <w:rtl w:val="0"/>
-        </w:rPr>
-        <w:t xml:space="preserve"> che tutte le parti abbiano voce (HR, Lab, Manager) e che la policy aziendale sia rispettata.</w:t>
-      </w:r>
-    </w:p>
-    <w:p>
-      <w:pPr>
-        <w:numPr>
-          <w:ilvl w:val="1"/>
-          <w:numId w:val="8"/>
-        </w:numPr>
-        <w:spacing w:after="240" w:lineRule="auto"/>
-        <w:ind w:left="1440" w:hanging="360"/>
-      </w:pPr>
-      <w:r>
-        <w:rPr>
-          <w:b w:val="1"/>
-          <w:rtl w:val="0"/>
-        </w:rPr>
-        <w:t xml:space="preserve">Salvare</w:t>
-      </w:r>
-      <w:r>
-        <w:rPr>
-          <w:rtl w:val="0"/>
-        </w:rPr>
-        <w:t xml:space="preserve"> il documento finale e prepararsi a un breve </w:t>
-      </w:r>
-      <w:r>
-        <w:rPr>
-          <w:b w:val="1"/>
-          <w:rtl w:val="0"/>
-        </w:rPr>
-        <w:t xml:space="preserve">debriefing</w:t>
-      </w:r>
-      <w:r>
-        <w:rPr>
-          <w:rtl w:val="0"/>
-        </w:rPr>
-        <w:t xml:space="preserve"> in plenaria (o con il formatore).</w:t>
-      </w:r>
-    </w:p>
-    <w:p>
-      <w:pPr>
-        <w:spacing w:after="240" w:before="240" w:lineRule="auto"/>
-        <w:rPr>
-          <w:b w:val="1"/>
-        </w:rPr>
-      </w:pPr>
-      <w:r>
-        <w:rPr>
-          <w:b w:val="1"/>
-          <w:rtl w:val="0"/>
-        </w:rPr>
-        <w:t xml:space="preserve">Output atteso:</w:t>
-      </w:r>
-    </w:p>
-    <w:p>
-      <w:pPr>
-        <w:numPr>
-          <w:ilvl w:val="0"/>
-          <w:numId w:val="5"/>
-        </w:numPr>
-        <w:spacing w:after="240" w:lineRule="auto"/>
-        <w:ind w:left="720" w:hanging="360"/>
-      </w:pPr>
-      <w:r>
-        <w:rPr>
-          <w:rtl w:val="0"/>
-        </w:rPr>
-        <w:t xml:space="preserve">Documento finale + eventuale sommario e checklist.</w:t>
-      </w:r>
-      <w:r>
-        <w:rPr>
-          <w:rtl w:val="0"/>
-        </w:rPr>
-      </w:r>
-    </w:p>
-    <w:p>
-      <w:pPr>
-        <w:spacing w:after="240" w:lineRule="auto"/>
-        <w:rPr/>
-      </w:pPr>
-      <w:r>
-        <w:rPr>
-          <w:rtl w:val="0"/>
-        </w:rPr>
-      </w:r>
-    </w:p>
-    <w:p>
-      <w:pPr>
-        <w:spacing w:after="240" w:before="240" w:lineRule="auto"/>
-        <w:rPr>
-          <w:b w:val="1"/>
-          <w:sz w:val="24"/>
-          <w:szCs w:val="24"/>
-        </w:rPr>
-      </w:pPr>
-      <w:r>
-        <w:rPr>
-          <w:b w:val="1"/>
-          <w:sz w:val="24"/>
-          <w:szCs w:val="24"/>
-          <w:rtl w:val="0"/>
-        </w:rPr>
-        <w:t xml:space="preserve">Deliverable Finale</w:t>
-      </w:r>
-    </w:p>
-    <w:p>
-      <w:pPr>
-        <w:numPr>
-          <w:ilvl w:val="0"/>
-          <w:numId w:val="3"/>
-        </w:numPr>
-        <w:spacing w:after="0" w:afterAutospacing="0" w:lineRule="auto"/>
-        <w:ind w:left="720" w:hanging="360"/>
-      </w:pPr>
-      <w:r>
-        <w:rPr>
-          <w:b w:val="1"/>
-          <w:rtl w:val="0"/>
-        </w:rPr>
-        <w:t xml:space="preserve">Un Documento di Mediazione</w:t>
-      </w:r>
-      <w:r>
-        <w:rPr>
-          <w:rtl w:val="0"/>
-        </w:rPr>
-        <w:t xml:space="preserve">, firmato idealmente dal “Manager Mediatore”, che:</w:t>
-      </w:r>
-    </w:p>
-    <w:p>
-      <w:pPr>
-        <w:numPr>
-          <w:ilvl w:val="1"/>
-          <w:numId w:val="3"/>
-        </w:numPr>
-        <w:spacing w:after="0" w:afterAutospacing="0" w:lineRule="auto"/>
-        <w:ind w:left="1440" w:hanging="360"/>
-      </w:pPr>
-      <w:r>
-        <w:rPr>
-          <w:rtl w:val="0"/>
-        </w:rPr>
-        <w:t xml:space="preserve">Descriva brevemente il contesto (sintesi del conflitto).</w:t>
-      </w:r>
-    </w:p>
-    <w:p>
-      <w:pPr>
-        <w:numPr>
-          <w:ilvl w:val="1"/>
-          <w:numId w:val="3"/>
-        </w:numPr>
-        <w:spacing w:after="0" w:afterAutospacing="0" w:lineRule="auto"/>
-        <w:ind w:left="1440" w:hanging="360"/>
-      </w:pPr>
-      <w:r>
-        <w:rPr>
-          <w:rtl w:val="0"/>
-        </w:rPr>
-        <w:t xml:space="preserve">Evidenzi le soluzioni su orari, turni, tempi di riposo, eccezioni emergenziali.</w:t>
-      </w:r>
-    </w:p>
-    <w:p>
-      <w:pPr>
-        <w:numPr>
-          <w:ilvl w:val="1"/>
-          <w:numId w:val="3"/>
-        </w:numPr>
-        <w:spacing w:after="240" w:lineRule="auto"/>
-        <w:ind w:left="1440" w:hanging="360"/>
+        <w:rPr/>
       </w:pPr>
       <w:r>
         <w:rPr>
@@ -2453,6 +2446,20 @@
       <w:sz w:val="52"/>
       <w:szCs w:val="52"/>
     </w:rPr>
+  </w:style>
+  <w:style w:type="table" w:styleId="TableNormal" w:default="1">
+    <w:name w:val="TableNormal"/>
+    <w:tblPr>
+      <w:tblCellMar>
+        <w:top w:w="100.0" w:type="dxa"/>
+        <w:left w:w="100.0" w:type="dxa"/>
+        <w:bottom w:w="100.0" w:type="dxa"/>
+        <w:right w:w="100.0" w:type="dxa"/>
+      </w:tblCellMar>
+    </w:tblPr>
+  </w:style>
+  <w:style w:type="paragraph" w:styleId="Normal" w:default="1">
+    <w:name w:val="normal"/>
   </w:style>
   <w:style w:type="paragraph" w:styleId="Subtitle">
     <w:name w:val="Subtitle"/>
@@ -2793,4 +2800,19 @@
   </a:objectDefaults>
   <a:extraClrSchemeLst/>
 </a:theme>
+</file>
+
+<file path=customXML/item1.xml><?xml version="1.0" encoding="utf-8"?>
+<go:gDocsCustomXmlDataStorage xmlns:go="http://customooxmlschemas.google.com/" xmlns:r="http://schemas.openxmlformats.org/officeDocument/2006/relationships" uri="GoogleDocsCustomDataVersion2">
+  <go:docsCustomData xmlns:go="http://customooxmlschemas.google.com/" roundtripDataSignature="AMtx7mi6U4y7ISl7jci6VugHyJ6pZVPf/g==">CgMxLjAyDmgueWxlZDFyNzVic25uMg5oLmRxYnJsdzUwMjJ2cTINaC5zaDZqdWEwZ2pzMzIOaC53emN4NDQ4OGJ6ajYyDmgudGN2OHA1YnVlNXI1Mg5oLnoyam12dTc1cjQ5czIOaC40ZWh0Y2xrejA4dzQyDmgucnVnODcybDBiN3lmMg5oLjJrZG92cXdzZmxldjIOaC41czk5cW9obWY1YWs4AHIhMUVidXRRRFY4ejRUc095X0szREo0TTVqT2UyVHFYYmpN</go:docsCustomData>
+</go:gDocsCustomXmlDataStorage>
+</file>
+
+<file path=customXML/itemProps1.xml><?xml version="1.0" encoding="utf-8"?>
+<ds:datastoreItem xmlns:ds="http://schemas.openxmlformats.org/officeDocument/2006/customXml" ds:itemID="{11111111-1234-1234-1234-123412341234}">
+  <ds:schemaRefs>
+    <ds:schemaRef ds:uri="http://schemas.openxmlformats.org/officeDocument/2006/relationships"/>
+    <ds:schemaRef ds:uri="http://customooxmlschemas.google.com/"/>
+  </ds:schemaRefs>
+</ds:datastoreItem>
 </file>
--- a/GSK/public/Esercizi/07_Risoluzione conflitti/Istruzioni - Gestione e risoluzione di un conflitto.docx
+++ b/GSK/public/Esercizi/07_Risoluzione conflitti/Istruzioni - Gestione e risoluzione di un conflitto.docx
@@ -1,1311 +1,1264 @@
 
 <file path=word/document.xml><?xml version="1.0" encoding="utf-8"?>
-<w:document xmlns:mc="http://schemas.openxmlformats.org/markup-compatibility/2006" xmlns:o="urn:schemas-microsoft-com:office:office" xmlns:r="http://schemas.openxmlformats.org/officeDocument/2006/relationships" xmlns:m="http://schemas.openxmlformats.org/officeDocument/2006/math" xmlns:v="urn:schemas-microsoft-com:vml" xmlns:wp="http://schemas.openxmlformats.org/drawingml/2006/wordprocessingDrawing" xmlns:w10="urn:schemas-microsoft-com:office:word" xmlns:w="http://schemas.openxmlformats.org/wordprocessingml/2006/main" xmlns:wne="http://schemas.microsoft.com/office/word/2006/wordml" xmlns:sl="http://schemas.openxmlformats.org/schemaLibrary/2006/main" xmlns:a="http://schemas.openxmlformats.org/drawingml/2006/main" xmlns:pic="http://schemas.openxmlformats.org/drawingml/2006/picture" xmlns:c="http://schemas.openxmlformats.org/drawingml/2006/chart" xmlns:lc="http://schemas.openxmlformats.org/drawingml/2006/lockedCanvas" xmlns:dgm="http://schemas.openxmlformats.org/drawingml/2006/diagram" xmlns:wps="http://schemas.microsoft.com/office/word/2010/wordprocessingShape" xmlns:wpg="http://schemas.microsoft.com/office/word/2010/wordprocessingGroup" xmlns:w14="http://schemas.microsoft.com/office/word/2010/wordml" xmlns:w15="http://schemas.microsoft.com/office/word/2012/wordml" xmlns:w16="http://schemas.microsoft.com/office/word/2018/wordml" xmlns:w16cex="http://schemas.microsoft.com/office/word/2018/wordml/cex" xmlns:w16cid="http://schemas.microsoft.com/office/word/2016/wordml/cid" xmlns="http://schemas.microsoft.com/office/tasks/2019/documenttasks" xmlns:cr="http://schemas.microsoft.com/office/comments/2020/reactions">
+<w:document xmlns:o="urn:schemas-microsoft-com:office:office" xmlns:r="http://schemas.openxmlformats.org/officeDocument/2006/relationships" xmlns:v="urn:schemas-microsoft-com:vml" xmlns:w="http://schemas.openxmlformats.org/wordprocessingml/2006/main" xmlns:w10="urn:schemas-microsoft-com:office:word" xmlns:wp="http://schemas.openxmlformats.org/drawingml/2006/wordprocessingDrawing" xmlns:pic="http://schemas.openxmlformats.org/drawingml/2006/picture" xmlns:wps="http://schemas.microsoft.com/office/word/2010/wordprocessingShape" xmlns:wpg="http://schemas.microsoft.com/office/word/2010/wordprocessingGroup" xmlns:mc="http://schemas.openxmlformats.org/markup-compatibility/2006" xmlns:wp14="http://schemas.microsoft.com/office/word/2010/wordprocessingDrawing" xmlns:w14="http://schemas.microsoft.com/office/word/2010/wordml" xmlns:w15="http://schemas.microsoft.com/office/word/2012/wordml" mc:Ignorable="w14 wp14 w15">
   <w:body>
     <w:p>
       <w:pPr>
-        <w:spacing w:after="240" w:before="240" w:lineRule="auto"/>
-        <w:rPr>
-          <w:b w:val="1"/>
+        <w:pStyle w:val="normal1"/>
+        <w:spacing w:lineRule="auto" w:line="240" w:before="240" w:after="240"/>
+        <w:rPr>
+          <w:b/>
           <w:sz w:val="46"/>
           <w:szCs w:val="46"/>
         </w:rPr>
       </w:pPr>
       <w:r>
         <w:rPr>
-          <w:b w:val="1"/>
+          <w:b/>
           <w:sz w:val="46"/>
           <w:szCs w:val="46"/>
-          <w:rtl w:val="0"/>
-        </w:rPr>
-        <w:t xml:space="preserve">Istruzioni</w:t>
+        </w:rPr>
+        <w:t>Istruzioni</w:t>
       </w:r>
     </w:p>
     <w:p>
       <w:pPr>
         <w:pStyle w:val="Subtitle"/>
-        <w:spacing w:after="240" w:before="240" w:lineRule="auto"/>
-        <w:rPr/>
-      </w:pPr>
-      <w:bookmarkStart w:colFirst="0" w:colLast="0" w:name="_heading=h.yled1r75bsnn" w:id="0"/>
+        <w:spacing w:lineRule="auto" w:line="240" w:before="240" w:after="240"/>
+        <w:rPr/>
+      </w:pPr>
+      <w:bookmarkStart w:id="0" w:name="_heading=h.yled1r75bsnn"/>
       <w:bookmarkEnd w:id="0"/>
       <w:r>
-        <w:rPr>
-          <w:rtl w:val="0"/>
-        </w:rPr>
-        <w:t xml:space="preserve">Gestione e risoluzione di un conflitto interno (HR vs. Reparto scientifico)</w:t>
-      </w:r>
-    </w:p>
-    <w:p>
-      <w:pPr>
-        <w:spacing w:after="240" w:before="240" w:lineRule="auto"/>
-        <w:rPr/>
-      </w:pPr>
-      <w:r>
-        <w:rPr>
-          <w:rtl w:val="0"/>
-        </w:rPr>
-        <w:t xml:space="preserve">Durata: 30 minuti</w:t>
+        <w:rPr/>
+        <w:t>Gestione e risoluzione di un conflitto interno (HR vs. Reparto scientifico)</w:t>
+      </w:r>
+    </w:p>
+    <w:p>
+      <w:pPr>
+        <w:pStyle w:val="normal1"/>
+        <w:spacing w:lineRule="auto" w:line="240" w:before="240" w:after="240"/>
+        <w:rPr/>
+      </w:pPr>
+      <w:r>
+        <w:rPr/>
+        <w:t>Durata: 30 minuti</w:t>
       </w:r>
     </w:p>
     <w:p>
       <w:pPr>
         <w:pStyle w:val="Heading2"/>
-        <w:spacing w:after="240" w:before="240" w:lineRule="auto"/>
-        <w:rPr/>
-      </w:pPr>
-      <w:bookmarkStart w:colFirst="0" w:colLast="0" w:name="_heading=h.dqbrlw5022vq" w:id="1"/>
+        <w:spacing w:lineRule="auto" w:line="240" w:before="240" w:after="240"/>
+        <w:rPr/>
+      </w:pPr>
+      <w:bookmarkStart w:id="1" w:name="_heading=h.dqbrlw5022vq"/>
       <w:bookmarkEnd w:id="1"/>
       <w:r>
-        <w:rPr>
-          <w:rtl w:val="0"/>
-        </w:rPr>
-        <w:t xml:space="preserve">Contesto dell’esercizio</w:t>
-      </w:r>
-    </w:p>
-    <w:p>
-      <w:pPr>
-        <w:spacing w:after="240" w:before="240" w:lineRule="auto"/>
-        <w:rPr/>
-      </w:pPr>
-      <w:r>
-        <w:rPr>
-          <w:rtl w:val="0"/>
-        </w:rPr>
-        <w:t xml:space="preserve">In un’azienda farmaceutica, l’HR e il Reparto Scientifico sono in disaccordo sull’organizzazione dei turni notturni e sullo straordinario, creando confusione tra documenti e comunicazioni. I manager devono mediare tra la tutela del personale e il bisogno di garantire la continuità dei progetti di ricerca. L’esercizio, supportato dalla GenAI, simula questo scenario per guidare i partecipanti verso soluzioni coerenti e condivise.</w:t>
+        <w:rPr/>
+        <w:t>Contesto dell’esercizio</w:t>
+      </w:r>
+    </w:p>
+    <w:p>
+      <w:pPr>
+        <w:pStyle w:val="normal1"/>
+        <w:spacing w:lineRule="auto" w:line="240" w:before="240" w:after="240"/>
+        <w:rPr/>
+      </w:pPr>
+      <w:r>
+        <w:rPr/>
+        <w:t>In un’azienda farmaceutica, l’HR e il Reparto Scientifico sono in disaccordo sull’organizzazione dei turni notturni e sullo straordinario, creando confusione tra documenti e comunicazioni. I manager devono mediare tra la tutela del personale e il bisogno di garantire la continuità dei progetti di ricerca. L’esercizio, supportato dalla GenAI, simula questo scenario per guidare i partecipanti verso soluzioni coerenti e condivise.</w:t>
       </w:r>
     </w:p>
     <w:p>
       <w:pPr>
         <w:pStyle w:val="Heading2"/>
-        <w:spacing w:after="240" w:before="240" w:lineRule="auto"/>
-        <w:rPr/>
-      </w:pPr>
-      <w:bookmarkStart w:colFirst="0" w:colLast="0" w:name="_heading=h.sh6jua0gjs3" w:id="2"/>
+        <w:spacing w:lineRule="auto" w:line="240" w:before="240" w:after="240"/>
+        <w:rPr/>
+      </w:pPr>
+      <w:bookmarkStart w:id="2" w:name="_heading=h.sh6jua0gjs3"/>
       <w:bookmarkEnd w:id="2"/>
       <w:r>
-        <w:rPr>
-          <w:rtl w:val="0"/>
-        </w:rPr>
-        <w:t xml:space="preserve">Obiettivo</w:t>
-      </w:r>
-    </w:p>
-    <w:p>
-      <w:pPr>
+        <w:rPr/>
+        <w:t>Obiettivo</w:t>
+      </w:r>
+    </w:p>
+    <w:p>
+      <w:pPr>
+        <w:pStyle w:val="normal1"/>
         <w:numPr>
           <w:ilvl w:val="0"/>
           <w:numId w:val="2"/>
         </w:numPr>
-        <w:spacing w:after="0" w:lineRule="auto"/>
-        <w:ind w:left="720" w:hanging="360"/>
-        <w:rPr/>
-      </w:pPr>
-      <w:r>
-        <w:rPr>
-          <w:b w:val="1"/>
-          <w:rtl w:val="0"/>
-        </w:rPr>
-        <w:t xml:space="preserve">Affinare le competenze manageriali</w:t>
-      </w:r>
-      <w:r>
-        <w:rPr>
-          <w:rtl w:val="0"/>
-        </w:rPr>
+        <w:spacing w:lineRule="auto" w:line="240" w:before="0" w:after="0"/>
+        <w:ind w:hanging="360" w:left="720"/>
+        <w:rPr/>
+      </w:pPr>
+      <w:r>
+        <w:rPr>
+          <w:b/>
+        </w:rPr>
+        <w:t>Affinare le competenze manageriali</w:t>
+      </w:r>
+      <w:r>
+        <w:rPr/>
         <w:t xml:space="preserve"> in situazioni di conflitto interno, con particolare focus sulla mediazione tra funzioni aziendali (HR e Reparto Scientifico).</w:t>
       </w:r>
     </w:p>
     <w:p>
       <w:pPr>
+        <w:pStyle w:val="normal1"/>
         <w:numPr>
           <w:ilvl w:val="0"/>
           <w:numId w:val="2"/>
         </w:numPr>
-        <w:spacing w:after="0" w:lineRule="auto"/>
-        <w:ind w:left="720" w:hanging="360"/>
-        <w:rPr/>
-      </w:pPr>
-      <w:r>
-        <w:rPr>
-          <w:b w:val="1"/>
-          <w:rtl w:val="0"/>
-        </w:rPr>
-        <w:t xml:space="preserve">Sperimentare l’uso di GenAI (GiGi)</w:t>
-      </w:r>
-      <w:r>
-        <w:rPr>
-          <w:rtl w:val="0"/>
-        </w:rPr>
+        <w:spacing w:lineRule="auto" w:line="240" w:before="0" w:after="0"/>
+        <w:ind w:hanging="360" w:left="720"/>
+        <w:rPr/>
+      </w:pPr>
+      <w:r>
+        <w:rPr>
+          <w:b/>
+        </w:rPr>
+        <w:t>Sperimentare l’uso di GenAI (GiGi)</w:t>
+      </w:r>
+      <w:r>
+        <w:rPr/>
         <w:t xml:space="preserve"> per rielaborare documenti disomogenei (email, chat, policy, appunti) e produrre un </w:t>
       </w:r>
       <w:r>
         <w:rPr>
-          <w:b w:val="1"/>
-          <w:rtl w:val="0"/>
-        </w:rPr>
-        <w:t xml:space="preserve">documento di mediazione</w:t>
-      </w:r>
-      <w:r>
-        <w:rPr>
-          <w:rtl w:val="0"/>
-        </w:rPr>
+          <w:b/>
+        </w:rPr>
+        <w:t>documento di mediazione</w:t>
+      </w:r>
+      <w:r>
+        <w:rPr/>
         <w:t xml:space="preserve"> chiaro e coerente.</w:t>
       </w:r>
     </w:p>
     <w:p>
       <w:pPr>
+        <w:pStyle w:val="normal1"/>
         <w:numPr>
           <w:ilvl w:val="0"/>
           <w:numId w:val="2"/>
         </w:numPr>
-        <w:spacing w:after="240" w:lineRule="auto"/>
-        <w:ind w:left="720" w:hanging="360"/>
-        <w:rPr/>
-      </w:pPr>
-      <w:r>
-        <w:rPr>
-          <w:b w:val="1"/>
-          <w:rtl w:val="0"/>
-        </w:rPr>
-        <w:t xml:space="preserve">Allenare la capacità di sintesi</w:t>
-      </w:r>
-      <w:r>
-        <w:rPr>
-          <w:rtl w:val="0"/>
-        </w:rPr>
+        <w:spacing w:lineRule="auto" w:line="240" w:before="0" w:after="240"/>
+        <w:ind w:hanging="360" w:left="720"/>
+        <w:rPr/>
+      </w:pPr>
+      <w:r>
+        <w:rPr>
+          <w:b/>
+        </w:rPr>
+        <w:t>Allenare la capacità di sintesi</w:t>
+      </w:r>
+      <w:r>
+        <w:rPr/>
         <w:t xml:space="preserve"> e la gestione di informazioni contraddittorie provenienti da diverse fonti.</w:t>
       </w:r>
     </w:p>
     <w:p>
       <w:pPr>
         <w:pStyle w:val="Heading2"/>
-        <w:spacing w:after="240" w:before="240" w:lineRule="auto"/>
-        <w:rPr/>
-      </w:pPr>
-      <w:bookmarkStart w:colFirst="0" w:colLast="0" w:name="_heading=h.wzcx4488bzj6" w:id="3"/>
+        <w:spacing w:lineRule="auto" w:line="240" w:before="240" w:after="240"/>
+        <w:rPr/>
+      </w:pPr>
+      <w:bookmarkStart w:id="3" w:name="_heading=h.wzcx4488bzj6"/>
       <w:bookmarkEnd w:id="3"/>
       <w:r>
-        <w:rPr>
-          <w:rtl w:val="0"/>
-        </w:rPr>
-        <w:t xml:space="preserve">Materiali Forniti</w:t>
-      </w:r>
-    </w:p>
-    <w:p>
-      <w:pPr>
+        <w:rPr/>
+        <w:t>Materiali Forniti</w:t>
+      </w:r>
+    </w:p>
+    <w:p>
+      <w:pPr>
+        <w:pStyle w:val="normal1"/>
         <w:numPr>
           <w:ilvl w:val="0"/>
           <w:numId w:val="6"/>
         </w:numPr>
-        <w:spacing w:after="0" w:lineRule="auto"/>
-        <w:ind w:left="720" w:hanging="360"/>
-        <w:rPr/>
-      </w:pPr>
-      <w:r>
-        <w:rPr>
-          <w:b w:val="1"/>
-          <w:rtl w:val="0"/>
-        </w:rPr>
-        <w:t xml:space="preserve">Documento Email</w:t>
-      </w:r>
-      <w:r>
-        <w:rPr>
-          <w:rtl w:val="0"/>
-        </w:rPr>
+        <w:spacing w:lineRule="auto" w:line="240" w:before="0" w:after="0"/>
+        <w:ind w:hanging="360" w:left="720"/>
+        <w:rPr/>
+      </w:pPr>
+      <w:r>
+        <w:rPr>
+          <w:b/>
+        </w:rPr>
+        <w:t>Documento Email</w:t>
+      </w:r>
+      <w:r>
+        <w:rPr/>
         <w:t xml:space="preserve"> (6 email totali, da HR, dal Reparto Scientifico e dal Manager).</w:t>
       </w:r>
     </w:p>
     <w:p>
       <w:pPr>
+        <w:pStyle w:val="normal1"/>
         <w:numPr>
           <w:ilvl w:val="0"/>
           <w:numId w:val="6"/>
         </w:numPr>
-        <w:spacing w:after="0" w:lineRule="auto"/>
-        <w:ind w:left="720" w:hanging="360"/>
-        <w:rPr/>
-      </w:pPr>
-      <w:r>
-        <w:rPr>
-          <w:b w:val="1"/>
-          <w:rtl w:val="0"/>
-        </w:rPr>
-        <w:t xml:space="preserve">Documento Chat Aziendali</w:t>
-      </w:r>
-      <w:r>
-        <w:rPr>
-          <w:rtl w:val="0"/>
-        </w:rPr>
+        <w:spacing w:lineRule="auto" w:line="240" w:before="0" w:after="0"/>
+        <w:ind w:hanging="360" w:left="720"/>
+        <w:rPr/>
+      </w:pPr>
+      <w:r>
+        <w:rPr>
+          <w:b/>
+        </w:rPr>
+        <w:t>Documento Chat Aziendali</w:t>
+      </w:r>
+      <w:r>
+        <w:rPr/>
         <w:t xml:space="preserve"> (2 estratti Slack/Teams, uno del canale HR e uno del laboratorio).</w:t>
       </w:r>
     </w:p>
     <w:p>
       <w:pPr>
+        <w:pStyle w:val="normal1"/>
         <w:numPr>
           <w:ilvl w:val="0"/>
           <w:numId w:val="6"/>
         </w:numPr>
-        <w:spacing w:after="0" w:lineRule="auto"/>
-        <w:ind w:left="720" w:hanging="360"/>
-        <w:rPr/>
-      </w:pPr>
-      <w:r>
-        <w:rPr>
-          <w:b w:val="1"/>
-          <w:rtl w:val="0"/>
-        </w:rPr>
-        <w:t xml:space="preserve">Documento Policy Aziendale</w:t>
-      </w:r>
-      <w:r>
-        <w:rPr>
-          <w:rtl w:val="0"/>
-        </w:rPr>
+        <w:spacing w:lineRule="auto" w:line="240" w:before="0" w:after="0"/>
+        <w:ind w:hanging="360" w:left="720"/>
+        <w:rPr/>
+      </w:pPr>
+      <w:r>
+        <w:rPr>
+          <w:b/>
+        </w:rPr>
+        <w:t>Documento Policy Aziendale</w:t>
+      </w:r>
+      <w:r>
+        <w:rPr/>
         <w:t xml:space="preserve"> (estratto con regole su orari di lavoro, straordinari, turnazioni, benessere).</w:t>
       </w:r>
     </w:p>
     <w:p>
       <w:pPr>
+        <w:pStyle w:val="normal1"/>
         <w:numPr>
           <w:ilvl w:val="0"/>
           <w:numId w:val="6"/>
         </w:numPr>
-        <w:spacing w:after="240" w:lineRule="auto"/>
-        <w:ind w:left="720" w:hanging="360"/>
-        <w:rPr/>
-      </w:pPr>
-      <w:r>
-        <w:rPr>
-          <w:b w:val="1"/>
-          <w:rtl w:val="0"/>
-        </w:rPr>
-        <w:t xml:space="preserve">Documento Appunti del Manager</w:t>
-      </w:r>
-      <w:r>
-        <w:rPr>
-          <w:rtl w:val="0"/>
-        </w:rPr>
+        <w:spacing w:lineRule="auto" w:line="240" w:before="0" w:after="240"/>
+        <w:ind w:hanging="360" w:left="720"/>
+        <w:rPr/>
+      </w:pPr>
+      <w:r>
+        <w:rPr>
+          <w:b/>
+        </w:rPr>
+        <w:t>Documento Appunti del Manager</w:t>
+      </w:r>
+      <w:r>
+        <w:rPr/>
         <w:t xml:space="preserve"> (note informali con contraddizioni e ipotesi di soluzione).</w:t>
       </w:r>
     </w:p>
     <w:p>
       <w:pPr>
         <w:pStyle w:val="Heading2"/>
-        <w:spacing w:after="240" w:before="240" w:lineRule="auto"/>
-        <w:rPr/>
-      </w:pPr>
-      <w:bookmarkStart w:colFirst="0" w:colLast="0" w:name="_heading=h.tcv8p5bue5r5" w:id="4"/>
+        <w:spacing w:lineRule="auto" w:line="240" w:before="240" w:after="240"/>
+        <w:rPr/>
+      </w:pPr>
+      <w:bookmarkStart w:id="4" w:name="_heading=h.tcv8p5bue5r5"/>
       <w:bookmarkEnd w:id="4"/>
       <w:r>
-        <w:rPr>
-          <w:rtl w:val="0"/>
-        </w:rPr>
-        <w:t xml:space="preserve">Suggerimenti</w:t>
-      </w:r>
-      <w:r>
-        <w:rPr>
-          <w:rtl w:val="0"/>
-        </w:rPr>
-      </w:r>
-    </w:p>
-    <w:p>
-      <w:pPr>
+        <w:rPr/>
+        <w:t>Suggerimenti</w:t>
+      </w:r>
+    </w:p>
+    <w:p>
+      <w:pPr>
+        <w:pStyle w:val="normal1"/>
         <w:numPr>
           <w:ilvl w:val="0"/>
           <w:numId w:val="1"/>
         </w:numPr>
-        <w:spacing w:after="0" w:lineRule="auto"/>
-        <w:ind w:left="720" w:hanging="360"/>
-        <w:rPr/>
-      </w:pPr>
-      <w:r>
-        <w:rPr>
-          <w:rtl w:val="0"/>
-        </w:rPr>
-        <w:t xml:space="preserve">Usate GiGi per porre domande, testare ipotesi, creare sintesi, confrontare opzioni e formalizzare la vostra proposta.</w:t>
-      </w:r>
-    </w:p>
-    <w:p>
-      <w:pPr>
+        <w:spacing w:lineRule="auto" w:line="240" w:before="0" w:after="0"/>
+        <w:ind w:hanging="360" w:left="720"/>
+        <w:rPr/>
+      </w:pPr>
+      <w:r>
+        <w:rPr/>
+        <w:t>Usate GiGi per porre domande, testare ipotesi, creare sintesi, confrontare opzioni e formalizzare la vostra proposta.</w:t>
+      </w:r>
+    </w:p>
+    <w:p>
+      <w:pPr>
+        <w:pStyle w:val="normal1"/>
         <w:numPr>
           <w:ilvl w:val="0"/>
           <w:numId w:val="1"/>
         </w:numPr>
-        <w:spacing w:after="0" w:lineRule="auto"/>
-        <w:ind w:left="720" w:hanging="360"/>
-        <w:rPr/>
-      </w:pPr>
-      <w:r>
-        <w:rPr>
-          <w:rtl w:val="0"/>
-        </w:rPr>
-        <w:t xml:space="preserve">Potete lavorare individualmente o in coppia.</w:t>
-      </w:r>
-    </w:p>
-    <w:p>
-      <w:pPr>
+        <w:spacing w:lineRule="auto" w:line="240" w:before="0" w:after="0"/>
+        <w:ind w:hanging="360" w:left="720"/>
+        <w:rPr/>
+      </w:pPr>
+      <w:r>
+        <w:rPr/>
+        <w:t>Potete lavorare individualmente o in coppia.</w:t>
+      </w:r>
+    </w:p>
+    <w:p>
+      <w:pPr>
+        <w:pStyle w:val="normal1"/>
         <w:numPr>
           <w:ilvl w:val="0"/>
           <w:numId w:val="1"/>
         </w:numPr>
-        <w:spacing w:after="240" w:lineRule="auto"/>
-        <w:ind w:left="720" w:hanging="360"/>
-        <w:rPr/>
-      </w:pPr>
-      <w:r>
-        <w:rPr>
-          <w:rtl w:val="0"/>
-        </w:rPr>
-        <w:t xml:space="preserve">Il linguaggio dell’output finale deve essere chiaro, concreto e adatto a un documento operativo aziendale.</w:t>
-      </w:r>
-    </w:p>
-    <w:p>
-      <w:pPr>
+        <w:spacing w:lineRule="auto" w:line="240" w:before="0" w:after="240"/>
+        <w:ind w:hanging="360" w:left="720"/>
+        <w:rPr/>
+      </w:pPr>
+      <w:r>
+        <w:rPr/>
+        <w:t>Il linguaggio dell’output finale deve essere chiaro, concreto e adatto a un documento operativo aziendale.</w:t>
+      </w:r>
+    </w:p>
+    <w:p>
+      <w:pPr>
+        <w:pStyle w:val="normal1"/>
         <w:jc w:val="center"/>
         <w:rPr/>
       </w:pPr>
       <w:r>
-        <w:pict>
-          <v:rect style="width:0.0pt;height:1.5pt" o:hr="t" o:hrstd="t" o:hralign="center" fillcolor="#A0A0A0" stroked="f"/>
-        </w:pict>
-      </w:r>
-      <w:r>
-        <w:rPr>
-          <w:rtl w:val="0"/>
-        </w:rPr>
-      </w:r>
-    </w:p>
-    <w:p>
-      <w:pPr>
-        <w:spacing w:after="240" w:before="240" w:lineRule="auto"/>
-        <w:rPr>
-          <w:b w:val="1"/>
+        <w:rPr/>
+        <mc:AlternateContent>
+          <mc:Choice Requires="wps">
+            <w:drawing>
+              <wp:inline distT="0" distB="0" distL="0" distR="0">
+                <wp:extent cx="5731510" cy="19050"/>
+                <wp:effectExtent l="0" t="0" r="0" b="0"/>
+                <wp:docPr id="1" name=""/>
+                <a:graphic xmlns:a="http://schemas.openxmlformats.org/drawingml/2006/main">
+                  <a:graphicData uri="http://schemas.microsoft.com/office/word/2010/wordprocessingShape">
+                    <wps:wsp>
+                      <wps:cNvSpPr/>
+                      <wps:nvSpPr>
+                        <wps:cNvPr id="2" name=""/>
+                        <wps:cNvSpPr/>
+                      </wps:nvSpPr>
+                      <wps:spPr>
+                        <a:xfrm>
+                          <a:off x="0" y="0"/>
+                          <a:ext cx="5731560" cy="19080"/>
+                        </a:xfrm>
+                        <a:prstGeom prst="rect">
+                          <a:avLst/>
+                        </a:prstGeom>
+                        <a:solidFill>
+                          <a:srgbClr val="a0a0a0"/>
+                        </a:solidFill>
+                        <a:ln w="0">
+                          <a:noFill/>
+                        </a:ln>
+                      </wps:spPr>
+                      <wps:bodyPr/>
+                    </wps:wsp>
+                  </a:graphicData>
+                </a:graphic>
+                <wp14:sizeRelH relativeFrom="page">
+                  <wp14:pctWidth>100000</wp14:pctWidth>
+                </wp14:sizeRelH>
+              </wp:inline>
+            </w:drawing>
+          </mc:Choice>
+          <mc:Fallback>
+            <w:pict>
+              <v:rect id="shape_0" fillcolor="#a0a0a0" stroked="f" o:allowincell="f" style="position:absolute;margin-left:0pt;margin-top:-1.55pt;width:451.25pt;height:1.45pt;mso-wrap-style:none;v-text-anchor:middle;mso-position-horizontal:center;mso-position-vertical:top">
+                <v:fill o:detectmouseclick="t" type="solid" color2="#5f5f5f"/>
+                <v:stroke color="#3465a4" joinstyle="round" endcap="flat"/>
+                <w10:wrap type="topAndBottom"/>
+              </v:rect>
+            </w:pict>
+          </mc:Fallback>
+        </mc:AlternateContent>
+      </w:r>
+    </w:p>
+    <w:p>
+      <w:pPr>
+        <w:pStyle w:val="normal1"/>
+        <w:spacing w:lineRule="auto" w:line="240" w:before="240" w:after="240"/>
+        <w:rPr>
+          <w:b/>
           <w:sz w:val="30"/>
           <w:szCs w:val="30"/>
         </w:rPr>
       </w:pPr>
       <w:r>
         <w:rPr>
-          <w:rtl w:val="0"/>
-        </w:rPr>
-      </w:r>
-    </w:p>
-    <w:p>
-      <w:pPr>
-        <w:spacing w:after="240" w:before="240" w:lineRule="auto"/>
-        <w:rPr>
-          <w:b w:val="1"/>
+          <w:b/>
           <w:sz w:val="30"/>
           <w:szCs w:val="30"/>
         </w:rPr>
-      </w:pPr>
-      <w:r>
-        <w:rPr>
-          <w:rtl w:val="0"/>
+      </w:r>
+    </w:p>
+    <w:p>
+      <w:pPr>
+        <w:pStyle w:val="normal1"/>
+        <w:spacing w:lineRule="auto" w:line="240" w:before="240" w:after="240"/>
+        <w:rPr>
+          <w:b/>
+          <w:sz w:val="30"/>
+          <w:szCs w:val="30"/>
+        </w:rPr>
+      </w:pPr>
+      <w:r>
+        <w:rPr>
+          <w:b/>
+          <w:sz w:val="30"/>
+          <w:szCs w:val="30"/>
         </w:rPr>
       </w:r>
     </w:p>
     <w:p>
       <w:pPr>
         <w:pStyle w:val="Heading1"/>
-        <w:spacing w:after="240" w:before="240" w:lineRule="auto"/>
-        <w:rPr/>
-      </w:pPr>
-      <w:bookmarkStart w:colFirst="0" w:colLast="0" w:name="_heading=h.z2jmvu75r49s" w:id="5"/>
+        <w:spacing w:lineRule="auto" w:line="240" w:before="240" w:after="240"/>
+        <w:rPr/>
+      </w:pPr>
+      <w:bookmarkStart w:id="5" w:name="_heading=h.z2jmvu75r49s"/>
       <w:bookmarkEnd w:id="5"/>
       <w:r>
-        <w:rPr>
-          <w:rtl w:val="0"/>
-        </w:rPr>
-        <w:t xml:space="preserve">Attività da svolgere</w:t>
+        <w:rPr/>
+        <w:t>Attività da svolgere</w:t>
       </w:r>
     </w:p>
     <w:p>
       <w:pPr>
         <w:pStyle w:val="Heading2"/>
-        <w:spacing w:after="240" w:before="240" w:lineRule="auto"/>
-        <w:rPr/>
-      </w:pPr>
-      <w:bookmarkStart w:colFirst="0" w:colLast="0" w:name="_heading=h.4ehtclkz08w4" w:id="6"/>
+        <w:spacing w:lineRule="auto" w:line="240" w:before="240" w:after="240"/>
+        <w:rPr/>
+      </w:pPr>
+      <w:bookmarkStart w:id="6" w:name="_heading=h.4ehtclkz08w4"/>
       <w:bookmarkEnd w:id="6"/>
       <w:r>
-        <w:rPr>
-          <w:rtl w:val="0"/>
-        </w:rPr>
-        <w:t xml:space="preserve">Fase 1 (5 minuti): Lettura e Comprensione</w:t>
-      </w:r>
-    </w:p>
-    <w:p>
-      <w:pPr>
-        <w:spacing w:after="240" w:lineRule="auto"/>
-        <w:ind w:left="0" w:firstLine="0"/>
-        <w:rPr/>
-      </w:pPr>
-      <w:r>
-        <w:rPr>
-          <w:b w:val="1"/>
-          <w:rtl w:val="0"/>
-        </w:rPr>
-        <w:t xml:space="preserve">Obiettivo</w:t>
-      </w:r>
-      <w:r>
-        <w:rPr>
-          <w:rtl w:val="0"/>
-        </w:rPr>
-        <w:t xml:space="preserve">:</w:t>
-        <w:br w:type="textWrapping"/>
-        <w:t xml:space="preserve">farsi un’idea chiara del conflitto.</w:t>
-      </w:r>
-    </w:p>
-    <w:p>
-      <w:pPr>
-        <w:spacing w:after="240" w:lineRule="auto"/>
-        <w:ind w:left="0" w:firstLine="0"/>
-        <w:rPr/>
-      </w:pPr>
-      <w:r>
-        <w:rPr>
-          <w:b w:val="1"/>
-          <w:rtl w:val="0"/>
-        </w:rPr>
-        <w:t xml:space="preserve">Task</w:t>
-      </w:r>
-      <w:r>
-        <w:rPr>
-          <w:rtl w:val="0"/>
-        </w:rPr>
-        <w:t xml:space="preserve">:</w:t>
-        <w:br w:type="textWrapping"/>
-        <w:t xml:space="preserve">Senza GiGi</w:t>
-      </w:r>
-    </w:p>
-    <w:p>
-      <w:pPr>
+        <w:rPr/>
+        <w:t>Fase 1 (5 minuti): Lettura e Comprensione</w:t>
+      </w:r>
+    </w:p>
+    <w:p>
+      <w:pPr>
+        <w:pStyle w:val="normal1"/>
+        <w:spacing w:lineRule="auto" w:line="240" w:before="0" w:after="240"/>
+        <w:ind w:hanging="0" w:left="0"/>
+        <w:rPr/>
+      </w:pPr>
+      <w:r>
+        <w:rPr>
+          <w:b/>
+        </w:rPr>
+        <w:t>Obiettivo</w:t>
+      </w:r>
+      <w:r>
+        <w:rPr/>
+        <w:t>:</w:t>
+        <w:br/>
+        <w:t>farsi un’idea chiara del conflitto.</w:t>
+      </w:r>
+    </w:p>
+    <w:p>
+      <w:pPr>
+        <w:pStyle w:val="normal1"/>
+        <w:spacing w:lineRule="auto" w:line="240" w:before="0" w:after="240"/>
+        <w:ind w:hanging="0" w:left="0"/>
+        <w:rPr/>
+      </w:pPr>
+      <w:r>
+        <w:rPr>
+          <w:b/>
+        </w:rPr>
+        <w:t>Task</w:t>
+      </w:r>
+      <w:r>
+        <w:rPr/>
+        <w:t>:</w:t>
+        <w:br/>
+        <w:t>Senza GiGi</w:t>
+      </w:r>
+    </w:p>
+    <w:p>
+      <w:pPr>
+        <w:pStyle w:val="normal1"/>
         <w:numPr>
           <w:ilvl w:val="1"/>
           <w:numId w:val="4"/>
         </w:numPr>
-        <w:spacing w:after="0" w:lineRule="auto"/>
-        <w:ind w:left="1440" w:hanging="360"/>
-        <w:rPr/>
-      </w:pPr>
-      <w:r>
-        <w:rPr>
-          <w:rtl w:val="0"/>
-        </w:rPr>
-        <w:t xml:space="preserve">Leggere rapidamente le email, le chat e la policy.</w:t>
-      </w:r>
-    </w:p>
-    <w:p>
-      <w:pPr>
+        <w:spacing w:lineRule="auto" w:line="240" w:before="0" w:after="0"/>
+        <w:ind w:hanging="360" w:left="1440"/>
+        <w:rPr/>
+      </w:pPr>
+      <w:r>
+        <w:rPr/>
+        <w:t>Leggere rapidamente le email, le chat e la policy.</w:t>
+      </w:r>
+    </w:p>
+    <w:p>
+      <w:pPr>
+        <w:pStyle w:val="normal1"/>
         <w:numPr>
           <w:ilvl w:val="1"/>
           <w:numId w:val="4"/>
         </w:numPr>
-        <w:spacing w:after="240" w:lineRule="auto"/>
-        <w:ind w:left="1440" w:hanging="360"/>
-        <w:rPr/>
-      </w:pPr>
-      <w:r>
-        <w:rPr>
-          <w:rtl w:val="0"/>
-        </w:rPr>
-        <w:t xml:space="preserve">Identificare le aree di disaccordo (turni notturni, orari massimi, stress del personale, scadenze sperimentali).</w:t>
-      </w:r>
-    </w:p>
-    <w:p>
-      <w:pPr>
-        <w:spacing w:after="240" w:lineRule="auto"/>
-        <w:ind w:left="0" w:firstLine="0"/>
-        <w:rPr/>
-      </w:pPr>
-      <w:r>
-        <w:rPr>
-          <w:rtl w:val="0"/>
-        </w:rPr>
-        <w:t xml:space="preserve">Con GiGi</w:t>
-      </w:r>
-    </w:p>
-    <w:p>
-      <w:pPr>
+        <w:spacing w:lineRule="auto" w:line="240" w:before="0" w:after="240"/>
+        <w:ind w:hanging="360" w:left="1440"/>
+        <w:rPr/>
+      </w:pPr>
+      <w:r>
+        <w:rPr/>
+        <w:t>Identificare le aree di disaccordo (turni notturni, orari massimi, stress del personale, scadenze sperimentali).</w:t>
+      </w:r>
+    </w:p>
+    <w:p>
+      <w:pPr>
+        <w:pStyle w:val="normal1"/>
+        <w:spacing w:lineRule="auto" w:line="240" w:before="0" w:after="240"/>
+        <w:ind w:hanging="0" w:left="0"/>
+        <w:rPr/>
+      </w:pPr>
+      <w:r>
+        <w:rPr/>
+        <w:t>Con GiGi</w:t>
+      </w:r>
+    </w:p>
+    <w:p>
+      <w:pPr>
+        <w:pStyle w:val="normal1"/>
         <w:numPr>
           <w:ilvl w:val="1"/>
           <w:numId w:val="4"/>
         </w:numPr>
-        <w:spacing w:after="240" w:lineRule="auto"/>
-        <w:ind w:left="1440" w:hanging="360"/>
-        <w:rPr/>
-      </w:pPr>
-      <w:r>
-        <w:rPr>
-          <w:rtl w:val="0"/>
-        </w:rPr>
-        <w:t xml:space="preserve">Annotare eventuali contraddizioni (date discordanti, regole HR vs. esigenze scientifiche).</w:t>
-      </w:r>
-    </w:p>
-    <w:p>
-      <w:pPr>
-        <w:spacing w:after="240" w:before="240" w:lineRule="auto"/>
-        <w:rPr>
-          <w:b w:val="1"/>
-        </w:rPr>
-      </w:pPr>
-      <w:r>
-        <w:rPr>
-          <w:b w:val="1"/>
-          <w:rtl w:val="0"/>
-        </w:rPr>
-        <w:t xml:space="preserve">Output atteso:</w:t>
-      </w:r>
-    </w:p>
-    <w:p>
-      <w:pPr>
+        <w:spacing w:lineRule="auto" w:line="240" w:before="0" w:after="240"/>
+        <w:ind w:hanging="360" w:left="1440"/>
+        <w:rPr/>
+      </w:pPr>
+      <w:r>
+        <w:rPr/>
+        <w:t>Annotare eventuali contraddizioni (date discordanti, regole HR vs. esigenze scientifiche).</w:t>
+      </w:r>
+    </w:p>
+    <w:p>
+      <w:pPr>
+        <w:pStyle w:val="normal1"/>
+        <w:spacing w:lineRule="auto" w:line="240" w:before="240" w:after="240"/>
+        <w:rPr>
+          <w:b/>
+        </w:rPr>
+      </w:pPr>
+      <w:r>
+        <w:rPr>
+          <w:b/>
+        </w:rPr>
+        <w:t>Output atteso:</w:t>
+      </w:r>
+    </w:p>
+    <w:p>
+      <w:pPr>
+        <w:pStyle w:val="normal1"/>
         <w:numPr>
           <w:ilvl w:val="0"/>
           <w:numId w:val="5"/>
         </w:numPr>
-        <w:spacing w:after="240" w:lineRule="auto"/>
-        <w:ind w:left="720" w:hanging="360"/>
-        <w:rPr/>
-      </w:pPr>
-      <w:r>
-        <w:rPr>
-          <w:rtl w:val="0"/>
-        </w:rPr>
-        <w:t xml:space="preserve">Mappa del conflitto e contraddizioni.</w:t>
-      </w:r>
-    </w:p>
-    <w:p>
-      <w:pPr>
-        <w:spacing w:after="240" w:lineRule="auto"/>
-        <w:ind w:left="0" w:firstLine="0"/>
-        <w:rPr/>
-      </w:pPr>
-      <w:r>
-        <w:rPr>
-          <w:rtl w:val="0"/>
-        </w:rPr>
+        <w:spacing w:lineRule="auto" w:line="240" w:before="0" w:after="240"/>
+        <w:ind w:hanging="360" w:left="720"/>
+        <w:rPr/>
+      </w:pPr>
+      <w:r>
+        <w:rPr/>
+        <w:t>Mappa del conflitto e contraddizioni.</w:t>
+      </w:r>
+    </w:p>
+    <w:p>
+      <w:pPr>
+        <w:pStyle w:val="normal1"/>
+        <w:spacing w:lineRule="auto" w:line="240" w:before="0" w:after="240"/>
+        <w:ind w:hanging="0" w:left="0"/>
+        <w:rPr/>
+      </w:pPr>
+      <w:r>
+        <w:rPr/>
       </w:r>
     </w:p>
     <w:p>
       <w:pPr>
         <w:pStyle w:val="Heading2"/>
-        <w:spacing w:after="240" w:before="240" w:lineRule="auto"/>
-        <w:rPr/>
-      </w:pPr>
-      <w:bookmarkStart w:colFirst="0" w:colLast="0" w:name="_heading=h.rug872l0b7yf" w:id="7"/>
+        <w:spacing w:lineRule="auto" w:line="240" w:before="240" w:after="240"/>
+        <w:rPr/>
+      </w:pPr>
+      <w:bookmarkStart w:id="7" w:name="_heading=h.rug872l0b7yf"/>
       <w:bookmarkEnd w:id="7"/>
       <w:r>
-        <w:rPr>
-          <w:rtl w:val="0"/>
-        </w:rPr>
-        <w:t xml:space="preserve">Fase 2 (5 minuti): Creazione Outline / Template</w:t>
-      </w:r>
-    </w:p>
-    <w:p>
-      <w:pPr>
+        <w:rPr/>
+        <w:t>Fase 2 (5 minuti): Creazione Outline / Template</w:t>
+      </w:r>
+    </w:p>
+    <w:p>
+      <w:pPr>
+        <w:pStyle w:val="normal1"/>
         <w:numPr>
           <w:ilvl w:val="0"/>
           <w:numId w:val="9"/>
         </w:numPr>
-        <w:spacing w:after="0" w:lineRule="auto"/>
-        <w:ind w:left="720" w:hanging="360"/>
-        <w:rPr/>
-      </w:pPr>
-      <w:r>
-        <w:rPr>
-          <w:b w:val="1"/>
-          <w:rtl w:val="0"/>
-        </w:rPr>
-        <w:t xml:space="preserve">Obiettivo</w:t>
-      </w:r>
-      <w:r>
-        <w:rPr>
-          <w:rtl w:val="0"/>
-        </w:rPr>
+        <w:spacing w:lineRule="auto" w:line="240" w:before="0" w:after="0"/>
+        <w:ind w:hanging="360" w:left="720"/>
+        <w:rPr/>
+      </w:pPr>
+      <w:r>
+        <w:rPr>
+          <w:b/>
+        </w:rPr>
+        <w:t>Obiettivo</w:t>
+      </w:r>
+      <w:r>
+        <w:rPr/>
         <w:t xml:space="preserve">: definire la </w:t>
       </w:r>
       <w:r>
         <w:rPr>
-          <w:b w:val="1"/>
-          <w:rtl w:val="0"/>
-        </w:rPr>
-        <w:t xml:space="preserve">struttura</w:t>
-      </w:r>
-      <w:r>
-        <w:rPr>
-          <w:rtl w:val="0"/>
-        </w:rPr>
+          <w:b/>
+        </w:rPr>
+        <w:t>struttura</w:t>
+      </w:r>
+      <w:r>
+        <w:rPr/>
         <w:t xml:space="preserve"> del documento di mediazione.</w:t>
       </w:r>
     </w:p>
     <w:p>
       <w:pPr>
+        <w:pStyle w:val="normal1"/>
         <w:numPr>
           <w:ilvl w:val="0"/>
           <w:numId w:val="9"/>
         </w:numPr>
-        <w:spacing w:after="0" w:lineRule="auto"/>
-        <w:ind w:left="720" w:hanging="360"/>
-        <w:rPr/>
-      </w:pPr>
-      <w:r>
-        <w:rPr>
-          <w:b w:val="1"/>
-          <w:rtl w:val="0"/>
-        </w:rPr>
-        <w:t xml:space="preserve">Attività</w:t>
-      </w:r>
-      <w:r>
-        <w:rPr>
-          <w:rtl w:val="0"/>
-        </w:rPr>
-        <w:t xml:space="preserve">:</w:t>
-      </w:r>
-    </w:p>
-    <w:p>
-      <w:pPr>
+        <w:spacing w:lineRule="auto" w:line="240" w:before="0" w:after="0"/>
+        <w:ind w:hanging="360" w:left="720"/>
+        <w:rPr/>
+      </w:pPr>
+      <w:r>
+        <w:rPr>
+          <w:b/>
+        </w:rPr>
+        <w:t>Attività</w:t>
+      </w:r>
+      <w:r>
+        <w:rPr/>
+        <w:t>:</w:t>
+      </w:r>
+    </w:p>
+    <w:p>
+      <w:pPr>
+        <w:pStyle w:val="normal1"/>
         <w:numPr>
           <w:ilvl w:val="1"/>
           <w:numId w:val="9"/>
         </w:numPr>
-        <w:spacing w:after="0" w:lineRule="auto"/>
-        <w:ind w:left="1440" w:hanging="360"/>
-        <w:rPr/>
-      </w:pPr>
-      <w:r>
-        <w:rPr>
-          <w:rtl w:val="0"/>
-        </w:rPr>
-        <w:t xml:space="preserve">Visionare i </w:t>
-      </w:r>
-      <w:r>
-        <w:rPr>
-          <w:b w:val="1"/>
-          <w:rtl w:val="0"/>
-        </w:rPr>
-        <w:t xml:space="preserve">template</w:t>
-      </w:r>
-      <w:r>
-        <w:rPr>
-          <w:rtl w:val="0"/>
-        </w:rPr>
-        <w:t xml:space="preserve"> suggeriti (Memo di Mediazione, Documento di Sintesi, Protocollo di Conciliazione).</w:t>
-      </w:r>
-    </w:p>
-    <w:p>
-      <w:pPr>
+        <w:spacing w:lineRule="auto" w:line="240" w:before="0" w:after="0"/>
+        <w:ind w:hanging="360" w:left="1440"/>
+        <w:rPr/>
+      </w:pPr>
+      <w:r>
+        <w:rPr/>
+        <w:t>Fare brainstorming con Gigi per decidere</w:t>
+      </w:r>
+      <w:r>
+        <w:rPr/>
+        <w:t xml:space="preserve"> </w:t>
+      </w:r>
+      <w:r>
+        <w:rPr/>
+        <w:t>un</w:t>
+      </w:r>
+      <w:r>
+        <w:rPr/>
+        <w:t xml:space="preserve"> </w:t>
+      </w:r>
+      <w:r>
+        <w:rPr>
+          <w:b/>
+        </w:rPr>
+        <w:t>template</w:t>
+      </w:r>
+      <w:r>
+        <w:rPr/>
+        <w:t>.</w:t>
+      </w:r>
+    </w:p>
+    <w:p>
+      <w:pPr>
+        <w:pStyle w:val="normal1"/>
         <w:numPr>
           <w:ilvl w:val="1"/>
           <w:numId w:val="9"/>
         </w:numPr>
-        <w:spacing w:after="0" w:lineRule="auto"/>
-        <w:ind w:left="1440" w:hanging="360"/>
-        <w:rPr/>
-      </w:pPr>
-      <w:r>
-        <w:rPr>
-          <w:rtl w:val="0"/>
-        </w:rPr>
-        <w:t xml:space="preserve">Decidere quale struttura (o fusione di più strutture) si intende utilizzare.</w:t>
-      </w:r>
-    </w:p>
-    <w:p>
-      <w:pPr>
-        <w:numPr>
-          <w:ilvl w:val="1"/>
-          <w:numId w:val="9"/>
-        </w:numPr>
-        <w:spacing w:after="240" w:lineRule="auto"/>
-        <w:ind w:left="1440" w:hanging="360"/>
-        <w:rPr/>
-      </w:pPr>
-      <w:r>
-        <w:rPr>
-          <w:rtl w:val="0"/>
-        </w:rPr>
+        <w:spacing w:lineRule="auto" w:line="240" w:before="0" w:after="240"/>
+        <w:ind w:hanging="360" w:left="1440"/>
+        <w:rPr/>
+      </w:pPr>
+      <w:r>
+        <w:rPr/>
         <w:t xml:space="preserve">Generare un breve </w:t>
       </w:r>
       <w:r>
         <w:rPr>
-          <w:b w:val="1"/>
-          <w:rtl w:val="0"/>
-        </w:rPr>
-        <w:t xml:space="preserve">outline</w:t>
-      </w:r>
-      <w:r>
-        <w:rPr>
-          <w:rtl w:val="0"/>
-        </w:rPr>
+          <w:b/>
+        </w:rPr>
+        <w:t>outline</w:t>
+      </w:r>
+      <w:r>
+        <w:rPr/>
         <w:t xml:space="preserve"> (es. paragrafi principali, titoli).</w:t>
       </w:r>
     </w:p>
     <w:p>
       <w:pPr>
-        <w:spacing w:after="240" w:before="240" w:lineRule="auto"/>
-        <w:rPr>
-          <w:b w:val="1"/>
-        </w:rPr>
-      </w:pPr>
-      <w:r>
-        <w:rPr>
-          <w:b w:val="1"/>
-          <w:rtl w:val="0"/>
-        </w:rPr>
-        <w:t xml:space="preserve">Output atteso:</w:t>
-      </w:r>
-    </w:p>
-    <w:p>
-      <w:pPr>
+        <w:pStyle w:val="normal1"/>
+        <w:spacing w:lineRule="auto" w:line="240" w:before="240" w:after="240"/>
+        <w:rPr>
+          <w:b/>
+        </w:rPr>
+      </w:pPr>
+      <w:r>
+        <w:rPr>
+          <w:b/>
+        </w:rPr>
+        <w:t>Output atteso:</w:t>
+      </w:r>
+    </w:p>
+    <w:p>
+      <w:pPr>
+        <w:pStyle w:val="normal1"/>
         <w:numPr>
           <w:ilvl w:val="0"/>
           <w:numId w:val="5"/>
         </w:numPr>
-        <w:spacing w:after="240" w:lineRule="auto"/>
-        <w:ind w:left="720" w:hanging="360"/>
-        <w:rPr/>
-      </w:pPr>
-      <w:r>
-        <w:rPr>
-          <w:rtl w:val="0"/>
-        </w:rPr>
-        <w:t xml:space="preserve">Indice del documento e scelta template.</w:t>
-      </w:r>
-    </w:p>
-    <w:p>
-      <w:pPr>
-        <w:spacing w:after="240" w:before="240" w:lineRule="auto"/>
-        <w:rPr>
-          <w:b w:val="1"/>
+        <w:spacing w:lineRule="auto" w:line="240" w:before="0" w:after="240"/>
+        <w:ind w:hanging="360" w:left="720"/>
+        <w:rPr/>
+      </w:pPr>
+      <w:r>
+        <w:rPr/>
+        <w:t>Indice del documento e scelta template.</w:t>
+      </w:r>
+    </w:p>
+    <w:p>
+      <w:pPr>
+        <w:pStyle w:val="normal1"/>
+        <w:spacing w:lineRule="auto" w:line="240" w:before="240" w:after="240"/>
+        <w:rPr>
+          <w:b/>
           <w:sz w:val="24"/>
           <w:szCs w:val="24"/>
         </w:rPr>
       </w:pPr>
       <w:r>
         <w:rPr>
-          <w:rtl w:val="0"/>
+          <w:b/>
+          <w:sz w:val="24"/>
+          <w:szCs w:val="24"/>
         </w:rPr>
       </w:r>
     </w:p>
     <w:p>
       <w:pPr>
         <w:pStyle w:val="Heading2"/>
-        <w:spacing w:after="240" w:before="240" w:lineRule="auto"/>
-        <w:rPr/>
-      </w:pPr>
-      <w:bookmarkStart w:colFirst="0" w:colLast="0" w:name="_heading=h.2kdovqwsflev" w:id="8"/>
+        <w:spacing w:lineRule="auto" w:line="240" w:before="240" w:after="240"/>
+        <w:rPr/>
+      </w:pPr>
+      <w:bookmarkStart w:id="8" w:name="_heading=h.2kdovqwsflev"/>
       <w:bookmarkEnd w:id="8"/>
       <w:r>
-        <w:rPr>
-          <w:rtl w:val="0"/>
-        </w:rPr>
-        <w:t xml:space="preserve">Fase 3 (15 minuti): Elaborazione della Proposta di Mediazione</w:t>
-      </w:r>
-    </w:p>
-    <w:p>
-      <w:pPr>
+        <w:rPr/>
+        <w:t>Fase 3 (15 minuti): Elaborazione della Proposta di Mediazione</w:t>
+      </w:r>
+    </w:p>
+    <w:p>
+      <w:pPr>
+        <w:pStyle w:val="normal1"/>
         <w:numPr>
           <w:ilvl w:val="0"/>
           <w:numId w:val="7"/>
         </w:numPr>
-        <w:spacing w:after="0" w:lineRule="auto"/>
-        <w:ind w:left="720" w:hanging="360"/>
-        <w:rPr/>
-      </w:pPr>
-      <w:r>
-        <w:rPr>
-          <w:b w:val="1"/>
-          <w:rtl w:val="0"/>
-        </w:rPr>
-        <w:t xml:space="preserve">Obiettivo</w:t>
-      </w:r>
-      <w:r>
-        <w:rPr>
-          <w:rtl w:val="0"/>
-        </w:rPr>
-        <w:t xml:space="preserve">: redigere, con l’assistenza di GiGi, un testo formale che illustri la soluzione al conflitto.</w:t>
-      </w:r>
-    </w:p>
-    <w:p>
-      <w:pPr>
+        <w:spacing w:lineRule="auto" w:line="240" w:before="0" w:after="0"/>
+        <w:ind w:hanging="360" w:left="720"/>
+        <w:rPr/>
+      </w:pPr>
+      <w:r>
+        <w:rPr>
+          <w:b/>
+        </w:rPr>
+        <w:t>Obiettivo</w:t>
+      </w:r>
+      <w:r>
+        <w:rPr/>
+        <w:t>: redigere, con l’assistenza di GiGi, un testo formale che illustri la soluzione al conflitto.</w:t>
+      </w:r>
+    </w:p>
+    <w:p>
+      <w:pPr>
+        <w:pStyle w:val="normal1"/>
         <w:numPr>
           <w:ilvl w:val="0"/>
           <w:numId w:val="7"/>
         </w:numPr>
-        <w:spacing w:after="0" w:lineRule="auto"/>
-        <w:ind w:left="720" w:hanging="360"/>
-        <w:rPr/>
-      </w:pPr>
-      <w:r>
-        <w:rPr>
-          <w:b w:val="1"/>
-          <w:rtl w:val="0"/>
-        </w:rPr>
-        <w:t xml:space="preserve">Attività</w:t>
-      </w:r>
-      <w:r>
-        <w:rPr>
-          <w:rtl w:val="0"/>
-        </w:rPr>
-        <w:t xml:space="preserve">:</w:t>
-      </w:r>
-    </w:p>
-    <w:p>
-      <w:pPr>
+        <w:spacing w:lineRule="auto" w:line="240" w:before="0" w:after="0"/>
+        <w:ind w:hanging="360" w:left="720"/>
+        <w:rPr/>
+      </w:pPr>
+      <w:r>
+        <w:rPr>
+          <w:b/>
+        </w:rPr>
+        <w:t>Attività</w:t>
+      </w:r>
+      <w:r>
+        <w:rPr/>
+        <w:t>:</w:t>
+      </w:r>
+    </w:p>
+    <w:p>
+      <w:pPr>
+        <w:pStyle w:val="normal1"/>
         <w:numPr>
           <w:ilvl w:val="1"/>
           <w:numId w:val="7"/>
         </w:numPr>
-        <w:spacing w:after="0" w:lineRule="auto"/>
-        <w:ind w:left="1440" w:hanging="360"/>
-        <w:rPr/>
-      </w:pPr>
-      <w:r>
-        <w:rPr>
-          <w:b w:val="1"/>
-          <w:rtl w:val="0"/>
-        </w:rPr>
-        <w:t xml:space="preserve">Fornire a GiGi</w:t>
-      </w:r>
-      <w:r>
-        <w:rPr>
-          <w:rtl w:val="0"/>
-        </w:rPr>
+        <w:spacing w:lineRule="auto" w:line="240" w:before="0" w:after="0"/>
+        <w:ind w:hanging="360" w:left="1440"/>
+        <w:rPr/>
+      </w:pPr>
+      <w:r>
+        <w:rPr>
+          <w:b/>
+        </w:rPr>
+        <w:t>Fornire a GiGi</w:t>
+      </w:r>
+      <w:r>
+        <w:rPr/>
         <w:t xml:space="preserve"> gli estratti rilevanti (puoi copiare/incollare) o chiedere un riassunto delle parti salienti (HR, Lab, policy).</w:t>
       </w:r>
     </w:p>
     <w:p>
       <w:pPr>
+        <w:pStyle w:val="normal1"/>
         <w:numPr>
           <w:ilvl w:val="1"/>
           <w:numId w:val="7"/>
         </w:numPr>
-        <w:spacing w:after="0" w:lineRule="auto"/>
-        <w:ind w:left="1440" w:hanging="360"/>
-        <w:rPr/>
-      </w:pPr>
-      <w:r>
-        <w:rPr>
-          <w:b w:val="1"/>
-          <w:rtl w:val="0"/>
-        </w:rPr>
-        <w:t xml:space="preserve">Sintetizzare</w:t>
-      </w:r>
-      <w:r>
-        <w:rPr>
-          <w:rtl w:val="0"/>
-        </w:rPr>
+        <w:spacing w:lineRule="auto" w:line="240" w:before="0" w:after="0"/>
+        <w:ind w:hanging="360" w:left="1440"/>
+        <w:rPr/>
+      </w:pPr>
+      <w:r>
+        <w:rPr>
+          <w:b/>
+        </w:rPr>
+        <w:t>Sintetizzare</w:t>
+      </w:r>
+      <w:r>
+        <w:rPr/>
         <w:t xml:space="preserve"> i punti di vista di HR e Reparto Scientifico, tenendo conto della policy.</w:t>
       </w:r>
     </w:p>
     <w:p>
       <w:pPr>
+        <w:pStyle w:val="normal1"/>
         <w:numPr>
           <w:ilvl w:val="1"/>
           <w:numId w:val="7"/>
         </w:numPr>
-        <w:spacing w:after="0" w:lineRule="auto"/>
-        <w:ind w:left="1440" w:hanging="360"/>
-        <w:rPr/>
-      </w:pPr>
-      <w:r>
-        <w:rPr>
-          <w:b w:val="1"/>
-          <w:rtl w:val="0"/>
-        </w:rPr>
-        <w:t xml:space="preserve">Formalizzare</w:t>
-      </w:r>
-      <w:r>
-        <w:rPr>
-          <w:rtl w:val="0"/>
-        </w:rPr>
+        <w:spacing w:lineRule="auto" w:line="240" w:before="0" w:after="0"/>
+        <w:ind w:hanging="360" w:left="1440"/>
+        <w:rPr/>
+      </w:pPr>
+      <w:r>
+        <w:rPr>
+          <w:b/>
+        </w:rPr>
+        <w:t>Formalizzare</w:t>
+      </w:r>
+      <w:r>
+        <w:rPr/>
         <w:t xml:space="preserve"> la proposta: definire orari massimi, eccezioni, modalità di turnazione, recuperi, e responsabilità di verifica.</w:t>
       </w:r>
     </w:p>
     <w:p>
       <w:pPr>
+        <w:pStyle w:val="normal1"/>
         <w:numPr>
           <w:ilvl w:val="1"/>
           <w:numId w:val="7"/>
         </w:numPr>
-        <w:spacing w:after="240" w:lineRule="auto"/>
-        <w:ind w:left="1440" w:hanging="360"/>
-        <w:rPr/>
-      </w:pPr>
-      <w:r>
-        <w:rPr>
-          <w:b w:val="1"/>
-          <w:rtl w:val="0"/>
-        </w:rPr>
-        <w:t xml:space="preserve">Risolvere contraddizioni</w:t>
-      </w:r>
-      <w:r>
-        <w:rPr>
-          <w:rtl w:val="0"/>
-        </w:rPr>
+        <w:spacing w:lineRule="auto" w:line="240" w:before="0" w:after="240"/>
+        <w:ind w:hanging="360" w:left="1440"/>
+        <w:rPr/>
+      </w:pPr>
+      <w:r>
+        <w:rPr>
+          <w:b/>
+        </w:rPr>
+        <w:t>Risolvere contraddizioni</w:t>
+      </w:r>
+      <w:r>
+        <w:rPr/>
         <w:t xml:space="preserve"> (date, orari) definendo un compromesso chiaro.</w:t>
       </w:r>
     </w:p>
     <w:p>
       <w:pPr>
-        <w:spacing w:after="240" w:before="240" w:lineRule="auto"/>
-        <w:rPr>
-          <w:b w:val="1"/>
-        </w:rPr>
-      </w:pPr>
-      <w:r>
-        <w:rPr>
-          <w:b w:val="1"/>
-          <w:rtl w:val="0"/>
-        </w:rPr>
-        <w:t xml:space="preserve">Output atteso:</w:t>
-      </w:r>
-    </w:p>
-    <w:p>
-      <w:pPr>
+        <w:pStyle w:val="normal1"/>
+        <w:spacing w:lineRule="auto" w:line="240" w:before="240" w:after="240"/>
+        <w:rPr>
+          <w:b/>
+        </w:rPr>
+      </w:pPr>
+      <w:r>
+        <w:rPr>
+          <w:b/>
+        </w:rPr>
+        <w:t>Output atteso:</w:t>
+      </w:r>
+    </w:p>
+    <w:p>
+      <w:pPr>
+        <w:pStyle w:val="normal1"/>
         <w:numPr>
           <w:ilvl w:val="0"/>
           <w:numId w:val="5"/>
         </w:numPr>
-        <w:spacing w:after="240" w:lineRule="auto"/>
-        <w:ind w:left="720" w:hanging="360"/>
-        <w:rPr/>
-      </w:pPr>
-      <w:r>
-        <w:rPr>
-          <w:rtl w:val="0"/>
-        </w:rPr>
-        <w:t xml:space="preserve">Bozza di mediazione (testo + piano operativo).</w:t>
-      </w:r>
-    </w:p>
-    <w:p>
-      <w:pPr>
-        <w:spacing w:after="240" w:lineRule="auto"/>
-        <w:ind w:left="0" w:firstLine="0"/>
-        <w:rPr/>
-      </w:pPr>
-      <w:r>
-        <w:rPr>
-          <w:rtl w:val="0"/>
-        </w:rPr>
+        <w:spacing w:lineRule="auto" w:line="240" w:before="0" w:after="240"/>
+        <w:ind w:hanging="360" w:left="720"/>
+        <w:rPr/>
+      </w:pPr>
+      <w:r>
+        <w:rPr/>
+        <w:t>Bozza di mediazione (testo + piano operativo).</w:t>
+      </w:r>
+    </w:p>
+    <w:p>
+      <w:pPr>
+        <w:pStyle w:val="normal1"/>
+        <w:spacing w:lineRule="auto" w:line="240" w:before="0" w:after="240"/>
+        <w:ind w:hanging="0" w:left="0"/>
+        <w:rPr/>
+      </w:pPr>
+      <w:r>
+        <w:rPr/>
       </w:r>
     </w:p>
     <w:p>
       <w:pPr>
         <w:pStyle w:val="Heading2"/>
-        <w:spacing w:after="240" w:before="240" w:lineRule="auto"/>
-        <w:rPr/>
-      </w:pPr>
-      <w:bookmarkStart w:colFirst="0" w:colLast="0" w:name="_heading=h.5s99qohmf5ak" w:id="9"/>
+        <w:spacing w:lineRule="auto" w:line="240" w:before="240" w:after="240"/>
+        <w:rPr/>
+      </w:pPr>
+      <w:bookmarkStart w:id="9" w:name="_heading=h.5s99qohmf5ak"/>
       <w:bookmarkEnd w:id="9"/>
       <w:r>
-        <w:rPr>
-          <w:rtl w:val="0"/>
-        </w:rPr>
-        <w:t xml:space="preserve">Fase 4 (5 minuti): Revisione e Conclusione</w:t>
-      </w:r>
-    </w:p>
-    <w:p>
-      <w:pPr>
+        <w:rPr/>
+        <w:t>Fase 4 (5 minuti): Revisione e Conclusione</w:t>
+      </w:r>
+    </w:p>
+    <w:p>
+      <w:pPr>
+        <w:pStyle w:val="normal1"/>
         <w:numPr>
           <w:ilvl w:val="0"/>
           <w:numId w:val="8"/>
         </w:numPr>
-        <w:spacing w:after="0" w:lineRule="auto"/>
-        <w:ind w:left="720" w:hanging="360"/>
-        <w:rPr/>
-      </w:pPr>
-      <w:r>
-        <w:rPr>
-          <w:b w:val="1"/>
-          <w:rtl w:val="0"/>
-        </w:rPr>
-        <w:t xml:space="preserve">Obiettivo</w:t>
-      </w:r>
-      <w:r>
-        <w:rPr>
-          <w:rtl w:val="0"/>
-        </w:rPr>
-        <w:t xml:space="preserve">: rifinire il documento e condividerlo con il formatore.</w:t>
-      </w:r>
-    </w:p>
-    <w:p>
-      <w:pPr>
+        <w:spacing w:lineRule="auto" w:line="240" w:before="0" w:after="0"/>
+        <w:ind w:hanging="360" w:left="720"/>
+        <w:rPr/>
+      </w:pPr>
+      <w:r>
+        <w:rPr>
+          <w:b/>
+        </w:rPr>
+        <w:t>Obiettivo</w:t>
+      </w:r>
+      <w:r>
+        <w:rPr/>
+        <w:t>: rifinire il documento e condividerlo con il formatore.</w:t>
+      </w:r>
+    </w:p>
+    <w:p>
+      <w:pPr>
+        <w:pStyle w:val="normal1"/>
         <w:numPr>
           <w:ilvl w:val="0"/>
           <w:numId w:val="8"/>
         </w:numPr>
-        <w:spacing w:after="0" w:lineRule="auto"/>
-        <w:ind w:left="720" w:hanging="360"/>
-        <w:rPr/>
-      </w:pPr>
-      <w:r>
-        <w:rPr>
-          <w:b w:val="1"/>
-          <w:rtl w:val="0"/>
-        </w:rPr>
-        <w:t xml:space="preserve">Attività</w:t>
-      </w:r>
-      <w:r>
-        <w:rPr>
-          <w:rtl w:val="0"/>
-        </w:rPr>
-        <w:t xml:space="preserve">:</w:t>
-      </w:r>
-    </w:p>
-    <w:p>
-      <w:pPr>
+        <w:spacing w:lineRule="auto" w:line="240" w:before="0" w:after="0"/>
+        <w:ind w:hanging="360" w:left="720"/>
+        <w:rPr/>
+      </w:pPr>
+      <w:r>
+        <w:rPr>
+          <w:b/>
+        </w:rPr>
+        <w:t>Attività</w:t>
+      </w:r>
+      <w:r>
+        <w:rPr/>
+        <w:t>:</w:t>
+      </w:r>
+    </w:p>
+    <w:p>
+      <w:pPr>
+        <w:pStyle w:val="normal1"/>
         <w:numPr>
           <w:ilvl w:val="1"/>
           <w:numId w:val="8"/>
         </w:numPr>
-        <w:spacing w:after="0" w:lineRule="auto"/>
-        <w:ind w:left="1440" w:hanging="360"/>
-        <w:rPr/>
-      </w:pPr>
-      <w:r>
-        <w:rPr>
-          <w:b w:val="1"/>
-          <w:rtl w:val="0"/>
-        </w:rPr>
-        <w:t xml:space="preserve">Leggere criticamente</w:t>
-      </w:r>
-      <w:r>
-        <w:rPr>
-          <w:rtl w:val="0"/>
-        </w:rPr>
+        <w:spacing w:lineRule="auto" w:line="240" w:before="0" w:after="0"/>
+        <w:ind w:hanging="360" w:left="1440"/>
+        <w:rPr/>
+      </w:pPr>
+      <w:r>
+        <w:rPr>
+          <w:b/>
+        </w:rPr>
+        <w:t>Leggere criticamente</w:t>
+      </w:r>
+      <w:r>
+        <w:rPr/>
         <w:t xml:space="preserve"> la bozza prodotta con GiGi, correggere eventuali errori di coerenza, stile o tono.</w:t>
       </w:r>
     </w:p>
     <w:p>
       <w:pPr>
+        <w:pStyle w:val="normal1"/>
         <w:numPr>
           <w:ilvl w:val="1"/>
           <w:numId w:val="8"/>
         </w:numPr>
-        <w:spacing w:after="0" w:lineRule="auto"/>
-        <w:ind w:left="1440" w:hanging="360"/>
-        <w:rPr/>
-      </w:pPr>
-      <w:r>
-        <w:rPr>
-          <w:b w:val="1"/>
-          <w:rtl w:val="0"/>
-        </w:rPr>
-        <w:t xml:space="preserve">Verificare</w:t>
-      </w:r>
-      <w:r>
-        <w:rPr>
-          <w:rtl w:val="0"/>
-        </w:rPr>
+        <w:spacing w:lineRule="auto" w:line="240" w:before="0" w:after="0"/>
+        <w:ind w:hanging="360" w:left="1440"/>
+        <w:rPr/>
+      </w:pPr>
+      <w:r>
+        <w:rPr>
+          <w:b/>
+        </w:rPr>
+        <w:t>Verificare</w:t>
+      </w:r>
+      <w:r>
+        <w:rPr/>
         <w:t xml:space="preserve"> che tutte le parti abbiano voce (HR, Lab, Manager) e che la policy aziendale sia rispettata.</w:t>
       </w:r>
     </w:p>
     <w:p>
       <w:pPr>
+        <w:pStyle w:val="normal1"/>
         <w:numPr>
           <w:ilvl w:val="1"/>
           <w:numId w:val="8"/>
         </w:numPr>
-        <w:spacing w:after="240" w:lineRule="auto"/>
-        <w:ind w:left="1440" w:hanging="360"/>
-        <w:rPr/>
-      </w:pPr>
-      <w:r>
-        <w:rPr>
-          <w:b w:val="1"/>
-          <w:rtl w:val="0"/>
-        </w:rPr>
-        <w:t xml:space="preserve">Salvare</w:t>
-      </w:r>
-      <w:r>
-        <w:rPr>
-          <w:rtl w:val="0"/>
-        </w:rPr>
+        <w:spacing w:lineRule="auto" w:line="240" w:before="0" w:after="240"/>
+        <w:ind w:hanging="360" w:left="1440"/>
+        <w:rPr/>
+      </w:pPr>
+      <w:r>
+        <w:rPr>
+          <w:b/>
+        </w:rPr>
+        <w:t>Salvare</w:t>
+      </w:r>
+      <w:r>
+        <w:rPr/>
         <w:t xml:space="preserve"> il documento finale e prepararsi a un breve </w:t>
       </w:r>
       <w:r>
         <w:rPr>
-          <w:b w:val="1"/>
-          <w:rtl w:val="0"/>
-        </w:rPr>
-        <w:t xml:space="preserve">debriefing</w:t>
-      </w:r>
-      <w:r>
-        <w:rPr>
-          <w:rtl w:val="0"/>
-        </w:rPr>
+          <w:b/>
+        </w:rPr>
+        <w:t>debriefing</w:t>
+      </w:r>
+      <w:r>
+        <w:rPr/>
         <w:t xml:space="preserve"> in plenaria (o con il formatore).</w:t>
       </w:r>
     </w:p>
     <w:p>
       <w:pPr>
-        <w:spacing w:after="240" w:before="240" w:lineRule="auto"/>
-        <w:rPr>
-          <w:b w:val="1"/>
-        </w:rPr>
-      </w:pPr>
-      <w:r>
-        <w:rPr>
-          <w:b w:val="1"/>
-          <w:rtl w:val="0"/>
-        </w:rPr>
-        <w:t xml:space="preserve">Output atteso:</w:t>
-      </w:r>
-    </w:p>
-    <w:p>
-      <w:pPr>
+        <w:pStyle w:val="normal1"/>
+        <w:spacing w:lineRule="auto" w:line="240" w:before="240" w:after="240"/>
+        <w:rPr>
+          <w:b/>
+        </w:rPr>
+      </w:pPr>
+      <w:r>
+        <w:rPr>
+          <w:b/>
+        </w:rPr>
+        <w:t>Output atteso:</w:t>
+      </w:r>
+    </w:p>
+    <w:p>
+      <w:pPr>
+        <w:pStyle w:val="normal1"/>
         <w:numPr>
           <w:ilvl w:val="0"/>
           <w:numId w:val="5"/>
         </w:numPr>
-        <w:spacing w:after="240" w:lineRule="auto"/>
-        <w:ind w:left="720" w:hanging="360"/>
-        <w:rPr/>
-      </w:pPr>
-      <w:r>
-        <w:rPr>
-          <w:rtl w:val="0"/>
-        </w:rPr>
-        <w:t xml:space="preserve">Documento finale + eventuale sommario e checklist.</w:t>
-      </w:r>
-    </w:p>
-    <w:p>
-      <w:pPr>
-        <w:spacing w:after="240" w:lineRule="auto"/>
-        <w:rPr/>
-      </w:pPr>
-      <w:r>
-        <w:rPr>
-          <w:rtl w:val="0"/>
-        </w:rPr>
-      </w:r>
-    </w:p>
-    <w:p>
-      <w:pPr>
-        <w:spacing w:after="240" w:before="240" w:lineRule="auto"/>
-        <w:rPr>
-          <w:b w:val="1"/>
+        <w:spacing w:lineRule="auto" w:line="240" w:before="0" w:after="240"/>
+        <w:ind w:hanging="360" w:left="720"/>
+        <w:rPr/>
+      </w:pPr>
+      <w:r>
+        <w:rPr/>
+        <w:t>Documento finale + eventuale sommario e checklist.</w:t>
+      </w:r>
+    </w:p>
+    <w:p>
+      <w:pPr>
+        <w:pStyle w:val="normal1"/>
+        <w:spacing w:lineRule="auto" w:line="240" w:before="0" w:after="240"/>
+        <w:rPr/>
+      </w:pPr>
+      <w:r>
+        <w:rPr/>
+      </w:r>
+    </w:p>
+    <w:p>
+      <w:pPr>
+        <w:pStyle w:val="normal1"/>
+        <w:spacing w:lineRule="auto" w:line="240" w:before="240" w:after="240"/>
+        <w:rPr>
+          <w:b/>
           <w:sz w:val="24"/>
           <w:szCs w:val="24"/>
         </w:rPr>
       </w:pPr>
       <w:r>
         <w:rPr>
-          <w:b w:val="1"/>
+          <w:b/>
           <w:sz w:val="24"/>
           <w:szCs w:val="24"/>
-          <w:rtl w:val="0"/>
-        </w:rPr>
-        <w:t xml:space="preserve">Deliverable Finale</w:t>
-      </w:r>
-    </w:p>
-    <w:p>
-      <w:pPr>
+        </w:rPr>
+        <w:t>Deliverable Finale</w:t>
+      </w:r>
+    </w:p>
+    <w:p>
+      <w:pPr>
+        <w:pStyle w:val="normal1"/>
         <w:numPr>
           <w:ilvl w:val="0"/>
           <w:numId w:val="3"/>
         </w:numPr>
-        <w:spacing w:after="0" w:lineRule="auto"/>
-        <w:ind w:left="720" w:hanging="360"/>
-        <w:rPr/>
-      </w:pPr>
-      <w:r>
-        <w:rPr>
-          <w:b w:val="1"/>
-          <w:rtl w:val="0"/>
-        </w:rPr>
-        <w:t xml:space="preserve">Un Documento di Mediazione</w:t>
-      </w:r>
-      <w:r>
-        <w:rPr>
-          <w:rtl w:val="0"/>
-        </w:rPr>
-        <w:t xml:space="preserve">, firmato idealmente dal “Manager Mediatore”, che:</w:t>
-      </w:r>
-    </w:p>
-    <w:p>
-      <w:pPr>
+        <w:spacing w:lineRule="auto" w:line="240" w:before="0" w:after="0"/>
+        <w:ind w:hanging="360" w:left="720"/>
+        <w:rPr/>
+      </w:pPr>
+      <w:r>
+        <w:rPr>
+          <w:b/>
+        </w:rPr>
+        <w:t>Un Documento di Mediazione</w:t>
+      </w:r>
+      <w:r>
+        <w:rPr/>
+        <w:t>, firmato idealmente dal “Manager Mediatore”, che:</w:t>
+      </w:r>
+    </w:p>
+    <w:p>
+      <w:pPr>
+        <w:pStyle w:val="normal1"/>
         <w:numPr>
           <w:ilvl w:val="1"/>
           <w:numId w:val="3"/>
         </w:numPr>
-        <w:spacing w:after="0" w:lineRule="auto"/>
-        <w:ind w:left="1440" w:hanging="360"/>
-        <w:rPr/>
-      </w:pPr>
-      <w:r>
-        <w:rPr>
-          <w:rtl w:val="0"/>
-        </w:rPr>
-        <w:t xml:space="preserve">Descriva brevemente il contesto (sintesi del conflitto).</w:t>
-      </w:r>
-    </w:p>
-    <w:p>
-      <w:pPr>
+        <w:spacing w:lineRule="auto" w:line="240" w:before="0" w:after="0"/>
+        <w:ind w:hanging="360" w:left="1440"/>
+        <w:rPr/>
+      </w:pPr>
+      <w:r>
+        <w:rPr/>
+        <w:t>Descriva brevemente il contesto (sintesi del conflitto).</w:t>
+      </w:r>
+    </w:p>
+    <w:p>
+      <w:pPr>
+        <w:pStyle w:val="normal1"/>
         <w:numPr>
           <w:ilvl w:val="1"/>
           <w:numId w:val="3"/>
         </w:numPr>
-        <w:spacing w:after="0" w:lineRule="auto"/>
-        <w:ind w:left="1440" w:hanging="360"/>
-        <w:rPr/>
-      </w:pPr>
-      <w:r>
-        <w:rPr>
-          <w:rtl w:val="0"/>
-        </w:rPr>
-        <w:t xml:space="preserve">Evidenzi le soluzioni su orari, turni, tempi di riposo, eccezioni emergenziali.</w:t>
-      </w:r>
-    </w:p>
-    <w:p>
-      <w:pPr>
+        <w:spacing w:lineRule="auto" w:line="240" w:before="0" w:after="0"/>
+        <w:ind w:hanging="360" w:left="1440"/>
+        <w:rPr/>
+      </w:pPr>
+      <w:r>
+        <w:rPr/>
+        <w:t>Evidenzi le soluzioni su orari, turni, tempi di riposo, eccezioni emergenziali.</w:t>
+      </w:r>
+    </w:p>
+    <w:p>
+      <w:pPr>
+        <w:pStyle w:val="normal1"/>
         <w:numPr>
           <w:ilvl w:val="1"/>
           <w:numId w:val="3"/>
         </w:numPr>
-        <w:spacing w:after="240" w:lineRule="auto"/>
-        <w:ind w:left="1440" w:hanging="360"/>
-        <w:rPr/>
-      </w:pPr>
-      <w:r>
-        <w:rPr>
-          <w:rtl w:val="0"/>
-        </w:rPr>
-        <w:t xml:space="preserve">Indichi chiaramente chi deve fare cosa (HR vs Lab vs Manager) e le scadenze per i prossimi passi.</w:t>
+        <w:spacing w:lineRule="auto" w:line="240" w:before="0" w:after="240"/>
+        <w:ind w:hanging="360" w:left="1440"/>
+        <w:rPr/>
+      </w:pPr>
+      <w:r>
+        <w:rPr/>
+        <w:t>Indichi chiaramente chi deve fare cosa (HR vs Lab vs Manager) e le scadenze per i prossimi passi.</w:t>
       </w:r>
     </w:p>
     <w:sectPr>
-      <w:pgSz w:h="16834" w:w="11909" w:orient="portrait"/>
-      <w:pgMar w:bottom="1440" w:top="1440" w:left="1440" w:right="1440" w:header="720" w:footer="720"/>
-      <w:pgNumType w:start="1"/>
+      <w:type w:val="nextPage"/>
+      <w:pgSz w:w="11906" w:h="16838"/>
+      <w:pgMar w:left="1440" w:right="1440" w:gutter="0" w:header="0" w:top="1440" w:footer="0" w:bottom="1440"/>
+      <w:pgNumType w:start="1" w:fmt="decimal"/>
+      <w:formProt w:val="false"/>
+      <w:textDirection w:val="lrTb"/>
+      <w:docGrid w:type="default" w:linePitch="100" w:charSpace="0"/>
     </w:sectPr>
   </w:body>
 </w:document>
 </file>
 
 <file path=word/numbering.xml><?xml version="1.0" encoding="utf-8"?>
-<w:numbering xmlns:mc="http://schemas.openxmlformats.org/markup-compatibility/2006" xmlns:o="urn:schemas-microsoft-com:office:office" xmlns:r="http://schemas.openxmlformats.org/officeDocument/2006/relationships" xmlns:m="http://schemas.openxmlformats.org/officeDocument/2006/math" xmlns:v="urn:schemas-microsoft-com:vml" xmlns:wp="http://schemas.openxmlformats.org/drawingml/2006/wordprocessingDrawing" xmlns:w10="urn:schemas-microsoft-com:office:word" xmlns:w="http://schemas.openxmlformats.org/wordprocessingml/2006/main" xmlns:wne="http://schemas.microsoft.com/office/word/2006/wordml" xmlns:sl="http://schemas.openxmlformats.org/schemaLibrary/2006/main" xmlns:a="http://schemas.openxmlformats.org/drawingml/2006/main" xmlns:pic="http://schemas.openxmlformats.org/drawingml/2006/picture" xmlns:c="http://schemas.openxmlformats.org/drawingml/2006/chart" xmlns:lc="http://schemas.openxmlformats.org/drawingml/2006/lockedCanvas" xmlns:dgm="http://schemas.openxmlformats.org/drawingml/2006/diagram" xmlns:wps="http://schemas.microsoft.com/office/word/2010/wordprocessingShape" xmlns:wpg="http://schemas.microsoft.com/office/word/2010/wordprocessingGroup" xmlns:w14="http://schemas.microsoft.com/office/word/2010/wordml" xmlns:w15="http://schemas.microsoft.com/office/word/2012/wordml" xmlns:w16="http://schemas.microsoft.com/office/word/2018/wordml" xmlns:w16cex="http://schemas.microsoft.com/office/word/2018/wordml/cex" xmlns:w16cid="http://schemas.microsoft.com/office/word/2016/wordml/cid" xmlns="http://schemas.microsoft.com/office/tasks/2019/documenttasks" xmlns:cr="http://schemas.microsoft.com/office/comments/2020/reactions">
+<w:numbering xmlns:w="http://schemas.openxmlformats.org/wordprocessingml/2006/main" xmlns:o="urn:schemas-microsoft-com:office:office" xmlns:r="http://schemas.openxmlformats.org/officeDocument/2006/relationships" xmlns:v="urn:schemas-microsoft-com:vml" xmlns:mc="http://schemas.openxmlformats.org/markup-compatibility/2006" xmlns:w14="http://schemas.microsoft.com/office/word/2010/wordml" mc:Ignorable="w14">
   <w:abstractNum w:abstractNumId="1">
     <w:lvl w:ilvl="0">
       <w:start w:val="1"/>
       <w:numFmt w:val="bullet"/>
-      <w:lvlText w:val="●"/>
-      <w:lvlJc w:val="left"/>
-      <w:pPr>
+      <w:lvlText w:val=""/>
+      <w:lvlJc w:val="left"/>
+      <w:pPr>
+        <w:tabs>
+          <w:tab w:val="num" w:pos="0"/>
+        </w:tabs>
         <w:ind w:left="720" w:hanging="360"/>
       </w:pPr>
       <w:rPr>
+        <w:rFonts w:ascii="Wingdings" w:hAnsi="Wingdings" w:cs="Wingdings" w:hint="default"/>
         <w:u w:val="none"/>
       </w:rPr>
     </w:lvl>
     <w:lvl w:ilvl="1">
       <w:start w:val="1"/>
       <w:numFmt w:val="bullet"/>
-      <w:lvlText w:val="○"/>
-      <w:lvlJc w:val="left"/>
-      <w:pPr>
+      <w:lvlText w:val=""/>
+      <w:lvlJc w:val="left"/>
+      <w:pPr>
+        <w:tabs>
+          <w:tab w:val="num" w:pos="0"/>
+        </w:tabs>
         <w:ind w:left="1440" w:hanging="360"/>
       </w:pPr>
       <w:rPr>
+        <w:rFonts w:ascii="Wingdings 2" w:hAnsi="Wingdings 2" w:cs="Wingdings 2" w:hint="default"/>
         <w:u w:val="none"/>
       </w:rPr>
     </w:lvl>
@@ -1315,33 +1268,45 @@
       <w:lvlText w:val="■"/>
       <w:lvlJc w:val="left"/>
       <w:pPr>
+        <w:tabs>
+          <w:tab w:val="num" w:pos="0"/>
+        </w:tabs>
         <w:ind w:left="2160" w:hanging="360"/>
       </w:pPr>
       <w:rPr>
+        <w:rFonts w:ascii="OpenSymbol" w:hAnsi="OpenSymbol" w:cs="OpenSymbol" w:hint="default"/>
         <w:u w:val="none"/>
       </w:rPr>
     </w:lvl>
     <w:lvl w:ilvl="3">
       <w:start w:val="1"/>
       <w:numFmt w:val="bullet"/>
-      <w:lvlText w:val="●"/>
-      <w:lvlJc w:val="left"/>
-      <w:pPr>
+      <w:lvlText w:val=""/>
+      <w:lvlJc w:val="left"/>
+      <w:pPr>
+        <w:tabs>
+          <w:tab w:val="num" w:pos="0"/>
+        </w:tabs>
         <w:ind w:left="2880" w:hanging="360"/>
       </w:pPr>
       <w:rPr>
+        <w:rFonts w:ascii="Wingdings" w:hAnsi="Wingdings" w:cs="Wingdings" w:hint="default"/>
         <w:u w:val="none"/>
       </w:rPr>
     </w:lvl>
     <w:lvl w:ilvl="4">
       <w:start w:val="1"/>
       <w:numFmt w:val="bullet"/>
-      <w:lvlText w:val="○"/>
-      <w:lvlJc w:val="left"/>
-      <w:pPr>
+      <w:lvlText w:val=""/>
+      <w:lvlJc w:val="left"/>
+      <w:pPr>
+        <w:tabs>
+          <w:tab w:val="num" w:pos="0"/>
+        </w:tabs>
         <w:ind w:left="3600" w:hanging="360"/>
       </w:pPr>
       <w:rPr>
+        <w:rFonts w:ascii="Wingdings 2" w:hAnsi="Wingdings 2" w:cs="Wingdings 2" w:hint="default"/>
         <w:u w:val="none"/>
       </w:rPr>
     </w:lvl>
@@ -1351,33 +1316,45 @@
       <w:lvlText w:val="■"/>
       <w:lvlJc w:val="left"/>
       <w:pPr>
+        <w:tabs>
+          <w:tab w:val="num" w:pos="0"/>
+        </w:tabs>
         <w:ind w:left="4320" w:hanging="360"/>
       </w:pPr>
       <w:rPr>
+        <w:rFonts w:ascii="OpenSymbol" w:hAnsi="OpenSymbol" w:cs="OpenSymbol" w:hint="default"/>
         <w:u w:val="none"/>
       </w:rPr>
     </w:lvl>
     <w:lvl w:ilvl="6">
       <w:start w:val="1"/>
       <w:numFmt w:val="bullet"/>
-      <w:lvlText w:val="●"/>
-      <w:lvlJc w:val="left"/>
-      <w:pPr>
+      <w:lvlText w:val=""/>
+      <w:lvlJc w:val="left"/>
+      <w:pPr>
+        <w:tabs>
+          <w:tab w:val="num" w:pos="0"/>
+        </w:tabs>
         <w:ind w:left="5040" w:hanging="360"/>
       </w:pPr>
       <w:rPr>
+        <w:rFonts w:ascii="Wingdings" w:hAnsi="Wingdings" w:cs="Wingdings" w:hint="default"/>
         <w:u w:val="none"/>
       </w:rPr>
     </w:lvl>
     <w:lvl w:ilvl="7">
       <w:start w:val="1"/>
       <w:numFmt w:val="bullet"/>
-      <w:lvlText w:val="○"/>
-      <w:lvlJc w:val="left"/>
-      <w:pPr>
+      <w:lvlText w:val=""/>
+      <w:lvlJc w:val="left"/>
+      <w:pPr>
+        <w:tabs>
+          <w:tab w:val="num" w:pos="0"/>
+        </w:tabs>
         <w:ind w:left="5760" w:hanging="360"/>
       </w:pPr>
       <w:rPr>
+        <w:rFonts w:ascii="Wingdings 2" w:hAnsi="Wingdings 2" w:cs="Wingdings 2" w:hint="default"/>
         <w:u w:val="none"/>
       </w:rPr>
     </w:lvl>
@@ -1387,9 +1364,13 @@
       <w:lvlText w:val="■"/>
       <w:lvlJc w:val="left"/>
       <w:pPr>
+        <w:tabs>
+          <w:tab w:val="num" w:pos="0"/>
+        </w:tabs>
         <w:ind w:left="6480" w:hanging="360"/>
       </w:pPr>
       <w:rPr>
+        <w:rFonts w:ascii="OpenSymbol" w:hAnsi="OpenSymbol" w:cs="OpenSymbol" w:hint="default"/>
         <w:u w:val="none"/>
       </w:rPr>
     </w:lvl>
@@ -1398,24 +1379,32 @@
     <w:lvl w:ilvl="0">
       <w:start w:val="1"/>
       <w:numFmt w:val="bullet"/>
-      <w:lvlText w:val="●"/>
-      <w:lvlJc w:val="left"/>
-      <w:pPr>
+      <w:lvlText w:val=""/>
+      <w:lvlJc w:val="left"/>
+      <w:pPr>
+        <w:tabs>
+          <w:tab w:val="num" w:pos="0"/>
+        </w:tabs>
         <w:ind w:left="720" w:hanging="360"/>
       </w:pPr>
       <w:rPr>
+        <w:rFonts w:ascii="Wingdings" w:hAnsi="Wingdings" w:cs="Wingdings" w:hint="default"/>
         <w:u w:val="none"/>
       </w:rPr>
     </w:lvl>
     <w:lvl w:ilvl="1">
       <w:start w:val="1"/>
       <w:numFmt w:val="bullet"/>
-      <w:lvlText w:val="○"/>
-      <w:lvlJc w:val="left"/>
-      <w:pPr>
+      <w:lvlText w:val=""/>
+      <w:lvlJc w:val="left"/>
+      <w:pPr>
+        <w:tabs>
+          <w:tab w:val="num" w:pos="0"/>
+        </w:tabs>
         <w:ind w:left="1440" w:hanging="360"/>
       </w:pPr>
       <w:rPr>
+        <w:rFonts w:ascii="Wingdings 2" w:hAnsi="Wingdings 2" w:cs="Wingdings 2" w:hint="default"/>
         <w:u w:val="none"/>
       </w:rPr>
     </w:lvl>
@@ -1425,33 +1414,45 @@
       <w:lvlText w:val="■"/>
       <w:lvlJc w:val="left"/>
       <w:pPr>
+        <w:tabs>
+          <w:tab w:val="num" w:pos="0"/>
+        </w:tabs>
         <w:ind w:left="2160" w:hanging="360"/>
       </w:pPr>
       <w:rPr>
+        <w:rFonts w:ascii="OpenSymbol" w:hAnsi="OpenSymbol" w:cs="OpenSymbol" w:hint="default"/>
         <w:u w:val="none"/>
       </w:rPr>
     </w:lvl>
     <w:lvl w:ilvl="3">
       <w:start w:val="1"/>
       <w:numFmt w:val="bullet"/>
-      <w:lvlText w:val="●"/>
-      <w:lvlJc w:val="left"/>
-      <w:pPr>
+      <w:lvlText w:val=""/>
+      <w:lvlJc w:val="left"/>
+      <w:pPr>
+        <w:tabs>
+          <w:tab w:val="num" w:pos="0"/>
+        </w:tabs>
         <w:ind w:left="2880" w:hanging="360"/>
       </w:pPr>
       <w:rPr>
+        <w:rFonts w:ascii="Wingdings" w:hAnsi="Wingdings" w:cs="Wingdings" w:hint="default"/>
         <w:u w:val="none"/>
       </w:rPr>
     </w:lvl>
     <w:lvl w:ilvl="4">
       <w:start w:val="1"/>
       <w:numFmt w:val="bullet"/>
-      <w:lvlText w:val="○"/>
-      <w:lvlJc w:val="left"/>
-      <w:pPr>
+      <w:lvlText w:val=""/>
+      <w:lvlJc w:val="left"/>
+      <w:pPr>
+        <w:tabs>
+          <w:tab w:val="num" w:pos="0"/>
+        </w:tabs>
         <w:ind w:left="3600" w:hanging="360"/>
       </w:pPr>
       <w:rPr>
+        <w:rFonts w:ascii="Wingdings 2" w:hAnsi="Wingdings 2" w:cs="Wingdings 2" w:hint="default"/>
         <w:u w:val="none"/>
       </w:rPr>
     </w:lvl>
@@ -1461,33 +1462,45 @@
       <w:lvlText w:val="■"/>
       <w:lvlJc w:val="left"/>
       <w:pPr>
+        <w:tabs>
+          <w:tab w:val="num" w:pos="0"/>
+        </w:tabs>
         <w:ind w:left="4320" w:hanging="360"/>
       </w:pPr>
       <w:rPr>
+        <w:rFonts w:ascii="OpenSymbol" w:hAnsi="OpenSymbol" w:cs="OpenSymbol" w:hint="default"/>
         <w:u w:val="none"/>
       </w:rPr>
     </w:lvl>
     <w:lvl w:ilvl="6">
       <w:start w:val="1"/>
       <w:numFmt w:val="bullet"/>
-      <w:lvlText w:val="●"/>
-      <w:lvlJc w:val="left"/>
-      <w:pPr>
+      <w:lvlText w:val=""/>
+      <w:lvlJc w:val="left"/>
+      <w:pPr>
+        <w:tabs>
+          <w:tab w:val="num" w:pos="0"/>
+        </w:tabs>
         <w:ind w:left="5040" w:hanging="360"/>
       </w:pPr>
       <w:rPr>
+        <w:rFonts w:ascii="Wingdings" w:hAnsi="Wingdings" w:cs="Wingdings" w:hint="default"/>
         <w:u w:val="none"/>
       </w:rPr>
     </w:lvl>
     <w:lvl w:ilvl="7">
       <w:start w:val="1"/>
       <w:numFmt w:val="bullet"/>
-      <w:lvlText w:val="○"/>
-      <w:lvlJc w:val="left"/>
-      <w:pPr>
+      <w:lvlText w:val=""/>
+      <w:lvlJc w:val="left"/>
+      <w:pPr>
+        <w:tabs>
+          <w:tab w:val="num" w:pos="0"/>
+        </w:tabs>
         <w:ind w:left="5760" w:hanging="360"/>
       </w:pPr>
       <w:rPr>
+        <w:rFonts w:ascii="Wingdings 2" w:hAnsi="Wingdings 2" w:cs="Wingdings 2" w:hint="default"/>
         <w:u w:val="none"/>
       </w:rPr>
     </w:lvl>
@@ -1497,9 +1510,13 @@
       <w:lvlText w:val="■"/>
       <w:lvlJc w:val="left"/>
       <w:pPr>
+        <w:tabs>
+          <w:tab w:val="num" w:pos="0"/>
+        </w:tabs>
         <w:ind w:left="6480" w:hanging="360"/>
       </w:pPr>
       <w:rPr>
+        <w:rFonts w:ascii="OpenSymbol" w:hAnsi="OpenSymbol" w:cs="OpenSymbol" w:hint="default"/>
         <w:u w:val="none"/>
       </w:rPr>
     </w:lvl>
@@ -1508,12 +1525,16 @@
     <w:lvl w:ilvl="0">
       <w:start w:val="1"/>
       <w:numFmt w:val="bullet"/>
-      <w:lvlText w:val="●"/>
-      <w:lvlJc w:val="left"/>
-      <w:pPr>
+      <w:lvlText w:val=""/>
+      <w:lvlJc w:val="left"/>
+      <w:pPr>
+        <w:tabs>
+          <w:tab w:val="num" w:pos="0"/>
+        </w:tabs>
         <w:ind w:left="720" w:hanging="360"/>
       </w:pPr>
       <w:rPr>
+        <w:rFonts w:ascii="Wingdings" w:hAnsi="Wingdings" w:cs="Wingdings" w:hint="default"/>
         <w:u w:val="none"/>
       </w:rPr>
     </w:lvl>
@@ -1523,6 +1544,9 @@
       <w:lvlText w:val="%2."/>
       <w:lvlJc w:val="left"/>
       <w:pPr>
+        <w:tabs>
+          <w:tab w:val="num" w:pos="0"/>
+        </w:tabs>
         <w:ind w:left="1440" w:hanging="360"/>
       </w:pPr>
       <w:rPr>
@@ -1535,33 +1559,45 @@
       <w:lvlText w:val="■"/>
       <w:lvlJc w:val="left"/>
       <w:pPr>
+        <w:tabs>
+          <w:tab w:val="num" w:pos="0"/>
+        </w:tabs>
         <w:ind w:left="2160" w:hanging="360"/>
       </w:pPr>
       <w:rPr>
+        <w:rFonts w:ascii="OpenSymbol" w:hAnsi="OpenSymbol" w:cs="OpenSymbol" w:hint="default"/>
         <w:u w:val="none"/>
       </w:rPr>
     </w:lvl>
     <w:lvl w:ilvl="3">
       <w:start w:val="1"/>
       <w:numFmt w:val="bullet"/>
-      <w:lvlText w:val="●"/>
-      <w:lvlJc w:val="left"/>
-      <w:pPr>
+      <w:lvlText w:val=""/>
+      <w:lvlJc w:val="left"/>
+      <w:pPr>
+        <w:tabs>
+          <w:tab w:val="num" w:pos="0"/>
+        </w:tabs>
         <w:ind w:left="2880" w:hanging="360"/>
       </w:pPr>
       <w:rPr>
+        <w:rFonts w:ascii="Wingdings" w:hAnsi="Wingdings" w:cs="Wingdings" w:hint="default"/>
         <w:u w:val="none"/>
       </w:rPr>
     </w:lvl>
     <w:lvl w:ilvl="4">
       <w:start w:val="1"/>
       <w:numFmt w:val="bullet"/>
-      <w:lvlText w:val="○"/>
-      <w:lvlJc w:val="left"/>
-      <w:pPr>
+      <w:lvlText w:val=""/>
+      <w:lvlJc w:val="left"/>
+      <w:pPr>
+        <w:tabs>
+          <w:tab w:val="num" w:pos="0"/>
+        </w:tabs>
         <w:ind w:left="3600" w:hanging="360"/>
       </w:pPr>
       <w:rPr>
+        <w:rFonts w:ascii="Wingdings 2" w:hAnsi="Wingdings 2" w:cs="Wingdings 2" w:hint="default"/>
         <w:u w:val="none"/>
       </w:rPr>
     </w:lvl>
@@ -1571,33 +1607,45 @@
       <w:lvlText w:val="■"/>
       <w:lvlJc w:val="left"/>
       <w:pPr>
+        <w:tabs>
+          <w:tab w:val="num" w:pos="0"/>
+        </w:tabs>
         <w:ind w:left="4320" w:hanging="360"/>
       </w:pPr>
       <w:rPr>
+        <w:rFonts w:ascii="OpenSymbol" w:hAnsi="OpenSymbol" w:cs="OpenSymbol" w:hint="default"/>
         <w:u w:val="none"/>
       </w:rPr>
     </w:lvl>
     <w:lvl w:ilvl="6">
       <w:start w:val="1"/>
       <w:numFmt w:val="bullet"/>
-      <w:lvlText w:val="●"/>
-      <w:lvlJc w:val="left"/>
-      <w:pPr>
+      <w:lvlText w:val=""/>
+      <w:lvlJc w:val="left"/>
+      <w:pPr>
+        <w:tabs>
+          <w:tab w:val="num" w:pos="0"/>
+        </w:tabs>
         <w:ind w:left="5040" w:hanging="360"/>
       </w:pPr>
       <w:rPr>
+        <w:rFonts w:ascii="Wingdings" w:hAnsi="Wingdings" w:cs="Wingdings" w:hint="default"/>
         <w:u w:val="none"/>
       </w:rPr>
     </w:lvl>
     <w:lvl w:ilvl="7">
       <w:start w:val="1"/>
       <w:numFmt w:val="bullet"/>
-      <w:lvlText w:val="○"/>
-      <w:lvlJc w:val="left"/>
-      <w:pPr>
+      <w:lvlText w:val=""/>
+      <w:lvlJc w:val="left"/>
+      <w:pPr>
+        <w:tabs>
+          <w:tab w:val="num" w:pos="0"/>
+        </w:tabs>
         <w:ind w:left="5760" w:hanging="360"/>
       </w:pPr>
       <w:rPr>
+        <w:rFonts w:ascii="Wingdings 2" w:hAnsi="Wingdings 2" w:cs="Wingdings 2" w:hint="default"/>
         <w:u w:val="none"/>
       </w:rPr>
     </w:lvl>
@@ -1607,9 +1655,13 @@
       <w:lvlText w:val="■"/>
       <w:lvlJc w:val="left"/>
       <w:pPr>
+        <w:tabs>
+          <w:tab w:val="num" w:pos="0"/>
+        </w:tabs>
         <w:ind w:left="6480" w:hanging="360"/>
       </w:pPr>
       <w:rPr>
+        <w:rFonts w:ascii="OpenSymbol" w:hAnsi="OpenSymbol" w:cs="OpenSymbol" w:hint="default"/>
         <w:u w:val="none"/>
       </w:rPr>
     </w:lvl>
@@ -1618,12 +1670,16 @@
     <w:lvl w:ilvl="0">
       <w:start w:val="1"/>
       <w:numFmt w:val="bullet"/>
-      <w:lvlText w:val="●"/>
-      <w:lvlJc w:val="left"/>
-      <w:pPr>
+      <w:lvlText w:val=""/>
+      <w:lvlJc w:val="left"/>
+      <w:pPr>
+        <w:tabs>
+          <w:tab w:val="num" w:pos="0"/>
+        </w:tabs>
         <w:ind w:left="720" w:hanging="360"/>
       </w:pPr>
       <w:rPr>
+        <w:rFonts w:ascii="Wingdings" w:hAnsi="Wingdings" w:cs="Wingdings" w:hint="default"/>
         <w:u w:val="none"/>
       </w:rPr>
     </w:lvl>
@@ -1633,6 +1689,9 @@
       <w:lvlText w:val="%2."/>
       <w:lvlJc w:val="left"/>
       <w:pPr>
+        <w:tabs>
+          <w:tab w:val="num" w:pos="0"/>
+        </w:tabs>
         <w:ind w:left="1440" w:hanging="360"/>
       </w:pPr>
       <w:rPr>
@@ -1645,33 +1704,45 @@
       <w:lvlText w:val="■"/>
       <w:lvlJc w:val="left"/>
       <w:pPr>
+        <w:tabs>
+          <w:tab w:val="num" w:pos="0"/>
+        </w:tabs>
         <w:ind w:left="2160" w:hanging="360"/>
       </w:pPr>
       <w:rPr>
+        <w:rFonts w:ascii="OpenSymbol" w:hAnsi="OpenSymbol" w:cs="OpenSymbol" w:hint="default"/>
         <w:u w:val="none"/>
       </w:rPr>
     </w:lvl>
     <w:lvl w:ilvl="3">
       <w:start w:val="1"/>
       <w:numFmt w:val="bullet"/>
-      <w:lvlText w:val="●"/>
-      <w:lvlJc w:val="left"/>
-      <w:pPr>
+      <w:lvlText w:val=""/>
+      <w:lvlJc w:val="left"/>
+      <w:pPr>
+        <w:tabs>
+          <w:tab w:val="num" w:pos="0"/>
+        </w:tabs>
         <w:ind w:left="2880" w:hanging="360"/>
       </w:pPr>
       <w:rPr>
+        <w:rFonts w:ascii="Wingdings" w:hAnsi="Wingdings" w:cs="Wingdings" w:hint="default"/>
         <w:u w:val="none"/>
       </w:rPr>
     </w:lvl>
     <w:lvl w:ilvl="4">
       <w:start w:val="1"/>
       <w:numFmt w:val="bullet"/>
-      <w:lvlText w:val="○"/>
-      <w:lvlJc w:val="left"/>
-      <w:pPr>
+      <w:lvlText w:val=""/>
+      <w:lvlJc w:val="left"/>
+      <w:pPr>
+        <w:tabs>
+          <w:tab w:val="num" w:pos="0"/>
+        </w:tabs>
         <w:ind w:left="3600" w:hanging="360"/>
       </w:pPr>
       <w:rPr>
+        <w:rFonts w:ascii="Wingdings 2" w:hAnsi="Wingdings 2" w:cs="Wingdings 2" w:hint="default"/>
         <w:u w:val="none"/>
       </w:rPr>
     </w:lvl>
@@ -1681,33 +1752,45 @@
       <w:lvlText w:val="■"/>
       <w:lvlJc w:val="left"/>
       <w:pPr>
+        <w:tabs>
+          <w:tab w:val="num" w:pos="0"/>
+        </w:tabs>
         <w:ind w:left="4320" w:hanging="360"/>
       </w:pPr>
       <w:rPr>
+        <w:rFonts w:ascii="OpenSymbol" w:hAnsi="OpenSymbol" w:cs="OpenSymbol" w:hint="default"/>
         <w:u w:val="none"/>
       </w:rPr>
     </w:lvl>
     <w:lvl w:ilvl="6">
       <w:start w:val="1"/>
       <w:numFmt w:val="bullet"/>
-      <w:lvlText w:val="●"/>
-      <w:lvlJc w:val="left"/>
-      <w:pPr>
+      <w:lvlText w:val=""/>
+      <w:lvlJc w:val="left"/>
+      <w:pPr>
+        <w:tabs>
+          <w:tab w:val="num" w:pos="0"/>
+        </w:tabs>
         <w:ind w:left="5040" w:hanging="360"/>
       </w:pPr>
       <w:rPr>
+        <w:rFonts w:ascii="Wingdings" w:hAnsi="Wingdings" w:cs="Wingdings" w:hint="default"/>
         <w:u w:val="none"/>
       </w:rPr>
     </w:lvl>
     <w:lvl w:ilvl="7">
       <w:start w:val="1"/>
       <w:numFmt w:val="bullet"/>
-      <w:lvlText w:val="○"/>
-      <w:lvlJc w:val="left"/>
-      <w:pPr>
+      <w:lvlText w:val=""/>
+      <w:lvlJc w:val="left"/>
+      <w:pPr>
+        <w:tabs>
+          <w:tab w:val="num" w:pos="0"/>
+        </w:tabs>
         <w:ind w:left="5760" w:hanging="360"/>
       </w:pPr>
       <w:rPr>
+        <w:rFonts w:ascii="Wingdings 2" w:hAnsi="Wingdings 2" w:cs="Wingdings 2" w:hint="default"/>
         <w:u w:val="none"/>
       </w:rPr>
     </w:lvl>
@@ -1717,9 +1800,13 @@
       <w:lvlText w:val="■"/>
       <w:lvlJc w:val="left"/>
       <w:pPr>
+        <w:tabs>
+          <w:tab w:val="num" w:pos="0"/>
+        </w:tabs>
         <w:ind w:left="6480" w:hanging="360"/>
       </w:pPr>
       <w:rPr>
+        <w:rFonts w:ascii="OpenSymbol" w:hAnsi="OpenSymbol" w:cs="OpenSymbol" w:hint="default"/>
         <w:u w:val="none"/>
       </w:rPr>
     </w:lvl>
@@ -1728,24 +1815,32 @@
     <w:lvl w:ilvl="0">
       <w:start w:val="1"/>
       <w:numFmt w:val="bullet"/>
-      <w:lvlText w:val="●"/>
-      <w:lvlJc w:val="left"/>
-      <w:pPr>
+      <w:lvlText w:val=""/>
+      <w:lvlJc w:val="left"/>
+      <w:pPr>
+        <w:tabs>
+          <w:tab w:val="num" w:pos="0"/>
+        </w:tabs>
         <w:ind w:left="720" w:hanging="360"/>
       </w:pPr>
       <w:rPr>
+        <w:rFonts w:ascii="Wingdings" w:hAnsi="Wingdings" w:cs="Wingdings" w:hint="default"/>
         <w:u w:val="none"/>
       </w:rPr>
     </w:lvl>
     <w:lvl w:ilvl="1">
       <w:start w:val="1"/>
       <w:numFmt w:val="bullet"/>
-      <w:lvlText w:val="○"/>
-      <w:lvlJc w:val="left"/>
-      <w:pPr>
+      <w:lvlText w:val=""/>
+      <w:lvlJc w:val="left"/>
+      <w:pPr>
+        <w:tabs>
+          <w:tab w:val="num" w:pos="0"/>
+        </w:tabs>
         <w:ind w:left="1440" w:hanging="360"/>
       </w:pPr>
       <w:rPr>
+        <w:rFonts w:ascii="Wingdings 2" w:hAnsi="Wingdings 2" w:cs="Wingdings 2" w:hint="default"/>
         <w:u w:val="none"/>
       </w:rPr>
     </w:lvl>
@@ -1755,33 +1850,45 @@
       <w:lvlText w:val="■"/>
       <w:lvlJc w:val="left"/>
       <w:pPr>
+        <w:tabs>
+          <w:tab w:val="num" w:pos="0"/>
+        </w:tabs>
         <w:ind w:left="2160" w:hanging="360"/>
       </w:pPr>
       <w:rPr>
+        <w:rFonts w:ascii="OpenSymbol" w:hAnsi="OpenSymbol" w:cs="OpenSymbol" w:hint="default"/>
         <w:u w:val="none"/>
       </w:rPr>
     </w:lvl>
     <w:lvl w:ilvl="3">
       <w:start w:val="1"/>
       <w:numFmt w:val="bullet"/>
-      <w:lvlText w:val="●"/>
-      <w:lvlJc w:val="left"/>
-      <w:pPr>
+      <w:lvlText w:val=""/>
+      <w:lvlJc w:val="left"/>
+      <w:pPr>
+        <w:tabs>
+          <w:tab w:val="num" w:pos="0"/>
+        </w:tabs>
         <w:ind w:left="2880" w:hanging="360"/>
       </w:pPr>
       <w:rPr>
+        <w:rFonts w:ascii="Wingdings" w:hAnsi="Wingdings" w:cs="Wingdings" w:hint="default"/>
         <w:u w:val="none"/>
       </w:rPr>
     </w:lvl>
     <w:lvl w:ilvl="4">
       <w:start w:val="1"/>
       <w:numFmt w:val="bullet"/>
-      <w:lvlText w:val="○"/>
-      <w:lvlJc w:val="left"/>
-      <w:pPr>
+      <w:lvlText w:val=""/>
+      <w:lvlJc w:val="left"/>
+      <w:pPr>
+        <w:tabs>
+          <w:tab w:val="num" w:pos="0"/>
+        </w:tabs>
         <w:ind w:left="3600" w:hanging="360"/>
       </w:pPr>
       <w:rPr>
+        <w:rFonts w:ascii="Wingdings 2" w:hAnsi="Wingdings 2" w:cs="Wingdings 2" w:hint="default"/>
         <w:u w:val="none"/>
       </w:rPr>
     </w:lvl>
@@ -1791,33 +1898,45 @@
       <w:lvlText w:val="■"/>
       <w:lvlJc w:val="left"/>
       <w:pPr>
+        <w:tabs>
+          <w:tab w:val="num" w:pos="0"/>
+        </w:tabs>
         <w:ind w:left="4320" w:hanging="360"/>
       </w:pPr>
       <w:rPr>
+        <w:rFonts w:ascii="OpenSymbol" w:hAnsi="OpenSymbol" w:cs="OpenSymbol" w:hint="default"/>
         <w:u w:val="none"/>
       </w:rPr>
     </w:lvl>
     <w:lvl w:ilvl="6">
       <w:start w:val="1"/>
       <w:numFmt w:val="bullet"/>
-      <w:lvlText w:val="●"/>
-      <w:lvlJc w:val="left"/>
-      <w:pPr>
+      <w:lvlText w:val=""/>
+      <w:lvlJc w:val="left"/>
+      <w:pPr>
+        <w:tabs>
+          <w:tab w:val="num" w:pos="0"/>
+        </w:tabs>
         <w:ind w:left="5040" w:hanging="360"/>
       </w:pPr>
       <w:rPr>
+        <w:rFonts w:ascii="Wingdings" w:hAnsi="Wingdings" w:cs="Wingdings" w:hint="default"/>
         <w:u w:val="none"/>
       </w:rPr>
     </w:lvl>
     <w:lvl w:ilvl="7">
       <w:start w:val="1"/>
       <w:numFmt w:val="bullet"/>
-      <w:lvlText w:val="○"/>
-      <w:lvlJc w:val="left"/>
-      <w:pPr>
+      <w:lvlText w:val=""/>
+      <w:lvlJc w:val="left"/>
+      <w:pPr>
+        <w:tabs>
+          <w:tab w:val="num" w:pos="0"/>
+        </w:tabs>
         <w:ind w:left="5760" w:hanging="360"/>
       </w:pPr>
       <w:rPr>
+        <w:rFonts w:ascii="Wingdings 2" w:hAnsi="Wingdings 2" w:cs="Wingdings 2" w:hint="default"/>
         <w:u w:val="none"/>
       </w:rPr>
     </w:lvl>
@@ -1827,9 +1946,13 @@
       <w:lvlText w:val="■"/>
       <w:lvlJc w:val="left"/>
       <w:pPr>
+        <w:tabs>
+          <w:tab w:val="num" w:pos="0"/>
+        </w:tabs>
         <w:ind w:left="6480" w:hanging="360"/>
       </w:pPr>
       <w:rPr>
+        <w:rFonts w:ascii="OpenSymbol" w:hAnsi="OpenSymbol" w:cs="OpenSymbol" w:hint="default"/>
         <w:u w:val="none"/>
       </w:rPr>
     </w:lvl>
@@ -1841,6 +1964,9 @@
       <w:lvlText w:val="%1."/>
       <w:lvlJc w:val="left"/>
       <w:pPr>
+        <w:tabs>
+          <w:tab w:val="num" w:pos="0"/>
+        </w:tabs>
         <w:ind w:left="720" w:hanging="360"/>
       </w:pPr>
       <w:rPr>
@@ -1853,6 +1979,9 @@
       <w:lvlText w:val="%2."/>
       <w:lvlJc w:val="left"/>
       <w:pPr>
+        <w:tabs>
+          <w:tab w:val="num" w:pos="0"/>
+        </w:tabs>
         <w:ind w:left="1440" w:hanging="360"/>
       </w:pPr>
       <w:rPr>
@@ -1865,6 +1994,9 @@
       <w:lvlText w:val="%3."/>
       <w:lvlJc w:val="right"/>
       <w:pPr>
+        <w:tabs>
+          <w:tab w:val="num" w:pos="0"/>
+        </w:tabs>
         <w:ind w:left="2160" w:hanging="360"/>
       </w:pPr>
       <w:rPr>
@@ -1877,6 +2009,9 @@
       <w:lvlText w:val="%4."/>
       <w:lvlJc w:val="left"/>
       <w:pPr>
+        <w:tabs>
+          <w:tab w:val="num" w:pos="0"/>
+        </w:tabs>
         <w:ind w:left="2880" w:hanging="360"/>
       </w:pPr>
       <w:rPr>
@@ -1889,6 +2024,9 @@
       <w:lvlText w:val="%5."/>
       <w:lvlJc w:val="left"/>
       <w:pPr>
+        <w:tabs>
+          <w:tab w:val="num" w:pos="0"/>
+        </w:tabs>
         <w:ind w:left="3600" w:hanging="360"/>
       </w:pPr>
       <w:rPr>
@@ -1901,6 +2039,9 @@
       <w:lvlText w:val="%6."/>
       <w:lvlJc w:val="right"/>
       <w:pPr>
+        <w:tabs>
+          <w:tab w:val="num" w:pos="0"/>
+        </w:tabs>
         <w:ind w:left="4320" w:hanging="360"/>
       </w:pPr>
       <w:rPr>
@@ -1913,6 +2054,9 @@
       <w:lvlText w:val="%7."/>
       <w:lvlJc w:val="left"/>
       <w:pPr>
+        <w:tabs>
+          <w:tab w:val="num" w:pos="0"/>
+        </w:tabs>
         <w:ind w:left="5040" w:hanging="360"/>
       </w:pPr>
       <w:rPr>
@@ -1925,6 +2069,9 @@
       <w:lvlText w:val="%8."/>
       <w:lvlJc w:val="left"/>
       <w:pPr>
+        <w:tabs>
+          <w:tab w:val="num" w:pos="0"/>
+        </w:tabs>
         <w:ind w:left="5760" w:hanging="360"/>
       </w:pPr>
       <w:rPr>
@@ -1937,6 +2084,9 @@
       <w:lvlText w:val="%9."/>
       <w:lvlJc w:val="right"/>
       <w:pPr>
+        <w:tabs>
+          <w:tab w:val="num" w:pos="0"/>
+        </w:tabs>
         <w:ind w:left="6480" w:hanging="360"/>
       </w:pPr>
       <w:rPr>
@@ -1948,12 +2098,16 @@
     <w:lvl w:ilvl="0">
       <w:start w:val="1"/>
       <w:numFmt w:val="bullet"/>
-      <w:lvlText w:val="●"/>
-      <w:lvlJc w:val="left"/>
-      <w:pPr>
+      <w:lvlText w:val=""/>
+      <w:lvlJc w:val="left"/>
+      <w:pPr>
+        <w:tabs>
+          <w:tab w:val="num" w:pos="0"/>
+        </w:tabs>
         <w:ind w:left="720" w:hanging="360"/>
       </w:pPr>
       <w:rPr>
+        <w:rFonts w:ascii="Wingdings" w:hAnsi="Wingdings" w:cs="Wingdings" w:hint="default"/>
         <w:u w:val="none"/>
       </w:rPr>
     </w:lvl>
@@ -1963,6 +2117,9 @@
       <w:lvlText w:val="%2."/>
       <w:lvlJc w:val="left"/>
       <w:pPr>
+        <w:tabs>
+          <w:tab w:val="num" w:pos="0"/>
+        </w:tabs>
         <w:ind w:left="1440" w:hanging="360"/>
       </w:pPr>
       <w:rPr>
@@ -1975,33 +2132,45 @@
       <w:lvlText w:val="■"/>
       <w:lvlJc w:val="left"/>
       <w:pPr>
+        <w:tabs>
+          <w:tab w:val="num" w:pos="0"/>
+        </w:tabs>
         <w:ind w:left="2160" w:hanging="360"/>
       </w:pPr>
       <w:rPr>
+        <w:rFonts w:ascii="OpenSymbol" w:hAnsi="OpenSymbol" w:cs="OpenSymbol" w:hint="default"/>
         <w:u w:val="none"/>
       </w:rPr>
     </w:lvl>
     <w:lvl w:ilvl="3">
       <w:start w:val="1"/>
       <w:numFmt w:val="bullet"/>
-      <w:lvlText w:val="●"/>
-      <w:lvlJc w:val="left"/>
-      <w:pPr>
+      <w:lvlText w:val=""/>
+      <w:lvlJc w:val="left"/>
+      <w:pPr>
+        <w:tabs>
+          <w:tab w:val="num" w:pos="0"/>
+        </w:tabs>
         <w:ind w:left="2880" w:hanging="360"/>
       </w:pPr>
       <w:rPr>
+        <w:rFonts w:ascii="Wingdings" w:hAnsi="Wingdings" w:cs="Wingdings" w:hint="default"/>
         <w:u w:val="none"/>
       </w:rPr>
     </w:lvl>
     <w:lvl w:ilvl="4">
       <w:start w:val="1"/>
       <w:numFmt w:val="bullet"/>
-      <w:lvlText w:val="○"/>
-      <w:lvlJc w:val="left"/>
-      <w:pPr>
+      <w:lvlText w:val=""/>
+      <w:lvlJc w:val="left"/>
+      <w:pPr>
+        <w:tabs>
+          <w:tab w:val="num" w:pos="0"/>
+        </w:tabs>
         <w:ind w:left="3600" w:hanging="360"/>
       </w:pPr>
       <w:rPr>
+        <w:rFonts w:ascii="Wingdings 2" w:hAnsi="Wingdings 2" w:cs="Wingdings 2" w:hint="default"/>
         <w:u w:val="none"/>
       </w:rPr>
     </w:lvl>
@@ -2011,33 +2180,45 @@
       <w:lvlText w:val="■"/>
       <w:lvlJc w:val="left"/>
       <w:pPr>
+        <w:tabs>
+          <w:tab w:val="num" w:pos="0"/>
+        </w:tabs>
         <w:ind w:left="4320" w:hanging="360"/>
       </w:pPr>
       <w:rPr>
+        <w:rFonts w:ascii="OpenSymbol" w:hAnsi="OpenSymbol" w:cs="OpenSymbol" w:hint="default"/>
         <w:u w:val="none"/>
       </w:rPr>
     </w:lvl>
     <w:lvl w:ilvl="6">
       <w:start w:val="1"/>
       <w:numFmt w:val="bullet"/>
-      <w:lvlText w:val="●"/>
-      <w:lvlJc w:val="left"/>
-      <w:pPr>
+      <w:lvlText w:val=""/>
+      <w:lvlJc w:val="left"/>
+      <w:pPr>
+        <w:tabs>
+          <w:tab w:val="num" w:pos="0"/>
+        </w:tabs>
         <w:ind w:left="5040" w:hanging="360"/>
       </w:pPr>
       <w:rPr>
+        <w:rFonts w:ascii="Wingdings" w:hAnsi="Wingdings" w:cs="Wingdings" w:hint="default"/>
         <w:u w:val="none"/>
       </w:rPr>
     </w:lvl>
     <w:lvl w:ilvl="7">
       <w:start w:val="1"/>
       <w:numFmt w:val="bullet"/>
-      <w:lvlText w:val="○"/>
-      <w:lvlJc w:val="left"/>
-      <w:pPr>
+      <w:lvlText w:val=""/>
+      <w:lvlJc w:val="left"/>
+      <w:pPr>
+        <w:tabs>
+          <w:tab w:val="num" w:pos="0"/>
+        </w:tabs>
         <w:ind w:left="5760" w:hanging="360"/>
       </w:pPr>
       <w:rPr>
+        <w:rFonts w:ascii="Wingdings 2" w:hAnsi="Wingdings 2" w:cs="Wingdings 2" w:hint="default"/>
         <w:u w:val="none"/>
       </w:rPr>
     </w:lvl>
@@ -2047,9 +2228,13 @@
       <w:lvlText w:val="■"/>
       <w:lvlJc w:val="left"/>
       <w:pPr>
+        <w:tabs>
+          <w:tab w:val="num" w:pos="0"/>
+        </w:tabs>
         <w:ind w:left="6480" w:hanging="360"/>
       </w:pPr>
       <w:rPr>
+        <w:rFonts w:ascii="OpenSymbol" w:hAnsi="OpenSymbol" w:cs="OpenSymbol" w:hint="default"/>
         <w:u w:val="none"/>
       </w:rPr>
     </w:lvl>
@@ -2058,12 +2243,16 @@
     <w:lvl w:ilvl="0">
       <w:start w:val="1"/>
       <w:numFmt w:val="bullet"/>
-      <w:lvlText w:val="●"/>
-      <w:lvlJc w:val="left"/>
-      <w:pPr>
+      <w:lvlText w:val=""/>
+      <w:lvlJc w:val="left"/>
+      <w:pPr>
+        <w:tabs>
+          <w:tab w:val="num" w:pos="0"/>
+        </w:tabs>
         <w:ind w:left="720" w:hanging="360"/>
       </w:pPr>
       <w:rPr>
+        <w:rFonts w:ascii="Wingdings" w:hAnsi="Wingdings" w:cs="Wingdings" w:hint="default"/>
         <w:u w:val="none"/>
       </w:rPr>
     </w:lvl>
@@ -2073,6 +2262,9 @@
       <w:lvlText w:val="%2."/>
       <w:lvlJc w:val="left"/>
       <w:pPr>
+        <w:tabs>
+          <w:tab w:val="num" w:pos="0"/>
+        </w:tabs>
         <w:ind w:left="1440" w:hanging="360"/>
       </w:pPr>
       <w:rPr>
@@ -2085,33 +2277,45 @@
       <w:lvlText w:val="■"/>
       <w:lvlJc w:val="left"/>
       <w:pPr>
+        <w:tabs>
+          <w:tab w:val="num" w:pos="0"/>
+        </w:tabs>
         <w:ind w:left="2160" w:hanging="360"/>
       </w:pPr>
       <w:rPr>
+        <w:rFonts w:ascii="OpenSymbol" w:hAnsi="OpenSymbol" w:cs="OpenSymbol" w:hint="default"/>
         <w:u w:val="none"/>
       </w:rPr>
     </w:lvl>
     <w:lvl w:ilvl="3">
       <w:start w:val="1"/>
       <w:numFmt w:val="bullet"/>
-      <w:lvlText w:val="●"/>
-      <w:lvlJc w:val="left"/>
-      <w:pPr>
+      <w:lvlText w:val=""/>
+      <w:lvlJc w:val="left"/>
+      <w:pPr>
+        <w:tabs>
+          <w:tab w:val="num" w:pos="0"/>
+        </w:tabs>
         <w:ind w:left="2880" w:hanging="360"/>
       </w:pPr>
       <w:rPr>
+        <w:rFonts w:ascii="Wingdings" w:hAnsi="Wingdings" w:cs="Wingdings" w:hint="default"/>
         <w:u w:val="none"/>
       </w:rPr>
     </w:lvl>
     <w:lvl w:ilvl="4">
       <w:start w:val="1"/>
       <w:numFmt w:val="bullet"/>
-      <w:lvlText w:val="○"/>
-      <w:lvlJc w:val="left"/>
-      <w:pPr>
+      <w:lvlText w:val=""/>
+      <w:lvlJc w:val="left"/>
+      <w:pPr>
+        <w:tabs>
+          <w:tab w:val="num" w:pos="0"/>
+        </w:tabs>
         <w:ind w:left="3600" w:hanging="360"/>
       </w:pPr>
       <w:rPr>
+        <w:rFonts w:ascii="Wingdings 2" w:hAnsi="Wingdings 2" w:cs="Wingdings 2" w:hint="default"/>
         <w:u w:val="none"/>
       </w:rPr>
     </w:lvl>
@@ -2121,33 +2325,45 @@
       <w:lvlText w:val="■"/>
       <w:lvlJc w:val="left"/>
       <w:pPr>
+        <w:tabs>
+          <w:tab w:val="num" w:pos="0"/>
+        </w:tabs>
         <w:ind w:left="4320" w:hanging="360"/>
       </w:pPr>
       <w:rPr>
+        <w:rFonts w:ascii="OpenSymbol" w:hAnsi="OpenSymbol" w:cs="OpenSymbol" w:hint="default"/>
         <w:u w:val="none"/>
       </w:rPr>
     </w:lvl>
     <w:lvl w:ilvl="6">
       <w:start w:val="1"/>
       <w:numFmt w:val="bullet"/>
-      <w:lvlText w:val="●"/>
-      <w:lvlJc w:val="left"/>
-      <w:pPr>
+      <w:lvlText w:val=""/>
+      <w:lvlJc w:val="left"/>
+      <w:pPr>
+        <w:tabs>
+          <w:tab w:val="num" w:pos="0"/>
+        </w:tabs>
         <w:ind w:left="5040" w:hanging="360"/>
       </w:pPr>
       <w:rPr>
+        <w:rFonts w:ascii="Wingdings" w:hAnsi="Wingdings" w:cs="Wingdings" w:hint="default"/>
         <w:u w:val="none"/>
       </w:rPr>
     </w:lvl>
     <w:lvl w:ilvl="7">
       <w:start w:val="1"/>
       <w:numFmt w:val="bullet"/>
-      <w:lvlText w:val="○"/>
-      <w:lvlJc w:val="left"/>
-      <w:pPr>
+      <w:lvlText w:val=""/>
+      <w:lvlJc w:val="left"/>
+      <w:pPr>
+        <w:tabs>
+          <w:tab w:val="num" w:pos="0"/>
+        </w:tabs>
         <w:ind w:left="5760" w:hanging="360"/>
       </w:pPr>
       <w:rPr>
+        <w:rFonts w:ascii="Wingdings 2" w:hAnsi="Wingdings 2" w:cs="Wingdings 2" w:hint="default"/>
         <w:u w:val="none"/>
       </w:rPr>
     </w:lvl>
@@ -2157,9 +2373,13 @@
       <w:lvlText w:val="■"/>
       <w:lvlJc w:val="left"/>
       <w:pPr>
+        <w:tabs>
+          <w:tab w:val="num" w:pos="0"/>
+        </w:tabs>
         <w:ind w:left="6480" w:hanging="360"/>
       </w:pPr>
       <w:rPr>
+        <w:rFonts w:ascii="OpenSymbol" w:hAnsi="OpenSymbol" w:cs="OpenSymbol" w:hint="default"/>
         <w:u w:val="none"/>
       </w:rPr>
     </w:lvl>
@@ -2168,12 +2388,16 @@
     <w:lvl w:ilvl="0">
       <w:start w:val="1"/>
       <w:numFmt w:val="bullet"/>
-      <w:lvlText w:val="●"/>
-      <w:lvlJc w:val="left"/>
-      <w:pPr>
+      <w:lvlText w:val=""/>
+      <w:lvlJc w:val="left"/>
+      <w:pPr>
+        <w:tabs>
+          <w:tab w:val="num" w:pos="0"/>
+        </w:tabs>
         <w:ind w:left="720" w:hanging="360"/>
       </w:pPr>
       <w:rPr>
+        <w:rFonts w:ascii="Wingdings" w:hAnsi="Wingdings" w:cs="Wingdings" w:hint="default"/>
         <w:u w:val="none"/>
       </w:rPr>
     </w:lvl>
@@ -2183,6 +2407,9 @@
       <w:lvlText w:val="%2."/>
       <w:lvlJc w:val="left"/>
       <w:pPr>
+        <w:tabs>
+          <w:tab w:val="num" w:pos="0"/>
+        </w:tabs>
         <w:ind w:left="1440" w:hanging="360"/>
       </w:pPr>
       <w:rPr>
@@ -2195,33 +2422,45 @@
       <w:lvlText w:val="■"/>
       <w:lvlJc w:val="left"/>
       <w:pPr>
+        <w:tabs>
+          <w:tab w:val="num" w:pos="0"/>
+        </w:tabs>
         <w:ind w:left="2160" w:hanging="360"/>
       </w:pPr>
       <w:rPr>
+        <w:rFonts w:ascii="OpenSymbol" w:hAnsi="OpenSymbol" w:cs="OpenSymbol" w:hint="default"/>
         <w:u w:val="none"/>
       </w:rPr>
     </w:lvl>
     <w:lvl w:ilvl="3">
       <w:start w:val="1"/>
       <w:numFmt w:val="bullet"/>
-      <w:lvlText w:val="●"/>
-      <w:lvlJc w:val="left"/>
-      <w:pPr>
+      <w:lvlText w:val=""/>
+      <w:lvlJc w:val="left"/>
+      <w:pPr>
+        <w:tabs>
+          <w:tab w:val="num" w:pos="0"/>
+        </w:tabs>
         <w:ind w:left="2880" w:hanging="360"/>
       </w:pPr>
       <w:rPr>
+        <w:rFonts w:ascii="Wingdings" w:hAnsi="Wingdings" w:cs="Wingdings" w:hint="default"/>
         <w:u w:val="none"/>
       </w:rPr>
     </w:lvl>
     <w:lvl w:ilvl="4">
       <w:start w:val="1"/>
       <w:numFmt w:val="bullet"/>
-      <w:lvlText w:val="○"/>
-      <w:lvlJc w:val="left"/>
-      <w:pPr>
+      <w:lvlText w:val=""/>
+      <w:lvlJc w:val="left"/>
+      <w:pPr>
+        <w:tabs>
+          <w:tab w:val="num" w:pos="0"/>
+        </w:tabs>
         <w:ind w:left="3600" w:hanging="360"/>
       </w:pPr>
       <w:rPr>
+        <w:rFonts w:ascii="Wingdings 2" w:hAnsi="Wingdings 2" w:cs="Wingdings 2" w:hint="default"/>
         <w:u w:val="none"/>
       </w:rPr>
     </w:lvl>
@@ -2231,33 +2470,45 @@
       <w:lvlText w:val="■"/>
       <w:lvlJc w:val="left"/>
       <w:pPr>
+        <w:tabs>
+          <w:tab w:val="num" w:pos="0"/>
+        </w:tabs>
         <w:ind w:left="4320" w:hanging="360"/>
       </w:pPr>
       <w:rPr>
+        <w:rFonts w:ascii="OpenSymbol" w:hAnsi="OpenSymbol" w:cs="OpenSymbol" w:hint="default"/>
         <w:u w:val="none"/>
       </w:rPr>
     </w:lvl>
     <w:lvl w:ilvl="6">
       <w:start w:val="1"/>
       <w:numFmt w:val="bullet"/>
-      <w:lvlText w:val="●"/>
-      <w:lvlJc w:val="left"/>
-      <w:pPr>
+      <w:lvlText w:val=""/>
+      <w:lvlJc w:val="left"/>
+      <w:pPr>
+        <w:tabs>
+          <w:tab w:val="num" w:pos="0"/>
+        </w:tabs>
         <w:ind w:left="5040" w:hanging="360"/>
       </w:pPr>
       <w:rPr>
+        <w:rFonts w:ascii="Wingdings" w:hAnsi="Wingdings" w:cs="Wingdings" w:hint="default"/>
         <w:u w:val="none"/>
       </w:rPr>
     </w:lvl>
     <w:lvl w:ilvl="7">
       <w:start w:val="1"/>
       <w:numFmt w:val="bullet"/>
-      <w:lvlText w:val="○"/>
-      <w:lvlJc w:val="left"/>
-      <w:pPr>
+      <w:lvlText w:val=""/>
+      <w:lvlJc w:val="left"/>
+      <w:pPr>
+        <w:tabs>
+          <w:tab w:val="num" w:pos="0"/>
+        </w:tabs>
         <w:ind w:left="5760" w:hanging="360"/>
       </w:pPr>
       <w:rPr>
+        <w:rFonts w:ascii="Wingdings 2" w:hAnsi="Wingdings 2" w:cs="Wingdings 2" w:hint="default"/>
         <w:u w:val="none"/>
       </w:rPr>
     </w:lvl>
@@ -2267,11 +2518,134 @@
       <w:lvlText w:val="■"/>
       <w:lvlJc w:val="left"/>
       <w:pPr>
+        <w:tabs>
+          <w:tab w:val="num" w:pos="0"/>
+        </w:tabs>
         <w:ind w:left="6480" w:hanging="360"/>
       </w:pPr>
       <w:rPr>
-        <w:u w:val="none"/>
-      </w:rPr>
+        <w:rFonts w:ascii="OpenSymbol" w:hAnsi="OpenSymbol" w:cs="OpenSymbol" w:hint="default"/>
+        <w:u w:val="none"/>
+      </w:rPr>
+    </w:lvl>
+  </w:abstractNum>
+  <w:abstractNum w:abstractNumId="10">
+    <w:lvl w:ilvl="0">
+      <w:start w:val="1"/>
+      <w:numFmt w:val="none"/>
+      <w:suff w:val="nothing"/>
+      <w:lvlText w:val=""/>
+      <w:lvlJc w:val="left"/>
+      <w:pPr>
+        <w:tabs>
+          <w:tab w:val="num" w:pos="0"/>
+        </w:tabs>
+        <w:ind w:left="0" w:hanging="0"/>
+      </w:pPr>
+    </w:lvl>
+    <w:lvl w:ilvl="1">
+      <w:start w:val="1"/>
+      <w:numFmt w:val="none"/>
+      <w:suff w:val="nothing"/>
+      <w:lvlText w:val=""/>
+      <w:lvlJc w:val="left"/>
+      <w:pPr>
+        <w:tabs>
+          <w:tab w:val="num" w:pos="0"/>
+        </w:tabs>
+        <w:ind w:left="0" w:hanging="0"/>
+      </w:pPr>
+    </w:lvl>
+    <w:lvl w:ilvl="2">
+      <w:start w:val="1"/>
+      <w:numFmt w:val="none"/>
+      <w:suff w:val="nothing"/>
+      <w:lvlText w:val=""/>
+      <w:lvlJc w:val="left"/>
+      <w:pPr>
+        <w:tabs>
+          <w:tab w:val="num" w:pos="0"/>
+        </w:tabs>
+        <w:ind w:left="0" w:hanging="0"/>
+      </w:pPr>
+    </w:lvl>
+    <w:lvl w:ilvl="3">
+      <w:start w:val="1"/>
+      <w:numFmt w:val="none"/>
+      <w:suff w:val="nothing"/>
+      <w:lvlText w:val=""/>
+      <w:lvlJc w:val="left"/>
+      <w:pPr>
+        <w:tabs>
+          <w:tab w:val="num" w:pos="0"/>
+        </w:tabs>
+        <w:ind w:left="0" w:hanging="0"/>
+      </w:pPr>
+    </w:lvl>
+    <w:lvl w:ilvl="4">
+      <w:start w:val="1"/>
+      <w:numFmt w:val="none"/>
+      <w:suff w:val="nothing"/>
+      <w:lvlText w:val=""/>
+      <w:lvlJc w:val="left"/>
+      <w:pPr>
+        <w:tabs>
+          <w:tab w:val="num" w:pos="0"/>
+        </w:tabs>
+        <w:ind w:left="0" w:hanging="0"/>
+      </w:pPr>
+    </w:lvl>
+    <w:lvl w:ilvl="5">
+      <w:start w:val="1"/>
+      <w:numFmt w:val="none"/>
+      <w:suff w:val="nothing"/>
+      <w:lvlText w:val=""/>
+      <w:lvlJc w:val="left"/>
+      <w:pPr>
+        <w:tabs>
+          <w:tab w:val="num" w:pos="0"/>
+        </w:tabs>
+        <w:ind w:left="0" w:hanging="0"/>
+      </w:pPr>
+    </w:lvl>
+    <w:lvl w:ilvl="6">
+      <w:start w:val="1"/>
+      <w:numFmt w:val="none"/>
+      <w:suff w:val="nothing"/>
+      <w:lvlText w:val=""/>
+      <w:lvlJc w:val="left"/>
+      <w:pPr>
+        <w:tabs>
+          <w:tab w:val="num" w:pos="0"/>
+        </w:tabs>
+        <w:ind w:left="0" w:hanging="0"/>
+      </w:pPr>
+    </w:lvl>
+    <w:lvl w:ilvl="7">
+      <w:start w:val="1"/>
+      <w:numFmt w:val="none"/>
+      <w:suff w:val="nothing"/>
+      <w:lvlText w:val=""/>
+      <w:lvlJc w:val="left"/>
+      <w:pPr>
+        <w:tabs>
+          <w:tab w:val="num" w:pos="0"/>
+        </w:tabs>
+        <w:ind w:left="0" w:hanging="0"/>
+      </w:pPr>
+    </w:lvl>
+    <w:lvl w:ilvl="8">
+      <w:start w:val="1"/>
+      <w:numFmt w:val="none"/>
+      <w:suff w:val="nothing"/>
+      <w:lvlText w:val=""/>
+      <w:lvlJc w:val="left"/>
+      <w:pPr>
+        <w:tabs>
+          <w:tab w:val="num" w:pos="0"/>
+        </w:tabs>
+        <w:ind w:left="0" w:hanging="0"/>
+      </w:pPr>
     </w:lvl>
   </w:abstractNum>
   <w:num w:numId="1">
@@ -2301,49 +2675,57 @@
   <w:num w:numId="9">
     <w:abstractNumId w:val="9"/>
   </w:num>
+  <w:num w:numId="10">
+    <w:abstractNumId w:val="10"/>
+  </w:num>
 </w:numbering>
 </file>
 
 <file path=word/styles.xml><?xml version="1.0" encoding="utf-8"?>
-<w:styles xmlns:mc="http://schemas.openxmlformats.org/markup-compatibility/2006" xmlns:o="urn:schemas-microsoft-com:office:office" xmlns:r="http://schemas.openxmlformats.org/officeDocument/2006/relationships" xmlns:m="http://schemas.openxmlformats.org/officeDocument/2006/math" xmlns:v="urn:schemas-microsoft-com:vml" xmlns:wp="http://schemas.openxmlformats.org/drawingml/2006/wordprocessingDrawing" xmlns:w10="urn:schemas-microsoft-com:office:word" xmlns:w="http://schemas.openxmlformats.org/wordprocessingml/2006/main" xmlns:wne="http://schemas.microsoft.com/office/word/2006/wordml" xmlns:sl="http://schemas.openxmlformats.org/schemaLibrary/2006/main" xmlns:a="http://schemas.openxmlformats.org/drawingml/2006/main" xmlns:pic="http://schemas.openxmlformats.org/drawingml/2006/picture" xmlns:c="http://schemas.openxmlformats.org/drawingml/2006/chart" xmlns:lc="http://schemas.openxmlformats.org/drawingml/2006/lockedCanvas" xmlns:dgm="http://schemas.openxmlformats.org/drawingml/2006/diagram" xmlns:wps="http://schemas.microsoft.com/office/word/2010/wordprocessingShape" xmlns:wpg="http://schemas.microsoft.com/office/word/2010/wordprocessingGroup" xmlns:w14="http://schemas.microsoft.com/office/word/2010/wordml" xmlns:w15="http://schemas.microsoft.com/office/word/2012/wordml" xmlns:w16="http://schemas.microsoft.com/office/word/2018/wordml" xmlns:w16cex="http://schemas.microsoft.com/office/word/2018/wordml/cex" xmlns:w16cid="http://schemas.microsoft.com/office/word/2016/wordml/cid" xmlns="http://schemas.microsoft.com/office/tasks/2019/documenttasks" xmlns:cr="http://schemas.microsoft.com/office/comments/2020/reactions">
+<w:styles xmlns:w="http://schemas.openxmlformats.org/wordprocessingml/2006/main" xmlns:w14="http://schemas.microsoft.com/office/word/2010/wordml" xmlns:mc="http://schemas.openxmlformats.org/markup-compatibility/2006" mc:Ignorable="w14">
   <w:docDefaults>
     <w:rPrDefault>
       <w:rPr>
-        <w:rFonts w:ascii="Arial" w:cs="Arial" w:eastAsia="Arial" w:hAnsi="Arial"/>
+        <w:rFonts w:ascii="Arial" w:hAnsi="Arial" w:eastAsia="Arial" w:cs="Arial"/>
         <w:sz w:val="22"/>
         <w:szCs w:val="22"/>
-        <w:lang w:val="it"/>
+        <w:lang w:val="it-IT" w:eastAsia="zh-CN" w:bidi="hi-IN"/>
       </w:rPr>
     </w:rPrDefault>
     <w:pPrDefault>
       <w:pPr>
-        <w:spacing w:line="276" w:lineRule="auto"/>
+        <w:suppressAutoHyphens w:val="true"/>
       </w:pPr>
     </w:pPrDefault>
   </w:docDefaults>
-  <w:style w:type="table" w:styleId="TableNormal" w:default="1">
-    <w:name w:val="TableNormal"/>
-    <w:tblPr>
-      <w:tblCellMar>
-        <w:top w:w="100.0" w:type="dxa"/>
-        <w:left w:w="100.0" w:type="dxa"/>
-        <w:bottom w:w="100.0" w:type="dxa"/>
-        <w:right w:w="100.0" w:type="dxa"/>
-      </w:tblCellMar>
-    </w:tblPr>
-  </w:style>
-  <w:style w:type="paragraph" w:styleId="Normal" w:default="1">
-    <w:name w:val="normal"/>
+  <w:style w:type="paragraph" w:styleId="Normal">
+    <w:name w:val="Normal"/>
+    <w:qFormat/>
+    <w:pPr>
+      <w:widowControl/>
+      <w:bidi w:val="0"/>
+      <w:spacing w:lineRule="auto" w:line="276" w:before="0" w:after="0"/>
+      <w:jc w:val="left"/>
+    </w:pPr>
+    <w:rPr>
+      <w:rFonts w:ascii="Arial" w:hAnsi="Arial" w:eastAsia="Arial" w:cs="Arial"/>
+      <w:color w:val="auto"/>
+      <w:kern w:val="0"/>
+      <w:sz w:val="22"/>
+      <w:szCs w:val="22"/>
+      <w:lang w:val="it-IT" w:eastAsia="zh-CN" w:bidi="hi-IN"/>
+    </w:rPr>
   </w:style>
   <w:style w:type="paragraph" w:styleId="Heading1">
     <w:name w:val="heading 1"/>
-    <w:basedOn w:val="Normal"/>
-    <w:next w:val="Normal"/>
+    <w:basedOn w:val="normal1"/>
+    <w:next w:val="normal1"/>
+    <w:qFormat/>
     <w:pPr>
-      <w:keepNext w:val="1"/>
-      <w:keepLines w:val="1"/>
-      <w:pageBreakBefore w:val="0"/>
-      <w:spacing w:after="120" w:before="400" w:lineRule="auto"/>
+      <w:keepNext w:val="true"/>
+      <w:keepLines/>
+      <w:pageBreakBefore w:val="false"/>
+      <w:spacing w:lineRule="auto" w:line="240" w:before="400" w:after="120"/>
     </w:pPr>
     <w:rPr>
       <w:sz w:val="40"/>
@@ -2352,32 +2734,34 @@
   </w:style>
   <w:style w:type="paragraph" w:styleId="Heading2">
     <w:name w:val="heading 2"/>
-    <w:basedOn w:val="Normal"/>
-    <w:next w:val="Normal"/>
+    <w:basedOn w:val="normal1"/>
+    <w:next w:val="normal1"/>
+    <w:qFormat/>
     <w:pPr>
-      <w:keepNext w:val="1"/>
-      <w:keepLines w:val="1"/>
-      <w:pageBreakBefore w:val="0"/>
-      <w:spacing w:after="120" w:before="360" w:lineRule="auto"/>
+      <w:keepNext w:val="true"/>
+      <w:keepLines/>
+      <w:pageBreakBefore w:val="false"/>
+      <w:spacing w:lineRule="auto" w:line="240" w:before="360" w:after="120"/>
     </w:pPr>
     <w:rPr>
-      <w:b w:val="0"/>
+      <w:b w:val="false"/>
       <w:sz w:val="32"/>
       <w:szCs w:val="32"/>
     </w:rPr>
   </w:style>
   <w:style w:type="paragraph" w:styleId="Heading3">
     <w:name w:val="heading 3"/>
-    <w:basedOn w:val="Normal"/>
-    <w:next w:val="Normal"/>
+    <w:basedOn w:val="normal1"/>
+    <w:next w:val="normal1"/>
+    <w:qFormat/>
     <w:pPr>
-      <w:keepNext w:val="1"/>
-      <w:keepLines w:val="1"/>
-      <w:pageBreakBefore w:val="0"/>
-      <w:spacing w:after="80" w:before="320" w:lineRule="auto"/>
+      <w:keepNext w:val="true"/>
+      <w:keepLines/>
+      <w:pageBreakBefore w:val="false"/>
+      <w:spacing w:lineRule="auto" w:line="240" w:before="320" w:after="80"/>
     </w:pPr>
     <w:rPr>
-      <w:b w:val="0"/>
+      <w:b w:val="false"/>
       <w:color w:val="434343"/>
       <w:sz w:val="28"/>
       <w:szCs w:val="28"/>
@@ -2385,13 +2769,14 @@
   </w:style>
   <w:style w:type="paragraph" w:styleId="Heading4">
     <w:name w:val="heading 4"/>
-    <w:basedOn w:val="Normal"/>
-    <w:next w:val="Normal"/>
+    <w:basedOn w:val="normal1"/>
+    <w:next w:val="normal1"/>
+    <w:qFormat/>
     <w:pPr>
-      <w:keepNext w:val="1"/>
-      <w:keepLines w:val="1"/>
-      <w:pageBreakBefore w:val="0"/>
-      <w:spacing w:after="80" w:before="280" w:lineRule="auto"/>
+      <w:keepNext w:val="true"/>
+      <w:keepLines/>
+      <w:pageBreakBefore w:val="false"/>
+      <w:spacing w:lineRule="auto" w:line="240" w:before="280" w:after="80"/>
     </w:pPr>
     <w:rPr>
       <w:color w:val="666666"/>
@@ -2401,13 +2786,14 @@
   </w:style>
   <w:style w:type="paragraph" w:styleId="Heading5">
     <w:name w:val="heading 5"/>
-    <w:basedOn w:val="Normal"/>
-    <w:next w:val="Normal"/>
+    <w:basedOn w:val="normal1"/>
+    <w:next w:val="normal1"/>
+    <w:qFormat/>
     <w:pPr>
-      <w:keepNext w:val="1"/>
-      <w:keepLines w:val="1"/>
-      <w:pageBreakBefore w:val="0"/>
-      <w:spacing w:after="80" w:before="240" w:lineRule="auto"/>
+      <w:keepNext w:val="true"/>
+      <w:keepLines/>
+      <w:pageBreakBefore w:val="false"/>
+      <w:spacing w:lineRule="auto" w:line="240" w:before="240" w:after="80"/>
     </w:pPr>
     <w:rPr>
       <w:color w:val="666666"/>
@@ -2417,107 +2803,194 @@
   </w:style>
   <w:style w:type="paragraph" w:styleId="Heading6">
     <w:name w:val="heading 6"/>
-    <w:basedOn w:val="Normal"/>
-    <w:next w:val="Normal"/>
+    <w:basedOn w:val="normal1"/>
+    <w:next w:val="normal1"/>
+    <w:qFormat/>
     <w:pPr>
-      <w:keepNext w:val="1"/>
-      <w:keepLines w:val="1"/>
-      <w:pageBreakBefore w:val="0"/>
-      <w:spacing w:after="80" w:before="240" w:lineRule="auto"/>
+      <w:keepNext w:val="true"/>
+      <w:keepLines/>
+      <w:pageBreakBefore w:val="false"/>
+      <w:spacing w:lineRule="auto" w:line="240" w:before="240" w:after="80"/>
     </w:pPr>
     <w:rPr>
-      <w:i w:val="1"/>
+      <w:i/>
       <w:color w:val="666666"/>
       <w:sz w:val="22"/>
       <w:szCs w:val="22"/>
     </w:rPr>
   </w:style>
+  <w:style w:type="paragraph" w:styleId="Heading">
+    <w:name w:val="Heading"/>
+    <w:basedOn w:val="Normal"/>
+    <w:next w:val="BodyText"/>
+    <w:qFormat/>
+    <w:pPr>
+      <w:keepNext w:val="true"/>
+      <w:spacing w:before="240" w:after="120"/>
+    </w:pPr>
+    <w:rPr>
+      <w:rFonts w:ascii="Liberation Sans" w:hAnsi="Liberation Sans" w:eastAsia="Noto Sans CJK SC" w:cs="Noto Sans Devanagari"/>
+      <w:sz w:val="28"/>
+      <w:szCs w:val="28"/>
+    </w:rPr>
+  </w:style>
+  <w:style w:type="paragraph" w:styleId="BodyText">
+    <w:name w:val="Body Text"/>
+    <w:basedOn w:val="Normal"/>
+    <w:pPr>
+      <w:spacing w:lineRule="auto" w:line="276" w:before="0" w:after="140"/>
+    </w:pPr>
+    <w:rPr/>
+  </w:style>
+  <w:style w:type="paragraph" w:styleId="List">
+    <w:name w:val="List"/>
+    <w:basedOn w:val="BodyText"/>
+    <w:pPr/>
+    <w:rPr>
+      <w:rFonts w:cs="Noto Sans Devanagari"/>
+    </w:rPr>
+  </w:style>
+  <w:style w:type="paragraph" w:styleId="Caption">
+    <w:name w:val="caption"/>
+    <w:basedOn w:val="Normal"/>
+    <w:qFormat/>
+    <w:pPr>
+      <w:suppressLineNumbers/>
+      <w:spacing w:before="120" w:after="120"/>
+    </w:pPr>
+    <w:rPr>
+      <w:rFonts w:cs="Noto Sans Devanagari"/>
+      <w:i/>
+      <w:iCs/>
+      <w:sz w:val="24"/>
+      <w:szCs w:val="24"/>
+    </w:rPr>
+  </w:style>
+  <w:style w:type="paragraph" w:styleId="Index">
+    <w:name w:val="Index"/>
+    <w:basedOn w:val="Normal"/>
+    <w:qFormat/>
+    <w:pPr>
+      <w:suppressLineNumbers/>
+    </w:pPr>
+    <w:rPr>
+      <w:rFonts w:cs="Noto Sans Devanagari"/>
+    </w:rPr>
+  </w:style>
+  <w:style w:type="paragraph" w:styleId="normal1" w:default="1">
+    <w:name w:val="normal1"/>
+    <w:qFormat/>
+    <w:pPr>
+      <w:widowControl/>
+      <w:bidi w:val="0"/>
+      <w:spacing w:lineRule="auto" w:line="276" w:before="0" w:after="0"/>
+      <w:jc w:val="left"/>
+    </w:pPr>
+    <w:rPr>
+      <w:rFonts w:ascii="Arial" w:hAnsi="Arial" w:eastAsia="Arial" w:cs="Arial"/>
+      <w:color w:val="auto"/>
+      <w:kern w:val="0"/>
+      <w:sz w:val="22"/>
+      <w:szCs w:val="22"/>
+      <w:lang w:val="it-IT" w:eastAsia="zh-CN" w:bidi="hi-IN"/>
+    </w:rPr>
+  </w:style>
   <w:style w:type="paragraph" w:styleId="Title">
     <w:name w:val="Title"/>
-    <w:basedOn w:val="Normal"/>
-    <w:next w:val="Normal"/>
+    <w:basedOn w:val="normal1"/>
+    <w:next w:val="normal1"/>
+    <w:qFormat/>
     <w:pPr>
-      <w:keepNext w:val="1"/>
-      <w:keepLines w:val="1"/>
-      <w:pageBreakBefore w:val="0"/>
-      <w:spacing w:after="60" w:before="0" w:lineRule="auto"/>
+      <w:keepNext w:val="true"/>
+      <w:keepLines/>
+      <w:pageBreakBefore w:val="false"/>
+      <w:spacing w:lineRule="auto" w:line="240" w:before="0" w:after="60"/>
     </w:pPr>
     <w:rPr>
       <w:sz w:val="52"/>
       <w:szCs w:val="52"/>
     </w:rPr>
   </w:style>
-  <w:style w:type="table" w:styleId="TableNormal" w:default="1">
-    <w:name w:val="TableNormal"/>
-    <w:tblPr>
-      <w:tblCellMar>
-        <w:top w:w="100.0" w:type="dxa"/>
-        <w:left w:w="100.0" w:type="dxa"/>
-        <w:bottom w:w="100.0" w:type="dxa"/>
-        <w:right w:w="100.0" w:type="dxa"/>
-      </w:tblCellMar>
-    </w:tblPr>
-  </w:style>
-  <w:style w:type="paragraph" w:styleId="Normal" w:default="1">
-    <w:name w:val="normal"/>
-  </w:style>
   <w:style w:type="paragraph" w:styleId="Subtitle">
     <w:name w:val="Subtitle"/>
-    <w:basedOn w:val="Normal"/>
-    <w:next w:val="Normal"/>
+    <w:basedOn w:val="normal1"/>
+    <w:next w:val="normal1"/>
+    <w:qFormat/>
     <w:pPr>
-      <w:keepNext w:val="1"/>
-      <w:keepLines w:val="1"/>
-      <w:pageBreakBefore w:val="0"/>
-      <w:spacing w:after="320" w:before="0" w:lineRule="auto"/>
+      <w:keepNext w:val="true"/>
+      <w:keepLines/>
+      <w:pageBreakBefore w:val="false"/>
+      <w:spacing w:lineRule="auto" w:line="240" w:before="0" w:after="320"/>
     </w:pPr>
     <w:rPr>
-      <w:rFonts w:ascii="Arial" w:cs="Arial" w:eastAsia="Arial" w:hAnsi="Arial"/>
-      <w:i w:val="0"/>
+      <w:rFonts w:ascii="Arial" w:hAnsi="Arial" w:eastAsia="Arial" w:cs="Arial"/>
+      <w:i w:val="false"/>
       <w:color w:val="666666"/>
       <w:sz w:val="30"/>
       <w:szCs w:val="30"/>
     </w:rPr>
   </w:style>
+  <w:style w:type="table" w:default="1" w:styleId="TableNormal">
+    <w:name w:val="TableNormal"/>
+    <w:tblPr>
+      <w:tblCellMar>
+        <w:top w:w="100" w:type="dxa"/>
+        <w:left w:w="100" w:type="dxa"/>
+        <w:bottom w:w="100" w:type="dxa"/>
+        <w:right w:w="100" w:type="dxa"/>
+      </w:tblCellMar>
+    </w:tblPr>
+  </w:style>
+  <w:style w:type="table" w:default="1" w:styleId="TableNormal">
+    <w:name w:val="TableNormal"/>
+    <w:tblPr>
+      <w:tblCellMar>
+        <w:top w:w="100" w:type="dxa"/>
+        <w:left w:w="100" w:type="dxa"/>
+        <w:bottom w:w="100" w:type="dxa"/>
+        <w:right w:w="100" w:type="dxa"/>
+      </w:tblCellMar>
+    </w:tblPr>
+  </w:style>
 </w:styles>
 </file>
 
 <file path=word/theme/theme1.xml><?xml version="1.0" encoding="utf-8"?>
-<a:theme xmlns:a="http://schemas.openxmlformats.org/drawingml/2006/main" name="Office Theme">
+<a:theme xmlns:a="http://schemas.openxmlformats.org/drawingml/2006/main" xmlns:r="http://schemas.openxmlformats.org/officeDocument/2006/relationships" name="Office Theme">
   <a:themeElements>
     <a:clrScheme name="Office">
       <a:dk1>
-        <a:sysClr val="windowText" lastClr="000000"/>
+        <a:srgbClr val="000000"/>
       </a:dk1>
       <a:lt1>
-        <a:sysClr val="window" lastClr="FFFFFF"/>
+        <a:srgbClr val="ffffff"/>
       </a:lt1>
       <a:dk2>
-        <a:srgbClr val="1F497D"/>
+        <a:srgbClr val="1f497d"/>
       </a:dk2>
       <a:lt2>
-        <a:srgbClr val="EEECE1"/>
+        <a:srgbClr val="eeece1"/>
       </a:lt2>
       <a:accent1>
-        <a:srgbClr val="4F81BD"/>
+        <a:srgbClr val="4f81bd"/>
       </a:accent1>
       <a:accent2>
-        <a:srgbClr val="C0504D"/>
+        <a:srgbClr val="c0504d"/>
       </a:accent2>
       <a:accent3>
-        <a:srgbClr val="9BBB59"/>
+        <a:srgbClr val="9bbb59"/>
       </a:accent3>
       <a:accent4>
-        <a:srgbClr val="8064A2"/>
+        <a:srgbClr val="8064a2"/>
       </a:accent4>
       <a:accent5>
-        <a:srgbClr val="4BACC6"/>
+        <a:srgbClr val="4bacc6"/>
       </a:accent5>
       <a:accent6>
-        <a:srgbClr val="F79646"/>
+        <a:srgbClr val="f79646"/>
       </a:accent6>
       <a:hlink>
-        <a:srgbClr val="0000FF"/>
+        <a:srgbClr val="0000ff"/>
       </a:hlink>
       <a:folHlink>
         <a:srgbClr val="800080"/>
@@ -2525,290 +2998,142 @@
     </a:clrScheme>
     <a:fontScheme name="Office">
       <a:majorFont>
-        <a:latin typeface="Calibri"/>
+        <a:latin typeface="Calibri" pitchFamily="0" charset="1"/>
         <a:ea typeface=""/>
         <a:cs typeface=""/>
-        <a:font script="Jpan" typeface="ＭＳ ゴシック"/>
-        <a:font script="Hang" typeface="맑은 고딕"/>
-        <a:font script="Hans" typeface="宋体"/>
-        <a:font script="Hant" typeface="新細明體"/>
-        <a:font script="Arab" typeface="Times New Roman"/>
-        <a:font script="Hebr" typeface="Times New Roman"/>
-        <a:font script="Thai" typeface="Angsana New"/>
-        <a:font script="Ethi" typeface="Nyala"/>
-        <a:font script="Beng" typeface="Vrinda"/>
-        <a:font script="Gujr" typeface="Shruti"/>
-        <a:font script="Khmr" typeface="MoolBoran"/>
-        <a:font script="Knda" typeface="Tunga"/>
-        <a:font script="Guru" typeface="Raavi"/>
-        <a:font script="Cans" typeface="Euphemia"/>
-        <a:font script="Cher" typeface="Plantagenet Cherokee"/>
-        <a:font script="Yiii" typeface="Microsoft Yi Baiti"/>
-        <a:font script="Tibt" typeface="Microsoft Himalaya"/>
-        <a:font script="Thaa" typeface="MV Boli"/>
-        <a:font script="Deva" typeface="Mangal"/>
-        <a:font script="Telu" typeface="Gautami"/>
-        <a:font script="Taml" typeface="Latha"/>
-        <a:font script="Syrc" typeface="Estrangelo Edessa"/>
-        <a:font script="Orya" typeface="Kalinga"/>
-        <a:font script="Mlym" typeface="Kartika"/>
-        <a:font script="Laoo" typeface="DokChampa"/>
-        <a:font script="Sinh" typeface="Iskoola Pota"/>
-        <a:font script="Mong" typeface="Mongolian Baiti"/>
-        <a:font script="Viet" typeface="Times New Roman"/>
-        <a:font script="Uigh" typeface="Microsoft Uighur"/>
-        <a:font script="Geor" typeface="Sylfaen"/>
       </a:majorFont>
       <a:minorFont>
-        <a:latin typeface="Cambria"/>
+        <a:latin typeface="Cambria" pitchFamily="0" charset="1"/>
         <a:ea typeface=""/>
         <a:cs typeface=""/>
-        <a:font script="Jpan" typeface="ＭＳ 明朝"/>
-        <a:font script="Hang" typeface="맑은 고딕"/>
-        <a:font script="Hans" typeface="宋体"/>
-        <a:font script="Hant" typeface="新細明體"/>
-        <a:font script="Arab" typeface="Arial"/>
-        <a:font script="Hebr" typeface="Arial"/>
-        <a:font script="Thai" typeface="Cordia New"/>
-        <a:font script="Ethi" typeface="Nyala"/>
-        <a:font script="Beng" typeface="Vrinda"/>
-        <a:font script="Gujr" typeface="Shruti"/>
-        <a:font script="Khmr" typeface="DaunPenh"/>
-        <a:font script="Knda" typeface="Tunga"/>
-        <a:font script="Guru" typeface="Raavi"/>
-        <a:font script="Cans" typeface="Euphemia"/>
-        <a:font script="Cher" typeface="Plantagenet Cherokee"/>
-        <a:font script="Yiii" typeface="Microsoft Yi Baiti"/>
-        <a:font script="Tibt" typeface="Microsoft Himalaya"/>
-        <a:font script="Thaa" typeface="MV Boli"/>
-        <a:font script="Deva" typeface="Mangal"/>
-        <a:font script="Telu" typeface="Gautami"/>
-        <a:font script="Taml" typeface="Latha"/>
-        <a:font script="Syrc" typeface="Estrangelo Edessa"/>
-        <a:font script="Orya" typeface="Kalinga"/>
-        <a:font script="Mlym" typeface="Kartika"/>
-        <a:font script="Laoo" typeface="DokChampa"/>
-        <a:font script="Sinh" typeface="Iskoola Pota"/>
-        <a:font script="Mong" typeface="Mongolian Baiti"/>
-        <a:font script="Viet" typeface="Arial"/>
-        <a:font script="Uigh" typeface="Microsoft Uighur"/>
-        <a:font script="Geor" typeface="Sylfaen"/>
       </a:minorFont>
     </a:fontScheme>
-    <a:fmtScheme name="Office">
+    <a:fmtScheme>
       <a:fillStyleLst>
         <a:solidFill>
           <a:schemeClr val="phClr"/>
         </a:solidFill>
-        <a:gradFill rotWithShape="1">
+        <a:gradFill>
           <a:gsLst>
             <a:gs pos="0">
               <a:schemeClr val="phClr">
                 <a:tint val="50000"/>
-                <a:satMod val="300000"/>
               </a:schemeClr>
             </a:gs>
             <a:gs pos="35000">
               <a:schemeClr val="phClr">
                 <a:tint val="37000"/>
-                <a:satMod val="300000"/>
               </a:schemeClr>
             </a:gs>
             <a:gs pos="100000">
               <a:schemeClr val="phClr">
                 <a:tint val="15000"/>
-                <a:satMod val="350000"/>
               </a:schemeClr>
             </a:gs>
           </a:gsLst>
           <a:lin ang="16200000" scaled="1"/>
+          <a:tileRect l="0" t="0" r="0" b="0"/>
         </a:gradFill>
-        <a:gradFill rotWithShape="1">
+        <a:gradFill>
           <a:gsLst>
             <a:gs pos="0">
               <a:schemeClr val="phClr">
                 <a:tint val="100000"/>
                 <a:shade val="100000"/>
-                <a:satMod val="130000"/>
               </a:schemeClr>
             </a:gs>
             <a:gs pos="100000">
               <a:schemeClr val="phClr">
                 <a:tint val="50000"/>
                 <a:shade val="100000"/>
-                <a:satMod val="350000"/>
               </a:schemeClr>
             </a:gs>
           </a:gsLst>
           <a:lin ang="16200000" scaled="0"/>
+          <a:tileRect l="0" t="0" r="0" b="0"/>
         </a:gradFill>
       </a:fillStyleLst>
       <a:lnStyleLst>
         <a:ln w="9525" cap="flat" cmpd="sng" algn="ctr">
-          <a:solidFill>
-            <a:schemeClr val="phClr">
-              <a:shade val="95000"/>
-              <a:satMod val="105000"/>
-            </a:schemeClr>
-          </a:solidFill>
           <a:prstDash val="solid"/>
         </a:ln>
         <a:ln w="25400" cap="flat" cmpd="sng" algn="ctr">
-          <a:solidFill>
-            <a:schemeClr val="phClr"/>
-          </a:solidFill>
           <a:prstDash val="solid"/>
         </a:ln>
         <a:ln w="38100" cap="flat" cmpd="sng" algn="ctr">
-          <a:solidFill>
-            <a:schemeClr val="phClr"/>
-          </a:solidFill>
           <a:prstDash val="solid"/>
         </a:ln>
       </a:lnStyleLst>
       <a:effectStyleLst>
         <a:effectStyle>
-          <a:effectLst>
-            <a:outerShdw blurRad="40000" dist="20000" dir="5400000" rotWithShape="0">
-              <a:srgbClr val="000000">
-                <a:alpha val="38000"/>
-              </a:srgbClr>
-            </a:outerShdw>
-          </a:effectLst>
+          <a:effectLst/>
         </a:effectStyle>
         <a:effectStyle>
-          <a:effectLst>
-            <a:outerShdw blurRad="40000" dist="23000" dir="5400000" rotWithShape="0">
-              <a:srgbClr val="000000">
-                <a:alpha val="35000"/>
-              </a:srgbClr>
-            </a:outerShdw>
-          </a:effectLst>
+          <a:effectLst/>
         </a:effectStyle>
         <a:effectStyle>
-          <a:effectLst>
-            <a:outerShdw blurRad="40000" dist="23000" dir="5400000" rotWithShape="0">
-              <a:srgbClr val="000000">
-                <a:alpha val="35000"/>
-              </a:srgbClr>
-            </a:outerShdw>
-          </a:effectLst>
-          <a:scene3d>
-            <a:camera prst="orthographicFront">
-              <a:rot lat="0" lon="0" rev="0"/>
-            </a:camera>
-            <a:lightRig rig="threePt" dir="t">
-              <a:rot lat="0" lon="0" rev="1200000"/>
-            </a:lightRig>
-          </a:scene3d>
-          <a:sp3d>
-            <a:bevelT w="63500" h="25400"/>
-          </a:sp3d>
+          <a:effectLst/>
         </a:effectStyle>
       </a:effectStyleLst>
       <a:bgFillStyleLst>
         <a:solidFill>
           <a:schemeClr val="phClr"/>
         </a:solidFill>
-        <a:gradFill rotWithShape="1">
+        <a:gradFill>
           <a:gsLst>
             <a:gs pos="0">
               <a:schemeClr val="phClr">
                 <a:tint val="40000"/>
-                <a:satMod val="350000"/>
               </a:schemeClr>
             </a:gs>
             <a:gs pos="40000">
               <a:schemeClr val="phClr">
                 <a:tint val="45000"/>
                 <a:shade val="99000"/>
-                <a:satMod val="350000"/>
               </a:schemeClr>
             </a:gs>
             <a:gs pos="100000">
               <a:schemeClr val="phClr">
                 <a:shade val="20000"/>
-                <a:satMod val="255000"/>
               </a:schemeClr>
             </a:gs>
           </a:gsLst>
           <a:path path="circle">
             <a:fillToRect l="50000" t="-80000" r="50000" b="180000"/>
           </a:path>
+          <a:tileRect l="0" t="0" r="0" b="0"/>
         </a:gradFill>
-        <a:gradFill rotWithShape="1">
+        <a:gradFill>
           <a:gsLst>
             <a:gs pos="0">
               <a:schemeClr val="phClr">
                 <a:tint val="80000"/>
-                <a:satMod val="300000"/>
               </a:schemeClr>
             </a:gs>
             <a:gs pos="100000">
               <a:schemeClr val="phClr">
                 <a:shade val="30000"/>
-                <a:satMod val="200000"/>
               </a:schemeClr>
             </a:gs>
           </a:gsLst>
           <a:path path="circle">
             <a:fillToRect l="50000" t="50000" r="50000" b="50000"/>
           </a:path>
+          <a:tileRect l="0" t="0" r="0" b="0"/>
         </a:gradFill>
       </a:bgFillStyleLst>
     </a:fmtScheme>
   </a:themeElements>
-  <a:objectDefaults>
-    <a:spDef>
-      <a:spPr/>
-      <a:bodyPr/>
-      <a:lstStyle/>
-      <a:style>
-        <a:lnRef idx="1">
-          <a:schemeClr val="accent1"/>
-        </a:lnRef>
-        <a:fillRef idx="3">
-          <a:schemeClr val="accent1"/>
-        </a:fillRef>
-        <a:effectRef idx="2">
-          <a:schemeClr val="accent1"/>
-        </a:effectRef>
-        <a:fontRef idx="minor">
-          <a:schemeClr val="lt1"/>
-        </a:fontRef>
-      </a:style>
-    </a:spDef>
-    <a:lnDef>
-      <a:spPr/>
-      <a:bodyPr/>
-      <a:lstStyle/>
-      <a:style>
-        <a:lnRef idx="2">
-          <a:schemeClr val="accent1"/>
-        </a:lnRef>
-        <a:fillRef idx="0">
-          <a:schemeClr val="accent1"/>
-        </a:fillRef>
-        <a:effectRef idx="1">
-          <a:schemeClr val="accent1"/>
-        </a:effectRef>
-        <a:fontRef idx="minor">
-          <a:schemeClr val="tx1"/>
-        </a:fontRef>
-      </a:style>
-    </a:lnDef>
-  </a:objectDefaults>
-  <a:extraClrSchemeLst/>
 </a:theme>
 </file>
 
-<file path=customXML/item1.xml><?xml version="1.0" encoding="utf-8"?>
+<file path=customXml/item1.xml><?xml version="1.0" encoding="utf-8"?>
 <go:gDocsCustomXmlDataStorage xmlns:go="http://customooxmlschemas.google.com/" xmlns:r="http://schemas.openxmlformats.org/officeDocument/2006/relationships" uri="GoogleDocsCustomDataVersion2">
-  <go:docsCustomData xmlns:go="http://customooxmlschemas.google.com/" roundtripDataSignature="AMtx7mi6U4y7ISl7jci6VugHyJ6pZVPf/g==">CgMxLjAyDmgueWxlZDFyNzVic25uMg5oLmRxYnJsdzUwMjJ2cTINaC5zaDZqdWEwZ2pzMzIOaC53emN4NDQ4OGJ6ajYyDmgudGN2OHA1YnVlNXI1Mg5oLnoyam12dTc1cjQ5czIOaC40ZWh0Y2xrejA4dzQyDmgucnVnODcybDBiN3lmMg5oLjJrZG92cXdzZmxldjIOaC41czk5cW9obWY1YWs4AHIhMUVidXRRRFY4ejRUc095X0szREo0TTVqT2UyVHFYYmpN</go:docsCustomData>
+  <go:docsCustomData roundtripDataSignature="AMtx7mi6U4y7ISl7jci6VugHyJ6pZVPf/g==">CgMxLjAyDmgueWxlZDFyNzVic25uMg5oLmRxYnJsdzUwMjJ2cTINaC5zaDZqdWEwZ2pzMzIOaC53emN4NDQ4OGJ6ajYyDmgudGN2OHA1YnVlNXI1Mg5oLnoyam12dTc1cjQ5czIOaC40ZWh0Y2xrejA4dzQyDmgucnVnODcybDBiN3lmMg5oLjJrZG92cXdzZmxldjIOaC41czk5cW9obWY1YWs4AHIhMUVidXRRRFY4ejRUc095X0szREo0TTVqT2UyVHFYYmpN</go:docsCustomData>
 </go:gDocsCustomXmlDataStorage>
 </file>
 
-<file path=customXML/itemProps1.xml><?xml version="1.0" encoding="utf-8"?>
+<file path=customXml/itemProps1.xml><?xml version="1.0" encoding="utf-8"?>
 <ds:datastoreItem xmlns:ds="http://schemas.openxmlformats.org/officeDocument/2006/customXml" ds:itemID="{11111111-1234-1234-1234-123412341234}">
   <ds:schemaRefs>
     <ds:schemaRef ds:uri="http://schemas.openxmlformats.org/officeDocument/2006/relationships"/>
